--- a/documento_ingenieria_integrieval.docx
+++ b/documento_ingenieria_integrieval.docx
@@ -4,35 +4,33 @@
   <w:body>
     <w:p>
       <w:pPr>
-        <w:spacing w:before="800"/>
-      </w:pPr>
-    </w:p>
-    <w:p>
-      <w:pPr>
+        <w:spacing w:before="600" w:after="80"/>
         <w:jc w:val="center"/>
       </w:pPr>
       <w:r>
         <w:rPr>
           <w:rFonts w:ascii="Arial" w:hAnsi="Arial"/>
           <w:b/>
-          <w:color w:val="2563EB"/>
-          <w:sz w:val="56"/>
+          <w:color w:val="1E3A8A"/>
+          <w:sz w:val="52"/>
         </w:rPr>
         <w:t>IntegriEval</w:t>
       </w:r>
     </w:p>
     <w:p>
       <w:pPr>
-        <w:spacing w:after="480"/>
+        <w:spacing w:after="400"/>
         <w:jc w:val="center"/>
       </w:pPr>
       <w:r>
         <w:rPr>
           <w:rFonts w:ascii="Arial" w:hAnsi="Arial"/>
-          <w:color w:val="4338CA"/>
-          <w:sz w:val="26"/>
+          <w:color w:val="2563EB"/>
+          <w:sz w:val="24"/>
         </w:rPr>
-        <w:t>Sistema Semi-Automatizado de Evaluación de Integridad Académica, Detección de IA y Verificación Oral Flash</w:t>
+        <w:t>Blueprint Maestro de Construcción y Arquitectura de Software</w:t>
+        <w:br/>
+        <w:t>Guía Integral de Implementación de 0 a Producción</w:t>
       </w:r>
     </w:p>
     <w:tbl>
@@ -42,42 +40,62 @@
         <w:tblLayout w:type="fixed"/>
         <w:tblLook w:firstColumn="1" w:firstRow="1" w:lastColumn="0" w:lastRow="0" w:noHBand="0" w:noVBand="1" w:val="04A0"/>
         <w:tblBorders>
-          <w:top w:val="single" w:sz="6" w:space="0" w:color="93C5FD"/>
-          <w:bottom w:val="single" w:sz="6" w:space="0" w:color="93C5FD"/>
-          <w:insideH w:val="single" w:sz="6" w:space="0" w:color="93C5FD"/>
+          <w:top w:val="single" w:sz="4" w:space="0" w:color="93C5FD"/>
+          <w:bottom w:val="single" w:sz="4" w:space="0" w:color="93C5FD"/>
+          <w:insideH w:val="single" w:sz="4" w:space="0" w:color="93C5FD"/>
           <w:insideV w:val="none"/>
           <w:left w:val="none"/>
           <w:right w:val="none"/>
         </w:tblBorders>
       </w:tblPr>
       <w:tblGrid>
-        <w:gridCol w:w="9792"/>
+        <w:gridCol w:w="4968"/>
+        <w:gridCol w:w="4968"/>
       </w:tblGrid>
       <w:tr>
         <w:tc>
           <w:tcPr>
-            <w:tcW w:type="dxa" w:w="8640"/>
-            <w:shd w:fill="EFF6FF"/>
+            <w:tcW w:type="dxa" w:w="4896"/>
+            <w:shd w:fill="F8FAFC"/>
             <w:tcMar>
-              <w:top w:w="80" w:type="dxa"/>
-              <w:bottom w:w="80" w:type="dxa"/>
-              <w:left w:w="140" w:type="dxa"/>
-              <w:right w:w="140" w:type="dxa"/>
+              <w:top w:w="60" w:type="dxa"/>
+              <w:bottom w:w="60" w:type="dxa"/>
+              <w:left w:w="100" w:type="dxa"/>
+              <w:right w:w="100" w:type="dxa"/>
             </w:tcMar>
           </w:tcPr>
           <w:p>
-            <w:pPr>
-              <w:spacing w:before="40" w:after="40"/>
-              <w:jc w:val="center"/>
-            </w:pPr>
             <w:r>
               <w:rPr>
-                <w:rFonts w:ascii="Arial" w:hAnsi="Arial"/>
                 <w:b/>
-                <w:color w:val="2563EB"/>
-                <w:sz w:val="20"/>
               </w:rPr>
-              <w:t>Documento de Especificación Formal de Ingeniería de Software</w:t>
+              <w:t xml:space="preserve">Trabajo de Título: </w:t>
+            </w:r>
+            <w:r>
+              <w:t>INFO1197 — Ingeniería Civil Informática</w:t>
+            </w:r>
+          </w:p>
+        </w:tc>
+        <w:tc>
+          <w:tcPr>
+            <w:tcW w:type="dxa" w:w="4896"/>
+            <w:shd w:fill="F8FAFC"/>
+            <w:tcMar>
+              <w:top w:w="60" w:type="dxa"/>
+              <w:bottom w:w="60" w:type="dxa"/>
+              <w:left w:w="100" w:type="dxa"/>
+              <w:right w:w="100" w:type="dxa"/>
+            </w:tcMar>
+          </w:tcPr>
+          <w:p>
+            <w:r>
+              <w:rPr>
+                <w:b/>
+              </w:rPr>
+              <w:t xml:space="preserve">Fecha: </w:t>
+            </w:r>
+            <w:r>
+              <w:t>Septiembre 2026</w:t>
             </w:r>
           </w:p>
         </w:tc>
@@ -85,28 +103,47 @@
       <w:tr>
         <w:tc>
           <w:tcPr>
-            <w:tcW w:type="dxa" w:w="8640"/>
+            <w:tcW w:type="dxa" w:w="4896"/>
             <w:shd w:fill="F8FAFC"/>
             <w:tcMar>
-              <w:top w:w="80" w:type="dxa"/>
-              <w:bottom w:w="80" w:type="dxa"/>
-              <w:left w:w="140" w:type="dxa"/>
-              <w:right w:w="140" w:type="dxa"/>
+              <w:top w:w="60" w:type="dxa"/>
+              <w:bottom w:w="60" w:type="dxa"/>
+              <w:left w:w="100" w:type="dxa"/>
+              <w:right w:w="100" w:type="dxa"/>
             </w:tcMar>
           </w:tcPr>
           <w:p>
-            <w:pPr>
-              <w:spacing w:before="40" w:after="40"/>
-              <w:jc w:val="center"/>
-            </w:pPr>
             <w:r>
               <w:rPr>
-                <w:rFonts w:ascii="Arial" w:hAnsi="Arial"/>
-                <w:b w:val="0"/>
-                <w:color w:val="475569"/>
-                <w:sz w:val="19"/>
+                <w:b/>
               </w:rPr>
-              <w:t>Asignatura / Proyecto: Proyecto de Ingeniería de Software / Taller de Título</w:t>
+              <w:t xml:space="preserve">Autores: </w:t>
+            </w:r>
+            <w:r>
+              <w:t>Sebastian Cisternas, Benjamin Sobarzo</w:t>
+            </w:r>
+          </w:p>
+        </w:tc>
+        <w:tc>
+          <w:tcPr>
+            <w:tcW w:type="dxa" w:w="4896"/>
+            <w:shd w:fill="F8FAFC"/>
+            <w:tcMar>
+              <w:top w:w="60" w:type="dxa"/>
+              <w:bottom w:w="60" w:type="dxa"/>
+              <w:left w:w="100" w:type="dxa"/>
+              <w:right w:w="100" w:type="dxa"/>
+            </w:tcMar>
+          </w:tcPr>
+          <w:p>
+            <w:r>
+              <w:rPr>
+                <w:b/>
+              </w:rPr>
+              <w:t xml:space="preserve">Versión: </w:t>
+            </w:r>
+            <w:r>
+              <w:t>1.0.0 (Validado)</w:t>
             </w:r>
           </w:p>
         </w:tc>
@@ -114,28 +151,47 @@
       <w:tr>
         <w:tc>
           <w:tcPr>
-            <w:tcW w:type="dxa" w:w="8640"/>
+            <w:tcW w:type="dxa" w:w="4896"/>
             <w:shd w:fill="F8FAFC"/>
             <w:tcMar>
-              <w:top w:w="80" w:type="dxa"/>
-              <w:bottom w:w="80" w:type="dxa"/>
-              <w:left w:w="140" w:type="dxa"/>
-              <w:right w:w="140" w:type="dxa"/>
+              <w:top w:w="60" w:type="dxa"/>
+              <w:bottom w:w="60" w:type="dxa"/>
+              <w:left w:w="100" w:type="dxa"/>
+              <w:right w:w="100" w:type="dxa"/>
             </w:tcMar>
           </w:tcPr>
           <w:p>
-            <w:pPr>
-              <w:spacing w:before="40" w:after="40"/>
-              <w:jc w:val="center"/>
-            </w:pPr>
             <w:r>
               <w:rPr>
-                <w:rFonts w:ascii="Arial" w:hAnsi="Arial"/>
-                <w:b w:val="0"/>
-                <w:color w:val="475569"/>
-                <w:sz w:val="19"/>
+                <w:b/>
               </w:rPr>
-              <w:t>Fecha: Agosto 2026   |   Versión: 2.1.0</w:t>
+              <w:t xml:space="preserve">Repositorio: </w:t>
+            </w:r>
+            <w:r>
+              <w:t>github.com/blosttt/IntegriEval</w:t>
+            </w:r>
+          </w:p>
+        </w:tc>
+        <w:tc>
+          <w:tcPr>
+            <w:tcW w:type="dxa" w:w="4896"/>
+            <w:shd w:fill="F8FAFC"/>
+            <w:tcMar>
+              <w:top w:w="60" w:type="dxa"/>
+              <w:bottom w:w="60" w:type="dxa"/>
+              <w:left w:w="100" w:type="dxa"/>
+              <w:right w:w="100" w:type="dxa"/>
+            </w:tcMar>
+          </w:tcPr>
+          <w:p>
+            <w:r>
+              <w:rPr>
+                <w:b/>
+              </w:rPr>
+              <w:t xml:space="preserve">Entorno: </w:t>
+            </w:r>
+            <w:r>
+              <w:t>Educación Superior / Cátedras</w:t>
             </w:r>
           </w:p>
         </w:tc>
@@ -143,106 +199,47 @@
       <w:tr>
         <w:tc>
           <w:tcPr>
-            <w:tcW w:type="dxa" w:w="8640"/>
+            <w:tcW w:type="dxa" w:w="4896"/>
             <w:shd w:fill="F8FAFC"/>
             <w:tcMar>
-              <w:top w:w="80" w:type="dxa"/>
-              <w:bottom w:w="80" w:type="dxa"/>
-              <w:left w:w="140" w:type="dxa"/>
-              <w:right w:w="140" w:type="dxa"/>
+              <w:top w:w="60" w:type="dxa"/>
+              <w:bottom w:w="60" w:type="dxa"/>
+              <w:left w:w="100" w:type="dxa"/>
+              <w:right w:w="100" w:type="dxa"/>
             </w:tcMar>
-          </w:tcPr>
-          <w:p>
-            <w:pPr>
-              <w:spacing w:before="40" w:after="40"/>
-              <w:jc w:val="center"/>
-            </w:pPr>
-            <w:r>
-              <w:rPr>
-                <w:rFonts w:ascii="Arial" w:hAnsi="Arial"/>
-                <w:b w:val="0"/>
-                <w:color w:val="475569"/>
-                <w:sz w:val="19"/>
-              </w:rPr>
-              <w:t>Entorno: Educación Superior / Cátedras Universitarias</w:t>
-            </w:r>
-          </w:p>
-        </w:tc>
-      </w:tr>
-    </w:tbl>
-    <w:p>
-      <w:pPr>
-        <w:spacing w:before="2400"/>
-      </w:pPr>
-    </w:p>
-    <w:tbl>
-      <w:tblPr>
-        <w:tblW w:type="auto" w:w="0"/>
-        <w:jc w:val="center"/>
-        <w:tblLayout w:type="fixed"/>
-        <w:tblLook w:firstColumn="1" w:firstRow="1" w:lastColumn="0" w:lastRow="0" w:noHBand="0" w:noVBand="1" w:val="04A0"/>
-      </w:tblPr>
-      <w:tblGrid>
-        <w:gridCol w:w="4896"/>
-        <w:gridCol w:w="4896"/>
-      </w:tblGrid>
-      <w:tr>
-        <w:tc>
-          <w:tcPr>
-            <w:tcW w:type="dxa" w:w="4896"/>
           </w:tcPr>
           <w:p>
             <w:r>
               <w:rPr>
                 <w:b/>
-                <w:sz w:val="21"/>
               </w:rPr>
-              <w:t>Equipo de Desarrollo:</w:t>
-              <w:br/>
+              <w:t xml:space="preserve">Alcance: </w:t>
             </w:r>
             <w:r>
-              <w:rPr>
-                <w:sz w:val="20"/>
-              </w:rPr>
-              <w:t>Sebastian Cisternas</w:t>
-              <w:br/>
-              <w:t>Benjamin Sobarzo</w:t>
-              <w:br/>
-            </w:r>
-            <w:r>
-              <w:rPr>
-                <w:color w:val="475569"/>
-                <w:sz w:val="18"/>
-              </w:rPr>
-              <w:t>Facultad de Ingeniería</w:t>
+              <w:t>Cursos Masivos, Open-Source, Costo Cero</w:t>
             </w:r>
           </w:p>
         </w:tc>
         <w:tc>
           <w:tcPr>
             <w:tcW w:type="dxa" w:w="4896"/>
+            <w:shd w:fill="F8FAFC"/>
+            <w:tcMar>
+              <w:top w:w="60" w:type="dxa"/>
+              <w:bottom w:w="60" w:type="dxa"/>
+              <w:left w:w="100" w:type="dxa"/>
+              <w:right w:w="100" w:type="dxa"/>
+            </w:tcMar>
           </w:tcPr>
           <w:p>
-            <w:pPr>
-              <w:jc w:val="right"/>
-            </w:pPr>
             <w:r>
               <w:rPr>
                 <w:b/>
-                <w:sz w:val="21"/>
               </w:rPr>
-              <w:t>Repositorio Oficial:</w:t>
-              <w:br/>
+              <w:t xml:space="preserve">Stack: </w:t>
             </w:r>
             <w:r>
-              <w:rPr>
-                <w:color w:val="475569"/>
-                <w:sz w:val="20"/>
-              </w:rPr>
-              <w:t>github.com/blosttt/IntegriEval</w:t>
-              <w:br/>
-              <w:br/>
-              <w:t>Agosto, 2026</w:t>
+              <w:t>Next.js 15 + FastAPI + Claude/Mock</w:t>
             </w:r>
           </w:p>
         </w:tc>
@@ -262,79 +259,53 @@
         <w:rPr>
           <w:rFonts w:ascii="Arial" w:hAnsi="Arial"/>
           <w:b/>
-          <w:color w:val="2563EB"/>
-          <w:sz w:val="30"/>
+          <w:color w:val="1E3A8A"/>
+          <w:sz w:val="28"/>
         </w:rPr>
-        <w:t>1. Definición Clara del Problema (10%)</w:t>
+        <w:t>1. Definición Clara del Problema y Visión de Negocio (10%)</w:t>
       </w:r>
     </w:p>
     <w:p>
       <w:pPr>
         <w:keepNext/>
-        <w:spacing w:before="240" w:after="80"/>
+        <w:spacing w:before="220" w:after="80"/>
       </w:pPr>
       <w:r>
         <w:rPr>
           <w:rFonts w:ascii="Arial" w:hAnsi="Arial"/>
           <w:b/>
-          <w:color w:val="4338CA"/>
-          <w:sz w:val="24"/>
+          <w:color w:val="2563EB"/>
+          <w:sz w:val="23"/>
         </w:rPr>
         <w:t>1.1 Contexto y Antecedentes</w:t>
       </w:r>
     </w:p>
     <w:p>
       <w:pPr>
-        <w:spacing w:before="0" w:after="100" w:line="276" w:lineRule="auto"/>
+        <w:spacing w:before="0" w:after="80" w:line="276" w:lineRule="auto"/>
       </w:pPr>
       <w:r>
         <w:rPr>
           <w:rFonts w:ascii="Arial" w:hAnsi="Arial"/>
           <w:color w:val="0F172A"/>
-          <w:sz w:val="20"/>
+          <w:sz w:val="19"/>
         </w:rPr>
-        <w:t>La proliferación y democratización de los Modelos de Lenguaje Grande (LLMs) como GPT-4, Claude y Gemini, entre otros, ha alterado irreversiblemente los mecanismos de evaluación en la educación superior. En la dinámica actual, los estudiantes cargan sus informes de laboratorio, ensayos y proyectos semestrales a través del LMS institucional (Canvas, Moodle, Blackboard).</w:t>
-      </w:r>
-    </w:p>
-    <w:p>
-      <w:pPr>
-        <w:spacing w:before="0" w:after="100" w:line="276" w:lineRule="auto"/>
-      </w:pPr>
-      <w:r>
-        <w:rPr>
-          <w:rFonts w:ascii="Arial" w:hAnsi="Arial"/>
-          <w:color w:val="0F172A"/>
-          <w:sz w:val="20"/>
-        </w:rPr>
-        <w:t>Los equipos docentes deben enfrentarse a la revisión de cientos de páginas escritas en formato digital (PDF/Word), careciendo de instrumentos confiables y pedagógicamente justos para validar si el contenido refleja las competencias reales del estudiante o si fue generado íntegramente por un sistema de IA sin apropiación de conocimiento.</w:t>
+        <w:t>La democratización de los Modelos de Lenguaje Grande (LLMs) como GPT-4, Claude y Gemini ha alterado irreversiblemente la evaluación en la educación superior. En la dinámica actual, los estudiantes entregan sus trabajos en el LMS institucional (Canvas, Moodle, Blackboard). Los docentes deben revisar cientos de páginas en PDF careciendo de mecanismos confiables para verificar si el contenido refleja competencias reales del alumno o fue generado por IA.</w:t>
       </w:r>
     </w:p>
     <w:p>
       <w:pPr>
         <w:keepNext/>
-        <w:spacing w:before="240" w:after="80"/>
+        <w:spacing w:before="220" w:after="80"/>
       </w:pPr>
       <w:r>
         <w:rPr>
           <w:rFonts w:ascii="Arial" w:hAnsi="Arial"/>
           <w:b/>
-          <w:color w:val="4338CA"/>
-          <w:sz w:val="24"/>
+          <w:color w:val="2563EB"/>
+          <w:sz w:val="23"/>
         </w:rPr>
-        <w:t>1.2 Articulación del Problema</w:t>
-      </w:r>
-    </w:p>
-    <w:p>
-      <w:pPr>
-        <w:spacing w:before="0" w:after="100" w:line="276" w:lineRule="auto"/>
-      </w:pPr>
-      <w:r>
-        <w:rPr>
-          <w:rFonts w:ascii="Arial" w:hAnsi="Arial"/>
-          <w:color w:val="0F172A"/>
-          <w:sz w:val="20"/>
-        </w:rPr>
-        <w:t>El problema central se descompone en tres dimensiones críticas:</w:t>
+        <w:t>1.2 Articulación del Problema (3 Dimensiones Críticas)</w:t>
       </w:r>
     </w:p>
     <w:p>
@@ -357,7 +328,7 @@
           <w:color w:val="0F172A"/>
           <w:sz w:val="19"/>
         </w:rPr>
-        <w:t>Las soluciones comerciales (ej. Turnitin AI, GPTZero) clasifican textos mediante métricas opacas de perplejidad y ráfaga léxica. Investigaciones recientes han comprobado que poseen una alta tasa de falsos positivos (castigando a estudiantes no nativos o redacciones formales rigurosas) y falsos negativos (eludibles con reescritura básica). Una sanción disciplinaria sustentada únicamente en un porcentaje estadístico carece de validez jurídica y ética.</w:t>
+        <w:t>Herramientas como Turnitin AI presentan altas tasas de falsos positivos y negativos al basarse únicamente en perplejidad estadística, careciendo de validez jurídica y ética para aplicar sanciones.</w:t>
       </w:r>
     </w:p>
     <w:p>
@@ -380,7 +351,7 @@
           <w:color w:val="0F172A"/>
           <w:sz w:val="19"/>
         </w:rPr>
-        <w:t>La defensa oral presencial es el método más certero para acreditar autoría; no obstante, interrogar oralmente al 100% de los estudiantes en cursos masivos (60 a 200 alumnos) resulta humanamente imposible para el cuerpo docente.</w:t>
+        <w:t>Examinar oralmente al 100% de los estudiantes en cursos masivos (60 a 200 alumnos) es físicamente imposible por restricciones de tiempo de atención docente.</w:t>
       </w:r>
     </w:p>
     <w:p>
@@ -403,431 +374,7 @@
           <w:color w:val="0F172A"/>
           <w:sz w:val="19"/>
         </w:rPr>
-        <w:t>Los docentes dedican hasta 25 horas semanales a la corrección mecánica de informes contrastándolos con la pauta y la bibliografía del curso.</w:t>
-      </w:r>
-    </w:p>
-    <w:p>
-      <w:pPr>
-        <w:keepNext/>
-        <w:spacing w:before="240" w:after="80"/>
-      </w:pPr>
-      <w:r>
-        <w:rPr>
-          <w:rFonts w:ascii="Arial" w:hAnsi="Arial"/>
-          <w:b/>
-          <w:color w:val="4338CA"/>
-          <w:sz w:val="24"/>
-        </w:rPr>
-        <w:t>1.3 Percepción de las Partes Interesadas (Stakeholders)</w:t>
-      </w:r>
-    </w:p>
-    <w:tbl>
-      <w:tblPr>
-        <w:tblW w:type="auto" w:w="0"/>
-        <w:jc w:val="center"/>
-        <w:tblLayout w:type="fixed"/>
-        <w:tblLook w:firstColumn="1" w:firstRow="1" w:lastColumn="0" w:lastRow="0" w:noHBand="0" w:noVBand="1" w:val="04A0"/>
-        <w:tblBorders>
-          <w:top w:val="single" w:sz="4" w:space="0" w:color="CBD5E1"/>
-          <w:bottom w:val="single" w:sz="4" w:space="0" w:color="CBD5E1"/>
-          <w:insideH w:val="single" w:sz="4" w:space="0" w:color="CBD5E1"/>
-          <w:insideV w:val="none"/>
-          <w:left w:val="none"/>
-          <w:right w:val="none"/>
-        </w:tblBorders>
-      </w:tblPr>
-      <w:tblGrid>
-        <w:gridCol w:w="3264"/>
-        <w:gridCol w:w="3264"/>
-        <w:gridCol w:w="3264"/>
-      </w:tblGrid>
-      <w:tr>
-        <w:tc>
-          <w:tcPr>
-            <w:tcW w:type="dxa" w:w="2160"/>
-            <w:shd w:fill="1E3A8A"/>
-            <w:tcMar>
-              <w:top w:w="100" w:type="dxa"/>
-              <w:bottom w:w="100" w:type="dxa"/>
-              <w:left w:w="120" w:type="dxa"/>
-              <w:right w:w="120" w:type="dxa"/>
-            </w:tcMar>
-          </w:tcPr>
-          <w:p>
-            <w:r>
-              <w:rPr>
-                <w:rFonts w:ascii="Arial" w:hAnsi="Arial"/>
-                <w:b/>
-                <w:color w:val="FFFFFF"/>
-                <w:sz w:val="18"/>
-              </w:rPr>
-              <w:t>Stakeholder</w:t>
-            </w:r>
-          </w:p>
-        </w:tc>
-        <w:tc>
-          <w:tcPr>
-            <w:tcW w:type="dxa" w:w="3744"/>
-            <w:shd w:fill="1E3A8A"/>
-            <w:tcMar>
-              <w:top w:w="100" w:type="dxa"/>
-              <w:bottom w:w="100" w:type="dxa"/>
-              <w:left w:w="120" w:type="dxa"/>
-              <w:right w:w="120" w:type="dxa"/>
-            </w:tcMar>
-          </w:tcPr>
-          <w:p>
-            <w:r>
-              <w:rPr>
-                <w:rFonts w:ascii="Arial" w:hAnsi="Arial"/>
-                <w:b/>
-                <w:color w:val="FFFFFF"/>
-                <w:sz w:val="18"/>
-              </w:rPr>
-              <w:t>Percepción y Dolores Identificados</w:t>
-            </w:r>
-          </w:p>
-        </w:tc>
-        <w:tc>
-          <w:tcPr>
-            <w:tcW w:type="dxa" w:w="3888"/>
-            <w:shd w:fill="1E3A8A"/>
-            <w:tcMar>
-              <w:top w:w="100" w:type="dxa"/>
-              <w:bottom w:w="100" w:type="dxa"/>
-              <w:left w:w="120" w:type="dxa"/>
-              <w:right w:w="120" w:type="dxa"/>
-            </w:tcMar>
-          </w:tcPr>
-          <w:p>
-            <w:r>
-              <w:rPr>
-                <w:rFonts w:ascii="Arial" w:hAnsi="Arial"/>
-                <w:b/>
-                <w:color w:val="FFFFFF"/>
-                <w:sz w:val="18"/>
-              </w:rPr>
-              <w:t>Expectativa y Validación de Relevancia</w:t>
-            </w:r>
-          </w:p>
-        </w:tc>
-      </w:tr>
-      <w:tr>
-        <w:tc>
-          <w:tcPr>
-            <w:tcW w:type="dxa" w:w="2160"/>
-            <w:shd w:fill="FFFFFF"/>
-            <w:tcMar>
-              <w:top w:w="80" w:type="dxa"/>
-              <w:bottom w:w="80" w:type="dxa"/>
-              <w:left w:w="100" w:type="dxa"/>
-              <w:right w:w="100" w:type="dxa"/>
-            </w:tcMar>
-          </w:tcPr>
-          <w:p>
-            <w:pPr>
-              <w:spacing w:line="264" w:lineRule="auto"/>
-            </w:pPr>
-            <w:r>
-              <w:rPr>
-                <w:rFonts w:ascii="Arial" w:hAnsi="Arial"/>
-                <w:b/>
-                <w:color w:val="0F172A"/>
-                <w:sz w:val="17"/>
-              </w:rPr>
-              <w:t>Docentes</w:t>
-            </w:r>
-          </w:p>
-        </w:tc>
-        <w:tc>
-          <w:tcPr>
-            <w:tcW w:type="dxa" w:w="3744"/>
-            <w:shd w:fill="FFFFFF"/>
-            <w:tcMar>
-              <w:top w:w="80" w:type="dxa"/>
-              <w:bottom w:w="80" w:type="dxa"/>
-              <w:left w:w="100" w:type="dxa"/>
-              <w:right w:w="100" w:type="dxa"/>
-            </w:tcMar>
-          </w:tcPr>
-          <w:p>
-            <w:pPr>
-              <w:spacing w:line="264" w:lineRule="auto"/>
-            </w:pPr>
-            <w:r>
-              <w:rPr>
-                <w:rFonts w:ascii="Arial" w:hAnsi="Arial"/>
-                <w:color w:val="0F172A"/>
-                <w:sz w:val="17"/>
-              </w:rPr>
-              <w:t>"No sé si el alumno aprendió o si un LLM hizo el trabajo. No puedo interrogar a 100 alumnos ni acusar a nadie sin pruebas tangibles."</w:t>
-            </w:r>
-          </w:p>
-        </w:tc>
-        <w:tc>
-          <w:tcPr>
-            <w:tcW w:type="dxa" w:w="3888"/>
-            <w:shd w:fill="FFFFFF"/>
-            <w:tcMar>
-              <w:top w:w="80" w:type="dxa"/>
-              <w:bottom w:w="80" w:type="dxa"/>
-              <w:left w:w="100" w:type="dxa"/>
-              <w:right w:w="100" w:type="dxa"/>
-            </w:tcMar>
-          </w:tcPr>
-          <w:p>
-            <w:pPr>
-              <w:spacing w:line="264" w:lineRule="auto"/>
-            </w:pPr>
-            <w:r>
-              <w:rPr>
-                <w:rFonts w:ascii="Arial" w:hAnsi="Arial"/>
-                <w:color w:val="0F172A"/>
-                <w:sz w:val="17"/>
-              </w:rPr>
-              <w:t>Requieren una herramienta que entregue notas preliminares justificadas, pools de preguntas y gestione citas solo para casos sospechosos o aleatorios.</w:t>
-            </w:r>
-          </w:p>
-        </w:tc>
-      </w:tr>
-      <w:tr>
-        <w:tc>
-          <w:tcPr>
-            <w:tcW w:type="dxa" w:w="2160"/>
-            <w:shd w:fill="F8FAFC"/>
-            <w:tcMar>
-              <w:top w:w="80" w:type="dxa"/>
-              <w:bottom w:w="80" w:type="dxa"/>
-              <w:left w:w="100" w:type="dxa"/>
-              <w:right w:w="100" w:type="dxa"/>
-            </w:tcMar>
-          </w:tcPr>
-          <w:p>
-            <w:pPr>
-              <w:spacing w:line="264" w:lineRule="auto"/>
-            </w:pPr>
-            <w:r>
-              <w:rPr>
-                <w:rFonts w:ascii="Arial" w:hAnsi="Arial"/>
-                <w:b/>
-                <w:color w:val="0F172A"/>
-                <w:sz w:val="17"/>
-              </w:rPr>
-              <w:t>Ayudantes</w:t>
-            </w:r>
-          </w:p>
-        </w:tc>
-        <w:tc>
-          <w:tcPr>
-            <w:tcW w:type="dxa" w:w="3744"/>
-            <w:shd w:fill="F8FAFC"/>
-            <w:tcMar>
-              <w:top w:w="80" w:type="dxa"/>
-              <w:bottom w:w="80" w:type="dxa"/>
-              <w:left w:w="100" w:type="dxa"/>
-              <w:right w:w="100" w:type="dxa"/>
-            </w:tcMar>
-          </w:tcPr>
-          <w:p>
-            <w:pPr>
-              <w:spacing w:line="264" w:lineRule="auto"/>
-            </w:pPr>
-            <w:r>
-              <w:rPr>
-                <w:rFonts w:ascii="Arial" w:hAnsi="Arial"/>
-                <w:color w:val="0F172A"/>
-                <w:sz w:val="17"/>
-              </w:rPr>
-              <w:t>"Revisar 80 PDFs idénticos es agotador y dilata la entrega de retroalimentación semanas enteras."</w:t>
-            </w:r>
-          </w:p>
-        </w:tc>
-        <w:tc>
-          <w:tcPr>
-            <w:tcW w:type="dxa" w:w="3888"/>
-            <w:shd w:fill="F8FAFC"/>
-            <w:tcMar>
-              <w:top w:w="80" w:type="dxa"/>
-              <w:bottom w:w="80" w:type="dxa"/>
-              <w:left w:w="100" w:type="dxa"/>
-              <w:right w:w="100" w:type="dxa"/>
-            </w:tcMar>
-          </w:tcPr>
-          <w:p>
-            <w:pPr>
-              <w:spacing w:line="264" w:lineRule="auto"/>
-            </w:pPr>
-            <w:r>
-              <w:rPr>
-                <w:rFonts w:ascii="Arial" w:hAnsi="Arial"/>
-                <w:color w:val="0F172A"/>
-                <w:sz w:val="17"/>
-              </w:rPr>
-              <w:t>Desean subida masiva en lote y extracción de resúmenes estructurados en Markdown.</w:t>
-            </w:r>
-          </w:p>
-        </w:tc>
-      </w:tr>
-      <w:tr>
-        <w:tc>
-          <w:tcPr>
-            <w:tcW w:type="dxa" w:w="2160"/>
-            <w:shd w:fill="FFFFFF"/>
-            <w:tcMar>
-              <w:top w:w="80" w:type="dxa"/>
-              <w:bottom w:w="80" w:type="dxa"/>
-              <w:left w:w="100" w:type="dxa"/>
-              <w:right w:w="100" w:type="dxa"/>
-            </w:tcMar>
-          </w:tcPr>
-          <w:p>
-            <w:pPr>
-              <w:spacing w:line="264" w:lineRule="auto"/>
-            </w:pPr>
-            <w:r>
-              <w:rPr>
-                <w:rFonts w:ascii="Arial" w:hAnsi="Arial"/>
-                <w:b/>
-                <w:color w:val="0F172A"/>
-                <w:sz w:val="17"/>
-              </w:rPr>
-              <w:t>Estudiantes</w:t>
-            </w:r>
-          </w:p>
-        </w:tc>
-        <w:tc>
-          <w:tcPr>
-            <w:tcW w:type="dxa" w:w="3744"/>
-            <w:shd w:fill="FFFFFF"/>
-            <w:tcMar>
-              <w:top w:w="80" w:type="dxa"/>
-              <w:bottom w:w="80" w:type="dxa"/>
-              <w:left w:w="100" w:type="dxa"/>
-              <w:right w:w="100" w:type="dxa"/>
-            </w:tcMar>
-          </w:tcPr>
-          <w:p>
-            <w:pPr>
-              <w:spacing w:line="264" w:lineRule="auto"/>
-            </w:pPr>
-            <w:r>
-              <w:rPr>
-                <w:rFonts w:ascii="Arial" w:hAnsi="Arial"/>
-                <w:color w:val="0F172A"/>
-                <w:sz w:val="17"/>
-              </w:rPr>
-              <w:t>"Es frustrante que un detector te acuse injustamente. Si hay dudas, prefiero que me hagan preguntas sobre mi propio trabajo."</w:t>
-            </w:r>
-          </w:p>
-        </w:tc>
-        <w:tc>
-          <w:tcPr>
-            <w:tcW w:type="dxa" w:w="3888"/>
-            <w:shd w:fill="FFFFFF"/>
-            <w:tcMar>
-              <w:top w:w="80" w:type="dxa"/>
-              <w:bottom w:w="80" w:type="dxa"/>
-              <w:left w:w="100" w:type="dxa"/>
-              <w:right w:w="100" w:type="dxa"/>
-            </w:tcMar>
-          </w:tcPr>
-          <w:p>
-            <w:pPr>
-              <w:spacing w:line="264" w:lineRule="auto"/>
-            </w:pPr>
-            <w:r>
-              <w:rPr>
-                <w:rFonts w:ascii="Arial" w:hAnsi="Arial"/>
-                <w:color w:val="0F172A"/>
-                <w:sz w:val="17"/>
-              </w:rPr>
-              <w:t>Exigen un proceso transparente, sin fricción de cuentas adicionales y derecho a defensa oral.</w:t>
-            </w:r>
-          </w:p>
-        </w:tc>
-      </w:tr>
-      <w:tr>
-        <w:tc>
-          <w:tcPr>
-            <w:tcW w:type="dxa" w:w="2160"/>
-            <w:shd w:fill="F8FAFC"/>
-            <w:tcMar>
-              <w:top w:w="80" w:type="dxa"/>
-              <w:bottom w:w="80" w:type="dxa"/>
-              <w:left w:w="100" w:type="dxa"/>
-              <w:right w:w="100" w:type="dxa"/>
-            </w:tcMar>
-          </w:tcPr>
-          <w:p>
-            <w:pPr>
-              <w:spacing w:line="264" w:lineRule="auto"/>
-            </w:pPr>
-            <w:r>
-              <w:rPr>
-                <w:rFonts w:ascii="Arial" w:hAnsi="Arial"/>
-                <w:b/>
-                <w:color w:val="0F172A"/>
-                <w:sz w:val="17"/>
-              </w:rPr>
-              <w:t>Dirección de Carrera</w:t>
-            </w:r>
-          </w:p>
-        </w:tc>
-        <w:tc>
-          <w:tcPr>
-            <w:tcW w:type="dxa" w:w="3744"/>
-            <w:shd w:fill="F8FAFC"/>
-            <w:tcMar>
-              <w:top w:w="80" w:type="dxa"/>
-              <w:bottom w:w="80" w:type="dxa"/>
-              <w:left w:w="100" w:type="dxa"/>
-              <w:right w:w="100" w:type="dxa"/>
-            </w:tcMar>
-          </w:tcPr>
-          <w:p>
-            <w:pPr>
-              <w:spacing w:line="264" w:lineRule="auto"/>
-            </w:pPr>
-            <w:r>
-              <w:rPr>
-                <w:rFonts w:ascii="Arial" w:hAnsi="Arial"/>
-                <w:color w:val="0F172A"/>
-                <w:sz w:val="17"/>
-              </w:rPr>
-              <w:t>"Debemos resguardar el prestigio institucional y evitar sanciones arbitrarias que deriven en litigios."</w:t>
-            </w:r>
-          </w:p>
-        </w:tc>
-        <w:tc>
-          <w:tcPr>
-            <w:tcW w:type="dxa" w:w="3888"/>
-            <w:shd w:fill="F8FAFC"/>
-            <w:tcMar>
-              <w:top w:w="80" w:type="dxa"/>
-              <w:bottom w:w="80" w:type="dxa"/>
-              <w:left w:w="100" w:type="dxa"/>
-              <w:right w:w="100" w:type="dxa"/>
-            </w:tcMar>
-          </w:tcPr>
-          <w:p>
-            <w:pPr>
-              <w:spacing w:line="264" w:lineRule="auto"/>
-            </w:pPr>
-            <w:r>
-              <w:rPr>
-                <w:rFonts w:ascii="Arial" w:hAnsi="Arial"/>
-                <w:color w:val="0F172A"/>
-                <w:sz w:val="17"/>
-              </w:rPr>
-              <w:t>Validan la necesidad de trazabilidad auditable y defensas orales fundamentadas en evidencia.</w:t>
-            </w:r>
-          </w:p>
-        </w:tc>
-      </w:tr>
-    </w:tbl>
-    <w:p>
-      <w:r>
-        <w:br w:type="page"/>
+        <w:t>Los docentes dedican hasta 25 horas semanales a la corrección mecánica de informes contrastándolos con la pauta y el material del curso.</w:t>
       </w:r>
     </w:p>
     <w:p>
@@ -839,23 +386,23 @@
         <w:rPr>
           <w:rFonts w:ascii="Arial" w:hAnsi="Arial"/>
           <w:b/>
-          <w:color w:val="2563EB"/>
-          <w:sz w:val="30"/>
+          <w:color w:val="1E3A8A"/>
+          <w:sz w:val="28"/>
         </w:rPr>
-        <w:t>2. Objetivos Específicos y Matriz de Trazabilidad (25%)</w:t>
+        <w:t>2. Objetivos del Proyecto y Matriz de Trazabilidad (25%)</w:t>
       </w:r>
     </w:p>
     <w:p>
       <w:pPr>
         <w:keepNext/>
-        <w:spacing w:before="240" w:after="80"/>
+        <w:spacing w:before="220" w:after="80"/>
       </w:pPr>
       <w:r>
         <w:rPr>
           <w:rFonts w:ascii="Arial" w:hAnsi="Arial"/>
           <w:b/>
-          <w:color w:val="4338CA"/>
-          <w:sz w:val="24"/>
+          <w:color w:val="2563EB"/>
+          <w:sz w:val="23"/>
         </w:rPr>
         <w:t>2.1 Objetivo General</w:t>
       </w:r>
@@ -868,7 +415,7 @@
         <w:tblLook w:firstColumn="1" w:firstRow="1" w:lastColumn="0" w:lastRow="0" w:noHBand="0" w:noVBand="1" w:val="04A0"/>
       </w:tblPr>
       <w:tblGrid>
-        <w:gridCol w:w="9792"/>
+        <w:gridCol w:w="9936"/>
       </w:tblGrid>
       <w:tr>
         <w:tc>
@@ -912,7 +459,7 @@
                 <w:color w:val="1E293B"/>
                 <w:sz w:val="19"/>
               </w:rPr>
-              <w:t>Desarrollar un MVP de plataforma web que asista al docente en la detección de uso de IA en informes académicos y en la verificación del aprendizaje real del estudiante, mediante un flujo que integra análisis automatizado del PDF, generación de preguntas flash personalizadas y soporte para validación oral focalizada, sin reemplazar el criterio docente como autoridad final en la evaluación.</w:t>
+              <w:t>Desarrollar un MVP de plataforma web que asista al docente en la verificación del aprendizaje real del estudiante, a través de un flujo que integra análisis automatizado del PDF, generación de preguntas flash personalizadas y soporte para validación oral focalizada, sin reemplazar el criterio docente como autoridad final. (Alcance: Educación superior, cursos masivos, MVP open-source y sin costos recurrentes).</w:t>
             </w:r>
           </w:p>
         </w:tc>
@@ -926,16 +473,16 @@
     <w:p>
       <w:pPr>
         <w:keepNext/>
-        <w:spacing w:before="240" w:after="80"/>
+        <w:spacing w:before="220" w:after="80"/>
       </w:pPr>
       <w:r>
         <w:rPr>
           <w:rFonts w:ascii="Arial" w:hAnsi="Arial"/>
           <w:b/>
-          <w:color w:val="4338CA"/>
-          <w:sz w:val="24"/>
+          <w:color w:val="2563EB"/>
+          <w:sz w:val="23"/>
         </w:rPr>
-        <w:t>2.2 Objetivos Específicos (Criterios SMART)</w:t>
+        <w:t>2.2 Objetivos Específicos SMART (4 Sprints)</w:t>
       </w:r>
     </w:p>
     <w:tbl>
@@ -946,7 +493,7 @@
         <w:tblLook w:firstColumn="1" w:firstRow="1" w:lastColumn="0" w:lastRow="0" w:noHBand="0" w:noVBand="1" w:val="04A0"/>
       </w:tblPr>
       <w:tblGrid>
-        <w:gridCol w:w="9792"/>
+        <w:gridCol w:w="9936"/>
       </w:tblGrid>
       <w:tr>
         <w:tc>
@@ -960,10 +507,10 @@
               <w:right w:w="180" w:type="dxa"/>
             </w:tcMar>
             <w:tcBorders>
-              <w:top w:val="single" w:sz="4" w:space="0" w:color="6366F1"/>
-              <w:bottom w:val="single" w:sz="4" w:space="0" w:color="6366F1"/>
-              <w:left w:val="single" w:sz="24" w:space="0" w:color="6366F1"/>
-              <w:right w:val="single" w:sz="4" w:space="0" w:color="6366F1"/>
+              <w:top w:val="single" w:sz="4" w:space="0" w:color="2563EB"/>
+              <w:bottom w:val="single" w:sz="4" w:space="0" w:color="2563EB"/>
+              <w:left w:val="single" w:sz="24" w:space="0" w:color="2563EB"/>
+              <w:right w:val="single" w:sz="4" w:space="0" w:color="2563EB"/>
             </w:tcBorders>
           </w:tcPr>
           <w:p>
@@ -974,10 +521,10 @@
               <w:rPr>
                 <w:rFonts w:ascii="Arial" w:hAnsi="Arial"/>
                 <w:b/>
-                <w:color w:val="4338CA"/>
+                <w:color w:val="1E3A8A"/>
                 <w:sz w:val="22"/>
               </w:rPr>
-              <w:t>OE1: Módulo de Ingesta Masiva y Gestión de Nómina sin Cuentas</w:t>
+              <w:t>OE1 (Sprint 1): Análisis de Requerimientos</w:t>
             </w:r>
           </w:p>
           <w:p>
@@ -999,7 +546,7 @@
                 <w:color w:val="1E293B"/>
                 <w:sz w:val="19"/>
               </w:rPr>
-              <w:t>Implementar un módulo de ingesta masiva de trabajos académicos en formato PDF y gestión de nóminas estudiantiles mediante archivo CSV, eliminando la necesidad de que los estudiantes creen cuentas o contraseñas en la plataforma.</w:t>
+              <w:t>Analizar los requerimientos funcionales y no funcionales del proceso de verificación de aprendizaje.</w:t>
             </w:r>
           </w:p>
           <w:p>
@@ -1013,7 +560,7 @@
                 <w:color w:val="0F172A"/>
                 <w:sz w:val="19"/>
               </w:rPr>
-              <w:t xml:space="preserve">Específico (S): </w:t>
+              <w:t xml:space="preserve">Specific: </w:t>
             </w:r>
             <w:r>
               <w:rPr>
@@ -1021,7 +568,7 @@
                 <w:color w:val="1E293B"/>
                 <w:sz w:val="19"/>
               </w:rPr>
-              <w:t>El sistema permite cargar una nómina de estudiantes vía CSV (nombre, correo) y subir múltiples PDFs asociados a cada estudiante para su análisis posterior.</w:t>
+              <w:t>Levantamiento de problema, actores y restricciones.</w:t>
             </w:r>
           </w:p>
           <w:p>
@@ -1035,7 +582,7 @@
                 <w:color w:val="0F172A"/>
                 <w:sz w:val="19"/>
               </w:rPr>
-              <w:t xml:space="preserve">Medible (M): </w:t>
+              <w:t xml:space="preserve">Measurable: </w:t>
             </w:r>
             <w:r>
               <w:rPr>
@@ -1043,7 +590,7 @@
                 <w:color w:val="1E293B"/>
                 <w:sz w:val="19"/>
               </w:rPr>
-              <w:t>El sistema procesa correctamente archivos CSV con hasta 200 estudiantes y lotes de hasta 100 PDFs en una sola operación, con tasa de éxito &gt;= 98% en la conversión a texto estructurado.</w:t>
+              <w:t>Documento validado con matriz de trazabilidad completa.</w:t>
             </w:r>
           </w:p>
           <w:p>
@@ -1057,7 +604,7 @@
                 <w:color w:val="0F172A"/>
                 <w:sz w:val="19"/>
               </w:rPr>
-              <w:t xml:space="preserve">Alcanzable (A): </w:t>
+              <w:t xml:space="preserve">Relevant: </w:t>
             </w:r>
             <w:r>
               <w:rPr>
@@ -1065,7 +612,7 @@
                 <w:color w:val="1E293B"/>
                 <w:sz w:val="19"/>
               </w:rPr>
-              <w:t>Implementado con tecnologías open-source: FastAPI para el backend, SQLite para persistencia, y pymupdf4llm para extracción de texto desde PDFs.</w:t>
+              <w:t>Base para el diseño correcto del MVP.</w:t>
             </w:r>
           </w:p>
           <w:p>
@@ -1079,7 +626,7 @@
                 <w:color w:val="0F172A"/>
                 <w:sz w:val="19"/>
               </w:rPr>
-              <w:t xml:space="preserve">Relevante (R): </w:t>
+              <w:t xml:space="preserve">Temporizado: </w:t>
             </w:r>
             <w:r>
               <w:rPr>
@@ -1087,29 +634,7 @@
                 <w:color w:val="1E293B"/>
                 <w:sz w:val="19"/>
               </w:rPr>
-              <w:t>Elimina la fricción de registro para los estudiantes (validado en testimonios como una barrera de adopción) y estructura el texto de los informes para su posterior procesamiento por el motor de análisis.</w:t>
-            </w:r>
-          </w:p>
-          <w:p>
-            <w:pPr>
-              <w:spacing w:before="40" w:after="60" w:line="276" w:lineRule="auto"/>
-            </w:pPr>
-            <w:r>
-              <w:rPr>
-                <w:rFonts w:ascii="Arial" w:hAnsi="Arial"/>
-                <w:b/>
-                <w:color w:val="0F172A"/>
-                <w:sz w:val="19"/>
-              </w:rPr>
-              <w:t xml:space="preserve">Temporizado (T): </w:t>
-            </w:r>
-            <w:r>
-              <w:rPr>
-                <w:rFonts w:ascii="Arial" w:hAnsi="Arial"/>
-                <w:color w:val="1E293B"/>
-                <w:sz w:val="19"/>
-              </w:rPr>
-              <w:t>Completado al final del Sprint 1 (Fase de Ingesta).</w:t>
+              <w:t>Sprint 1.</w:t>
             </w:r>
           </w:p>
         </w:tc>
@@ -1128,7 +653,7 @@
         <w:tblLook w:firstColumn="1" w:firstRow="1" w:lastColumn="0" w:lastRow="0" w:noHBand="0" w:noVBand="1" w:val="04A0"/>
       </w:tblPr>
       <w:tblGrid>
-        <w:gridCol w:w="9792"/>
+        <w:gridCol w:w="9936"/>
       </w:tblGrid>
       <w:tr>
         <w:tc>
@@ -1142,10 +667,10 @@
               <w:right w:w="180" w:type="dxa"/>
             </w:tcMar>
             <w:tcBorders>
-              <w:top w:val="single" w:sz="4" w:space="0" w:color="6366F1"/>
-              <w:bottom w:val="single" w:sz="4" w:space="0" w:color="6366F1"/>
-              <w:left w:val="single" w:sz="24" w:space="0" w:color="6366F1"/>
-              <w:right w:val="single" w:sz="4" w:space="0" w:color="6366F1"/>
+              <w:top w:val="single" w:sz="4" w:space="0" w:color="2563EB"/>
+              <w:bottom w:val="single" w:sz="4" w:space="0" w:color="2563EB"/>
+              <w:left w:val="single" w:sz="24" w:space="0" w:color="2563EB"/>
+              <w:right w:val="single" w:sz="4" w:space="0" w:color="2563EB"/>
             </w:tcBorders>
           </w:tcPr>
           <w:p>
@@ -1156,10 +681,10 @@
               <w:rPr>
                 <w:rFonts w:ascii="Arial" w:hAnsi="Arial"/>
                 <w:b/>
-                <w:color w:val="4338CA"/>
+                <w:color w:val="1E3A8A"/>
                 <w:sz w:val="22"/>
               </w:rPr>
-              <w:t>OE2: Motor de Análisis Contextualizado y Detección de IA</w:t>
+              <w:t>OE2 (Sprint 2): Diseño de Arquitectura y Decisiones Técnicas</w:t>
             </w:r>
           </w:p>
           <w:p>
@@ -1181,7 +706,7 @@
                 <w:color w:val="1E293B"/>
                 <w:sz w:val="19"/>
               </w:rPr>
-              <w:t>Desarrollar un motor de análisis asistido por IA generativa que evalúe los informes estudiantiles contrastándolos con la pauta de corrección y los materiales de la asignatura, generando una calificación preliminar fundamentada y un índice de probabilidad de uso de IA.</w:t>
+              <w:t>Diseñar la arquitectura del sistema y las decisiones técnicas del MVP.</w:t>
             </w:r>
           </w:p>
           <w:p>
@@ -1195,7 +720,7 @@
                 <w:color w:val="0F172A"/>
                 <w:sz w:val="19"/>
               </w:rPr>
-              <w:t xml:space="preserve">Específico (S): </w:t>
+              <w:t xml:space="preserve">Specific: </w:t>
             </w:r>
             <w:r>
               <w:rPr>
@@ -1203,7 +728,7 @@
                 <w:color w:val="1E293B"/>
                 <w:sz w:val="19"/>
               </w:rPr>
-              <w:t>El sistema procesa cada PDF, extrae su contenido en Markdown, y mediante un LLM (Claude 3.5 Sonnet) evalúa: (1) cumplimiento de pauta, (2) coherencia con materiales del curso, (3) probabilidad de generación por IA (0-100%).</w:t>
+              <w:t>Arquitectura sin login, evaluación contextual con LLM, estrategia costo-cero.</w:t>
             </w:r>
           </w:p>
           <w:p>
@@ -1217,7 +742,7 @@
                 <w:color w:val="0F172A"/>
                 <w:sz w:val="19"/>
               </w:rPr>
-              <w:t xml:space="preserve">Medible (M): </w:t>
+              <w:t xml:space="preserve">Measurable: </w:t>
             </w:r>
             <w:r>
               <w:rPr>
@@ -1225,7 +750,7 @@
                 <w:color w:val="1E293B"/>
                 <w:sz w:val="19"/>
               </w:rPr>
-              <w:t>Tiempo de respuesta &lt;= 15 segundos por informe en procesamiento asíncrono, entregando un desglose JSON con: nota preliminar (1-7), feedback cualitativo, y puntaje de detección de IA. Precisión objetivo &gt;= 75% en pruebas controladas con textos conocidos (humanos vs. IA).</w:t>
+              <w:t>100% de decisiones técnicas justificadas en matriz de alternativas.</w:t>
             </w:r>
           </w:p>
           <w:p>
@@ -1239,7 +764,7 @@
                 <w:color w:val="0F172A"/>
                 <w:sz w:val="19"/>
               </w:rPr>
-              <w:t xml:space="preserve">Alcanzable (A): </w:t>
+              <w:t xml:space="preserve">Relevant: </w:t>
             </w:r>
             <w:r>
               <w:rPr>
@@ -1247,7 +772,7 @@
                 <w:color w:val="1E293B"/>
                 <w:sz w:val="19"/>
               </w:rPr>
-              <w:t>Implementado mediante workers asíncronos en FastAPI con integración a la API de Anthropic, y un motor de contingencia (Mock Engine) que opera sin conexión a internet.</w:t>
+              <w:t>Evita retrabajo en implementación.</w:t>
             </w:r>
           </w:p>
           <w:p>
@@ -1261,7 +786,7 @@
                 <w:color w:val="0F172A"/>
                 <w:sz w:val="19"/>
               </w:rPr>
-              <w:t xml:space="preserve">Relevante (R): </w:t>
+              <w:t xml:space="preserve">Temporizado: </w:t>
             </w:r>
             <w:r>
               <w:rPr>
@@ -1269,29 +794,7 @@
                 <w:color w:val="1E293B"/>
                 <w:sz w:val="19"/>
               </w:rPr>
-              <w:t>Aborda directamente la imposibilidad del docente de detectar uso de IA y entrega una evaluación cualitativa justificada, superando a los detectores de 'caja negra'.</w:t>
-            </w:r>
-          </w:p>
-          <w:p>
-            <w:pPr>
-              <w:spacing w:before="40" w:after="60" w:line="276" w:lineRule="auto"/>
-            </w:pPr>
-            <w:r>
-              <w:rPr>
-                <w:rFonts w:ascii="Arial" w:hAnsi="Arial"/>
-                <w:b/>
-                <w:color w:val="0F172A"/>
-                <w:sz w:val="19"/>
-              </w:rPr>
-              <w:t xml:space="preserve">Temporizado (T): </w:t>
-            </w:r>
-            <w:r>
-              <w:rPr>
-                <w:rFonts w:ascii="Arial" w:hAnsi="Arial"/>
-                <w:color w:val="1E293B"/>
-                <w:sz w:val="19"/>
-              </w:rPr>
-              <w:t>Completado al final del Sprint 2 (Fase de Análisis).</w:t>
+              <w:t>Sprint 2.</w:t>
             </w:r>
           </w:p>
         </w:tc>
@@ -1310,7 +813,7 @@
         <w:tblLook w:firstColumn="1" w:firstRow="1" w:lastColumn="0" w:lastRow="0" w:noHBand="0" w:noVBand="1" w:val="04A0"/>
       </w:tblPr>
       <w:tblGrid>
-        <w:gridCol w:w="9792"/>
+        <w:gridCol w:w="9936"/>
       </w:tblGrid>
       <w:tr>
         <w:tc>
@@ -1324,10 +827,10 @@
               <w:right w:w="180" w:type="dxa"/>
             </w:tcMar>
             <w:tcBorders>
-              <w:top w:val="single" w:sz="4" w:space="0" w:color="6366F1"/>
-              <w:bottom w:val="single" w:sz="4" w:space="0" w:color="6366F1"/>
-              <w:left w:val="single" w:sz="24" w:space="0" w:color="6366F1"/>
-              <w:right w:val="single" w:sz="4" w:space="0" w:color="6366F1"/>
+              <w:top w:val="single" w:sz="4" w:space="0" w:color="2563EB"/>
+              <w:bottom w:val="single" w:sz="4" w:space="0" w:color="2563EB"/>
+              <w:left w:val="single" w:sz="24" w:space="0" w:color="2563EB"/>
+              <w:right w:val="single" w:sz="4" w:space="0" w:color="2563EB"/>
             </w:tcBorders>
           </w:tcPr>
           <w:p>
@@ -1338,10 +841,10 @@
               <w:rPr>
                 <w:rFonts w:ascii="Arial" w:hAnsi="Arial"/>
                 <w:b/>
-                <w:color w:val="4338CA"/>
+                <w:color w:val="1E3A8A"/>
                 <w:sz w:val="22"/>
               </w:rPr>
-              <w:t>OE3: Generación de Preguntas Flash y Despacho con Supervisión Docente</w:t>
+              <w:t>OE3 (Sprint 3): Implementación de Módulos Funcionales</w:t>
             </w:r>
           </w:p>
           <w:p>
@@ -1363,7 +866,7 @@
                 <w:color w:val="1E293B"/>
                 <w:sz w:val="19"/>
               </w:rPr>
-              <w:t>Diseñar un sistema interactivo que permita al docente revisar, editar y aprobar un banco de preguntas personalizadas generadas automáticamente a partir del contenido del informe, y despachar las evaluaciones flash a los estudiantes mediante enlaces seguros de un solo uso vía correo electrónico.</w:t>
+              <w:t>Implementar los módulos funcionales del MVP.</w:t>
             </w:r>
           </w:p>
           <w:p>
@@ -1377,7 +880,7 @@
                 <w:color w:val="0F172A"/>
                 <w:sz w:val="19"/>
               </w:rPr>
-              <w:t xml:space="preserve">Específico (S): </w:t>
+              <w:t xml:space="preserve">Specific: </w:t>
             </w:r>
             <w:r>
               <w:rPr>
@@ -1385,7 +888,7 @@
                 <w:color w:val="1E293B"/>
                 <w:sz w:val="19"/>
               </w:rPr>
-              <w:t>El sistema genera automáticamente 20 preguntas (opción múltiple y breve) basadas en conceptos clave extraídos del informe. El docente puede editar, eliminar, añadir preguntas propias, y seleccionar 10 para el test final. El despacho se realiza por correo electrónico con token UUIDv4 de un solo uso.</w:t>
+              <w:t>Ingesta/nómina, motor IA, pool de preguntas, flash test, panel y cierre.</w:t>
             </w:r>
           </w:p>
           <w:p>
@@ -1399,7 +902,7 @@
                 <w:color w:val="0F172A"/>
                 <w:sz w:val="19"/>
               </w:rPr>
-              <w:t xml:space="preserve">Medible (M): </w:t>
+              <w:t xml:space="preserve">Measurable: </w:t>
             </w:r>
             <w:r>
               <w:rPr>
@@ -1407,7 +910,7 @@
                 <w:color w:val="1E293B"/>
                 <w:sz w:val="19"/>
               </w:rPr>
-              <w:t>100% de las preguntas generadas están asociadas al contenido específico del informe del estudiante. El enlace de acceso tiene vigencia de 48 horas. El despacho de correos maneja hasta 500 estudiantes por curso sin costo adicional.</w:t>
+              <w:t>61 Story Points entregados en 4 Sprints (11 Historias de Usuario).</w:t>
             </w:r>
           </w:p>
           <w:p>
@@ -1421,7 +924,7 @@
                 <w:color w:val="0F172A"/>
                 <w:sz w:val="19"/>
               </w:rPr>
-              <w:t xml:space="preserve">Alcanzable (A): </w:t>
+              <w:t xml:space="preserve">Relevant: </w:t>
             </w:r>
             <w:r>
               <w:rPr>
@@ -1429,7 +932,7 @@
                 <w:color w:val="1E293B"/>
                 <w:sz w:val="19"/>
               </w:rPr>
-              <w:t>Implementado con panel interactivo en Next.js (frontend), FastAPI (backend), y servicio de correo asíncrono con aiosmtplib usando Gmail SMTP gratuito.</w:t>
+              <w:t>Entrega funcional completa.</w:t>
             </w:r>
           </w:p>
           <w:p>
@@ -1443,7 +946,7 @@
                 <w:color w:val="0F172A"/>
                 <w:sz w:val="19"/>
               </w:rPr>
-              <w:t xml:space="preserve">Relevante (R): </w:t>
+              <w:t xml:space="preserve">Temporizado: </w:t>
             </w:r>
             <w:r>
               <w:rPr>
@@ -1451,29 +954,7 @@
                 <w:color w:val="1E293B"/>
                 <w:sz w:val="19"/>
               </w:rPr>
-              <w:t>Aborda el problema central de la verificación de aprendizaje real y asegura el paradigma Human-in-the-Loop al requerir la aprobación docente antes del despacho.</w:t>
-            </w:r>
-          </w:p>
-          <w:p>
-            <w:pPr>
-              <w:spacing w:before="40" w:after="60" w:line="276" w:lineRule="auto"/>
-            </w:pPr>
-            <w:r>
-              <w:rPr>
-                <w:rFonts w:ascii="Arial" w:hAnsi="Arial"/>
-                <w:b/>
-                <w:color w:val="0F172A"/>
-                <w:sz w:val="19"/>
-              </w:rPr>
-              <w:t xml:space="preserve">Temporizado (T): </w:t>
-            </w:r>
-            <w:r>
-              <w:rPr>
-                <w:rFonts w:ascii="Arial" w:hAnsi="Arial"/>
-                <w:color w:val="1E293B"/>
-                <w:sz w:val="19"/>
-              </w:rPr>
-              <w:t>Completado al final del Sprint 3 (Fase de Reactivos y Despacho).</w:t>
+              <w:t>Sprint 3.</w:t>
             </w:r>
           </w:p>
         </w:tc>
@@ -1492,7 +973,7 @@
         <w:tblLook w:firstColumn="1" w:firstRow="1" w:lastColumn="0" w:lastRow="0" w:noHBand="0" w:noVBand="1" w:val="04A0"/>
       </w:tblPr>
       <w:tblGrid>
-        <w:gridCol w:w="9792"/>
+        <w:gridCol w:w="9936"/>
       </w:tblGrid>
       <w:tr>
         <w:tc>
@@ -1506,10 +987,10 @@
               <w:right w:w="180" w:type="dxa"/>
             </w:tcMar>
             <w:tcBorders>
-              <w:top w:val="single" w:sz="4" w:space="0" w:color="6366F1"/>
-              <w:bottom w:val="single" w:sz="4" w:space="0" w:color="6366F1"/>
-              <w:left w:val="single" w:sz="24" w:space="0" w:color="6366F1"/>
-              <w:right w:val="single" w:sz="4" w:space="0" w:color="6366F1"/>
+              <w:top w:val="single" w:sz="4" w:space="0" w:color="2563EB"/>
+              <w:bottom w:val="single" w:sz="4" w:space="0" w:color="2563EB"/>
+              <w:left w:val="single" w:sz="24" w:space="0" w:color="2563EB"/>
+              <w:right w:val="single" w:sz="4" w:space="0" w:color="2563EB"/>
             </w:tcBorders>
           </w:tcPr>
           <w:p>
@@ -1520,10 +1001,10 @@
               <w:rPr>
                 <w:rFonts w:ascii="Arial" w:hAnsi="Arial"/>
                 <w:b/>
-                <w:color w:val="4338CA"/>
+                <w:color w:val="1E3A8A"/>
                 <w:sz w:val="22"/>
               </w:rPr>
-              <w:t>OE4: Evaluación Flash en Tiempo Real y Ruteo Automatizado de Defensas Orales</w:t>
+              <w:t>OE4 (Sprint 4): Validación de Funcionamiento y Control Docente</w:t>
             </w:r>
           </w:p>
           <w:p>
@@ -1545,7 +1026,7 @@
                 <w:color w:val="1E293B"/>
                 <w:sz w:val="19"/>
               </w:rPr>
-              <w:t>Construir una interfaz de examinación en tiempo real para que los estudiantes respondan las preguntas flash, y un algoritmo que designe citas de defensa presencial exclusivamente para estudiantes con rendimientos atípicos o selección aleatoria de control.</w:t>
+              <w:t>Validar el funcionamiento del sistema y el control docente sobre el resultado.</w:t>
             </w:r>
           </w:p>
           <w:p>
@@ -1559,7 +1040,7 @@
                 <w:color w:val="0F172A"/>
                 <w:sz w:val="19"/>
               </w:rPr>
-              <w:t xml:space="preserve">Específico (S): </w:t>
+              <w:t xml:space="preserve">Specific: </w:t>
             </w:r>
             <w:r>
               <w:rPr>
@@ -1567,7 +1048,7 @@
                 <w:color w:val="1E293B"/>
                 <w:sz w:val="19"/>
               </w:rPr>
-              <w:t>El estudiante accede al test mediante enlace tokenizado, responde 10 preguntas con temporizador por reactivo (60 segundos), y recibe un puntaje de coherencia inmediato. El sistema agenda defensas orales para tres grupos: (1) puntaje &lt; 50% (posible falta de comprensión), (2) puntaje &gt;= 95% (control de integridad), (3) 10% aleatorio del curso (muestreo de calidad).</w:t>
+              <w:t>Rendimiento (&lt;=15s, &lt;=100ms), precisión detección IA (&gt;=75%), 100% notas confirmadas por docente.</w:t>
             </w:r>
           </w:p>
           <w:p>
@@ -1581,7 +1062,7 @@
                 <w:color w:val="0F172A"/>
                 <w:sz w:val="19"/>
               </w:rPr>
-              <w:t xml:space="preserve">Medible (M): </w:t>
+              <w:t xml:space="preserve">Measurable: </w:t>
             </w:r>
             <w:r>
               <w:rPr>
@@ -1589,7 +1070,7 @@
                 <w:color w:val="1E293B"/>
                 <w:sz w:val="19"/>
               </w:rPr>
-              <w:t>Latencia de conexión WebSocket &lt;= 100ms. Temporizador estricto por pregunta (60s). El ruteo agenda al 100% de los estudiantes que cumplen las condiciones en el primer bloque horario disponible del profesor.</w:t>
+              <w:t>Métricas RNF cumplidas + AuditLog inmutable verificado.</w:t>
             </w:r>
           </w:p>
           <w:p>
@@ -1603,7 +1084,7 @@
                 <w:color w:val="0F172A"/>
                 <w:sz w:val="19"/>
               </w:rPr>
-              <w:t xml:space="preserve">Alcanzable (A): </w:t>
+              <w:t xml:space="preserve">Relevant: </w:t>
             </w:r>
             <w:r>
               <w:rPr>
@@ -1611,7 +1092,7 @@
                 <w:color w:val="1E293B"/>
                 <w:sz w:val="19"/>
               </w:rPr>
-              <w:t>Implementado con WebSockets sobre Starlette/FastAPI y frontend reactivo con Tailwind CSS. La lógica de ruteo considera la disponibilidad horaria del docente definida en su perfil.</w:t>
+              <w:t>Confianza y cumplimiento ético/legal.</w:t>
             </w:r>
           </w:p>
           <w:p>
@@ -1625,7 +1106,7 @@
                 <w:color w:val="0F172A"/>
                 <w:sz w:val="19"/>
               </w:rPr>
-              <w:t xml:space="preserve">Relevante (R): </w:t>
+              <w:t xml:space="preserve">Temporizado: </w:t>
             </w:r>
             <w:r>
               <w:rPr>
@@ -1633,29 +1114,7 @@
                 <w:color w:val="1E293B"/>
                 <w:sz w:val="19"/>
               </w:rPr>
-              <w:t>Focaliza el tiempo presencial del docente únicamente en defensas necesarias, resolviendo la inviabilidad logística de interrogar a todo el curso.</w:t>
-            </w:r>
-          </w:p>
-          <w:p>
-            <w:pPr>
-              <w:spacing w:before="40" w:after="60" w:line="276" w:lineRule="auto"/>
-            </w:pPr>
-            <w:r>
-              <w:rPr>
-                <w:rFonts w:ascii="Arial" w:hAnsi="Arial"/>
-                <w:b/>
-                <w:color w:val="0F172A"/>
-                <w:sz w:val="19"/>
-              </w:rPr>
-              <w:t xml:space="preserve">Temporizado (T): </w:t>
-            </w:r>
-            <w:r>
-              <w:rPr>
-                <w:rFonts w:ascii="Arial" w:hAnsi="Arial"/>
-                <w:color w:val="1E293B"/>
-                <w:sz w:val="19"/>
-              </w:rPr>
-              <w:t>Completado al final del Sprint 4 (Fase de Examinación y Ruteo).</w:t>
+              <w:t>Sprint 4.</w:t>
             </w:r>
           </w:p>
         </w:tc>
@@ -1666,1648 +1125,6 @@
         <w:spacing w:before="0" w:after="80"/>
       </w:pPr>
     </w:p>
-    <w:tbl>
-      <w:tblPr>
-        <w:tblW w:type="auto" w:w="0"/>
-        <w:jc w:val="center"/>
-        <w:tblLayout w:type="fixed"/>
-        <w:tblLook w:firstColumn="1" w:firstRow="1" w:lastColumn="0" w:lastRow="0" w:noHBand="0" w:noVBand="1" w:val="04A0"/>
-      </w:tblPr>
-      <w:tblGrid>
-        <w:gridCol w:w="9792"/>
-      </w:tblGrid>
-      <w:tr>
-        <w:tc>
-          <w:tcPr>
-            <w:tcW w:type="dxa" w:w="9792"/>
-            <w:shd w:fill="F8FAFC"/>
-            <w:tcMar>
-              <w:top w:w="140" w:type="dxa"/>
-              <w:bottom w:w="140" w:type="dxa"/>
-              <w:left w:w="180" w:type="dxa"/>
-              <w:right w:w="180" w:type="dxa"/>
-            </w:tcMar>
-            <w:tcBorders>
-              <w:top w:val="single" w:sz="4" w:space="0" w:color="6366F1"/>
-              <w:bottom w:val="single" w:sz="4" w:space="0" w:color="6366F1"/>
-              <w:left w:val="single" w:sz="24" w:space="0" w:color="6366F1"/>
-              <w:right w:val="single" w:sz="4" w:space="0" w:color="6366F1"/>
-            </w:tcBorders>
-          </w:tcPr>
-          <w:p>
-            <w:pPr>
-              <w:spacing w:before="0" w:after="80"/>
-            </w:pPr>
-            <w:r>
-              <w:rPr>
-                <w:rFonts w:ascii="Arial" w:hAnsi="Arial"/>
-                <w:b/>
-                <w:color w:val="4338CA"/>
-                <w:sz w:val="22"/>
-              </w:rPr>
-              <w:t>OE5: Validación Integral y Cierre con Control Docente</w:t>
-            </w:r>
-          </w:p>
-          <w:p>
-            <w:pPr>
-              <w:spacing w:before="40" w:after="60" w:line="276" w:lineRule="auto"/>
-            </w:pPr>
-            <w:r>
-              <w:rPr>
-                <w:rFonts w:ascii="Arial" w:hAnsi="Arial"/>
-                <w:b/>
-                <w:color w:val="0F172A"/>
-                <w:sz w:val="19"/>
-              </w:rPr>
-              <w:t xml:space="preserve">Enunciado: </w:t>
-            </w:r>
-            <w:r>
-              <w:rPr>
-                <w:rFonts w:ascii="Arial" w:hAnsi="Arial"/>
-                <w:color w:val="1E293B"/>
-                <w:sz w:val="19"/>
-              </w:rPr>
-              <w:t>Implementar un módulo de auditoría y cierre de calificaciones que permita al profesor registrar los acuerdos de las defensas orales, ajustar manualmente la nota final, y dejar constancia de todas las acciones realizadas, manteniendo la decisión final bajo control exclusivo del docente.</w:t>
-            </w:r>
-          </w:p>
-          <w:p>
-            <w:pPr>
-              <w:spacing w:before="40" w:after="60" w:line="276" w:lineRule="auto"/>
-            </w:pPr>
-            <w:r>
-              <w:rPr>
-                <w:rFonts w:ascii="Arial" w:hAnsi="Arial"/>
-                <w:b/>
-                <w:color w:val="0F172A"/>
-                <w:sz w:val="19"/>
-              </w:rPr>
-              <w:t xml:space="preserve">Específico (S): </w:t>
-            </w:r>
-            <w:r>
-              <w:rPr>
-                <w:rFonts w:ascii="Arial" w:hAnsi="Arial"/>
-                <w:color w:val="1E293B"/>
-                <w:sz w:val="19"/>
-              </w:rPr>
-              <w:t>El docente accede a un panel donde visualiza: (1) nota preliminar del OE2, (2) puntaje del flash test del OE4, (3) resultado de la defensa oral. Puede confirmar la nota sugerida, modificarla manualmente, o dejarla en estado 'pendiente' para revisión posterior.</w:t>
-            </w:r>
-          </w:p>
-          <w:p>
-            <w:pPr>
-              <w:spacing w:before="40" w:after="60" w:line="276" w:lineRule="auto"/>
-            </w:pPr>
-            <w:r>
-              <w:rPr>
-                <w:rFonts w:ascii="Arial" w:hAnsi="Arial"/>
-                <w:b/>
-                <w:color w:val="0F172A"/>
-                <w:sz w:val="19"/>
-              </w:rPr>
-              <w:t xml:space="preserve">Medible (M): </w:t>
-            </w:r>
-            <w:r>
-              <w:rPr>
-                <w:rFonts w:ascii="Arial" w:hAnsi="Arial"/>
-                <w:color w:val="1E293B"/>
-                <w:sz w:val="19"/>
-              </w:rPr>
-              <w:t>100% de las calificaciones finales son confirmadas explícitamente por el docente antes de quedar registradas. El sistema genera un audit log con timestamp y usuario para cada acción crítica (cambio de nota, registro de defensa, decisión final). Tiempo de respuesta de la API &lt;= 200ms.</w:t>
-            </w:r>
-          </w:p>
-          <w:p>
-            <w:pPr>
-              <w:spacing w:before="40" w:after="60" w:line="276" w:lineRule="auto"/>
-            </w:pPr>
-            <w:r>
-              <w:rPr>
-                <w:rFonts w:ascii="Arial" w:hAnsi="Arial"/>
-                <w:b/>
-                <w:color w:val="0F172A"/>
-                <w:sz w:val="19"/>
-              </w:rPr>
-              <w:t xml:space="preserve">Alcanzable (A): </w:t>
-            </w:r>
-            <w:r>
-              <w:rPr>
-                <w:rFonts w:ascii="Arial" w:hAnsi="Arial"/>
-                <w:color w:val="1E293B"/>
-                <w:sz w:val="19"/>
-              </w:rPr>
-              <w:t>Módulo de auditoría estructurado en SQLAlchemy con tablas de logs inmutable. Panel administrativo con métricas de uso y trazabilidad.</w:t>
-            </w:r>
-          </w:p>
-          <w:p>
-            <w:pPr>
-              <w:spacing w:before="40" w:after="60" w:line="276" w:lineRule="auto"/>
-            </w:pPr>
-            <w:r>
-              <w:rPr>
-                <w:rFonts w:ascii="Arial" w:hAnsi="Arial"/>
-                <w:b/>
-                <w:color w:val="0F172A"/>
-                <w:sz w:val="19"/>
-              </w:rPr>
-              <w:t xml:space="preserve">Relevante (R): </w:t>
-            </w:r>
-            <w:r>
-              <w:rPr>
-                <w:rFonts w:ascii="Arial" w:hAnsi="Arial"/>
-                <w:color w:val="1E293B"/>
-                <w:sz w:val="19"/>
-              </w:rPr>
-              <w:t>Aborda el requisito ético fundamental del proyecto: la herramienta es un asistente, no un reemplazo del profesor. El docente mantiene la autoridad final sobre la evaluación.</w:t>
-            </w:r>
-          </w:p>
-          <w:p>
-            <w:pPr>
-              <w:spacing w:before="40" w:after="60" w:line="276" w:lineRule="auto"/>
-            </w:pPr>
-            <w:r>
-              <w:rPr>
-                <w:rFonts w:ascii="Arial" w:hAnsi="Arial"/>
-                <w:b/>
-                <w:color w:val="0F172A"/>
-                <w:sz w:val="19"/>
-              </w:rPr>
-              <w:t xml:space="preserve">Temporizado (T): </w:t>
-            </w:r>
-            <w:r>
-              <w:rPr>
-                <w:rFonts w:ascii="Arial" w:hAnsi="Arial"/>
-                <w:color w:val="1E293B"/>
-                <w:sz w:val="19"/>
-              </w:rPr>
-              <w:t>Completado al final del Sprint 5 (Fase de Verificación y Cierre).</w:t>
-            </w:r>
-          </w:p>
-        </w:tc>
-      </w:tr>
-    </w:tbl>
-    <w:p>
-      <w:pPr>
-        <w:spacing w:before="0" w:after="80"/>
-      </w:pPr>
-    </w:p>
-    <w:p>
-      <w:pPr>
-        <w:keepNext/>
-        <w:spacing w:before="240" w:after="80"/>
-      </w:pPr>
-      <w:r>
-        <w:rPr>
-          <w:rFonts w:ascii="Arial" w:hAnsi="Arial"/>
-          <w:b/>
-          <w:color w:val="4338CA"/>
-          <w:sz w:val="24"/>
-        </w:rPr>
-        <w:t>2.3 Matriz de Trazabilidad Problema vs. Objetivos</w:t>
-      </w:r>
-    </w:p>
-    <w:tbl>
-      <w:tblPr>
-        <w:tblW w:type="auto" w:w="0"/>
-        <w:jc w:val="center"/>
-        <w:tblLayout w:type="fixed"/>
-        <w:tblLook w:firstColumn="1" w:firstRow="1" w:lastColumn="0" w:lastRow="0" w:noHBand="0" w:noVBand="1" w:val="04A0"/>
-        <w:tblBorders>
-          <w:top w:val="single" w:sz="4" w:space="0" w:color="CBD5E1"/>
-          <w:bottom w:val="single" w:sz="4" w:space="0" w:color="CBD5E1"/>
-          <w:insideH w:val="single" w:sz="4" w:space="0" w:color="CBD5E1"/>
-          <w:insideV w:val="none"/>
-          <w:left w:val="none"/>
-          <w:right w:val="none"/>
-        </w:tblBorders>
-      </w:tblPr>
-      <w:tblGrid>
-        <w:gridCol w:w="2448"/>
-        <w:gridCol w:w="2448"/>
-        <w:gridCol w:w="2448"/>
-        <w:gridCol w:w="2448"/>
-      </w:tblGrid>
-      <w:tr>
-        <w:tc>
-          <w:tcPr>
-            <w:tcW w:type="dxa" w:w="2304"/>
-            <w:shd w:fill="1E3A8A"/>
-            <w:tcMar>
-              <w:top w:w="100" w:type="dxa"/>
-              <w:bottom w:w="100" w:type="dxa"/>
-              <w:left w:w="100" w:type="dxa"/>
-              <w:right w:w="100" w:type="dxa"/>
-            </w:tcMar>
-          </w:tcPr>
-          <w:p>
-            <w:r>
-              <w:rPr>
-                <w:rFonts w:ascii="Arial" w:hAnsi="Arial"/>
-                <w:b/>
-                <w:color w:val="FFFFFF"/>
-                <w:sz w:val="17"/>
-              </w:rPr>
-              <w:t>Dimensión del Problema</w:t>
-            </w:r>
-          </w:p>
-        </w:tc>
-        <w:tc>
-          <w:tcPr>
-            <w:tcW w:type="dxa" w:w="2592"/>
-            <w:shd w:fill="1E3A8A"/>
-            <w:tcMar>
-              <w:top w:w="100" w:type="dxa"/>
-              <w:bottom w:w="100" w:type="dxa"/>
-              <w:left w:w="100" w:type="dxa"/>
-              <w:right w:w="100" w:type="dxa"/>
-            </w:tcMar>
-          </w:tcPr>
-          <w:p>
-            <w:r>
-              <w:rPr>
-                <w:rFonts w:ascii="Arial" w:hAnsi="Arial"/>
-                <w:b/>
-                <w:color w:val="FFFFFF"/>
-                <w:sz w:val="17"/>
-              </w:rPr>
-              <w:t>Causa Raíz</w:t>
-            </w:r>
-          </w:p>
-        </w:tc>
-        <w:tc>
-          <w:tcPr>
-            <w:tcW w:type="dxa" w:w="1296"/>
-            <w:shd w:fill="1E3A8A"/>
-            <w:tcMar>
-              <w:top w:w="100" w:type="dxa"/>
-              <w:bottom w:w="100" w:type="dxa"/>
-              <w:left w:w="100" w:type="dxa"/>
-              <w:right w:w="100" w:type="dxa"/>
-            </w:tcMar>
-          </w:tcPr>
-          <w:p>
-            <w:r>
-              <w:rPr>
-                <w:rFonts w:ascii="Arial" w:hAnsi="Arial"/>
-                <w:b/>
-                <w:color w:val="FFFFFF"/>
-                <w:sz w:val="17"/>
-              </w:rPr>
-              <w:t>Objetivo(s)</w:t>
-            </w:r>
-          </w:p>
-        </w:tc>
-        <w:tc>
-          <w:tcPr>
-            <w:tcW w:type="dxa" w:w="3600"/>
-            <w:shd w:fill="1E3A8A"/>
-            <w:tcMar>
-              <w:top w:w="100" w:type="dxa"/>
-              <w:bottom w:w="100" w:type="dxa"/>
-              <w:left w:w="100" w:type="dxa"/>
-              <w:right w:w="100" w:type="dxa"/>
-            </w:tcMar>
-          </w:tcPr>
-          <w:p>
-            <w:r>
-              <w:rPr>
-                <w:rFonts w:ascii="Arial" w:hAnsi="Arial"/>
-                <w:b/>
-                <w:color w:val="FFFFFF"/>
-                <w:sz w:val="17"/>
-              </w:rPr>
-              <w:t>Entregable Concreto</w:t>
-            </w:r>
-          </w:p>
-        </w:tc>
-      </w:tr>
-      <w:tr>
-        <w:tc>
-          <w:tcPr>
-            <w:tcW w:type="dxa" w:w="2304"/>
-            <w:shd w:fill="FFFFFF"/>
-            <w:tcMar>
-              <w:top w:w="70" w:type="dxa"/>
-              <w:bottom w:w="70" w:type="dxa"/>
-              <w:left w:w="90" w:type="dxa"/>
-              <w:right w:w="90" w:type="dxa"/>
-            </w:tcMar>
-          </w:tcPr>
-          <w:p>
-            <w:pPr>
-              <w:spacing w:line="264" w:lineRule="auto"/>
-            </w:pPr>
-            <w:r>
-              <w:rPr>
-                <w:rFonts w:ascii="Arial" w:hAnsi="Arial"/>
-                <w:b/>
-                <w:color w:val="0F172A"/>
-                <w:sz w:val="16"/>
-              </w:rPr>
-              <w:t>Falsos positivos de detectores IA</w:t>
-            </w:r>
-          </w:p>
-        </w:tc>
-        <w:tc>
-          <w:tcPr>
-            <w:tcW w:type="dxa" w:w="2592"/>
-            <w:shd w:fill="FFFFFF"/>
-            <w:tcMar>
-              <w:top w:w="70" w:type="dxa"/>
-              <w:bottom w:w="70" w:type="dxa"/>
-              <w:left w:w="90" w:type="dxa"/>
-              <w:right w:w="90" w:type="dxa"/>
-            </w:tcMar>
-          </w:tcPr>
-          <w:p>
-            <w:pPr>
-              <w:spacing w:line="264" w:lineRule="auto"/>
-            </w:pPr>
-            <w:r>
-              <w:rPr>
-                <w:rFonts w:ascii="Arial" w:hAnsi="Arial"/>
-                <w:color w:val="0F172A"/>
-                <w:sz w:val="16"/>
-              </w:rPr>
-              <w:t>Dependencia exclusiva de métricas estadísticas (perplejidad, burstiness) sin validar comprensión humana.</w:t>
-            </w:r>
-          </w:p>
-        </w:tc>
-        <w:tc>
-          <w:tcPr>
-            <w:tcW w:type="dxa" w:w="1296"/>
-            <w:shd w:fill="FFFFFF"/>
-            <w:tcMar>
-              <w:top w:w="70" w:type="dxa"/>
-              <w:bottom w:w="70" w:type="dxa"/>
-              <w:left w:w="90" w:type="dxa"/>
-              <w:right w:w="90" w:type="dxa"/>
-            </w:tcMar>
-          </w:tcPr>
-          <w:p>
-            <w:pPr>
-              <w:spacing w:line="264" w:lineRule="auto"/>
-            </w:pPr>
-            <w:r>
-              <w:rPr>
-                <w:rFonts w:ascii="Arial" w:hAnsi="Arial"/>
-                <w:b/>
-                <w:color w:val="0F172A"/>
-                <w:sz w:val="16"/>
-              </w:rPr>
-              <w:t>OE2, OE3</w:t>
-            </w:r>
-          </w:p>
-        </w:tc>
-        <w:tc>
-          <w:tcPr>
-            <w:tcW w:type="dxa" w:w="3600"/>
-            <w:shd w:fill="FFFFFF"/>
-            <w:tcMar>
-              <w:top w:w="70" w:type="dxa"/>
-              <w:bottom w:w="70" w:type="dxa"/>
-              <w:left w:w="90" w:type="dxa"/>
-              <w:right w:w="90" w:type="dxa"/>
-            </w:tcMar>
-          </w:tcPr>
-          <w:p>
-            <w:pPr>
-              <w:spacing w:line="264" w:lineRule="auto"/>
-            </w:pPr>
-            <w:r>
-              <w:rPr>
-                <w:rFonts w:ascii="Arial" w:hAnsi="Arial"/>
-                <w:color w:val="0F172A"/>
-                <w:sz w:val="16"/>
-              </w:rPr>
-              <w:t>Evaluación contextualizada con pauta y materiales del curso; generación de preguntas personalizadas basadas en el contenido específico del informe.</w:t>
-            </w:r>
-          </w:p>
-        </w:tc>
-      </w:tr>
-      <w:tr>
-        <w:tc>
-          <w:tcPr>
-            <w:tcW w:type="dxa" w:w="2304"/>
-            <w:shd w:fill="F8FAFC"/>
-            <w:tcMar>
-              <w:top w:w="70" w:type="dxa"/>
-              <w:bottom w:w="70" w:type="dxa"/>
-              <w:left w:w="90" w:type="dxa"/>
-              <w:right w:w="90" w:type="dxa"/>
-            </w:tcMar>
-          </w:tcPr>
-          <w:p>
-            <w:pPr>
-              <w:spacing w:line="264" w:lineRule="auto"/>
-            </w:pPr>
-            <w:r>
-              <w:rPr>
-                <w:rFonts w:ascii="Arial" w:hAnsi="Arial"/>
-                <w:b/>
-                <w:color w:val="0F172A"/>
-                <w:sz w:val="16"/>
-              </w:rPr>
-              <w:t>Imposibilidad logística de interrogar a todos</w:t>
-            </w:r>
-          </w:p>
-        </w:tc>
-        <w:tc>
-          <w:tcPr>
-            <w:tcW w:type="dxa" w:w="2592"/>
-            <w:shd w:fill="F8FAFC"/>
-            <w:tcMar>
-              <w:top w:w="70" w:type="dxa"/>
-              <w:bottom w:w="70" w:type="dxa"/>
-              <w:left w:w="90" w:type="dxa"/>
-              <w:right w:w="90" w:type="dxa"/>
-            </w:tcMar>
-          </w:tcPr>
-          <w:p>
-            <w:pPr>
-              <w:spacing w:line="264" w:lineRule="auto"/>
-            </w:pPr>
-            <w:r>
-              <w:rPr>
-                <w:rFonts w:ascii="Arial" w:hAnsi="Arial"/>
-                <w:color w:val="0F172A"/>
-                <w:sz w:val="16"/>
-              </w:rPr>
-              <w:t>Restricción de horas de atención del docente en cursos masivos (60-200 alumnos).</w:t>
-            </w:r>
-          </w:p>
-        </w:tc>
-        <w:tc>
-          <w:tcPr>
-            <w:tcW w:type="dxa" w:w="1296"/>
-            <w:shd w:fill="F8FAFC"/>
-            <w:tcMar>
-              <w:top w:w="70" w:type="dxa"/>
-              <w:bottom w:w="70" w:type="dxa"/>
-              <w:left w:w="90" w:type="dxa"/>
-              <w:right w:w="90" w:type="dxa"/>
-            </w:tcMar>
-          </w:tcPr>
-          <w:p>
-            <w:pPr>
-              <w:spacing w:line="264" w:lineRule="auto"/>
-            </w:pPr>
-            <w:r>
-              <w:rPr>
-                <w:rFonts w:ascii="Arial" w:hAnsi="Arial"/>
-                <w:b/>
-                <w:color w:val="0F172A"/>
-                <w:sz w:val="16"/>
-              </w:rPr>
-              <w:t>OE4</w:t>
-            </w:r>
-          </w:p>
-        </w:tc>
-        <w:tc>
-          <w:tcPr>
-            <w:tcW w:type="dxa" w:w="3600"/>
-            <w:shd w:fill="F8FAFC"/>
-            <w:tcMar>
-              <w:top w:w="70" w:type="dxa"/>
-              <w:bottom w:w="70" w:type="dxa"/>
-              <w:left w:w="90" w:type="dxa"/>
-              <w:right w:w="90" w:type="dxa"/>
-            </w:tcMar>
-          </w:tcPr>
-          <w:p>
-            <w:pPr>
-              <w:spacing w:line="264" w:lineRule="auto"/>
-            </w:pPr>
-            <w:r>
-              <w:rPr>
-                <w:rFonts w:ascii="Arial" w:hAnsi="Arial"/>
-                <w:color w:val="0F172A"/>
-                <w:sz w:val="16"/>
-              </w:rPr>
-              <w:t>Ruteo automático: solo defienden oralmente quienes tengan score &lt; 50% (posible falta de comprensión), &gt;= 95% (control de integridad), o 10% aleatorio (muestreo).</w:t>
-            </w:r>
-          </w:p>
-        </w:tc>
-      </w:tr>
-      <w:tr>
-        <w:tc>
-          <w:tcPr>
-            <w:tcW w:type="dxa" w:w="2304"/>
-            <w:shd w:fill="FFFFFF"/>
-            <w:tcMar>
-              <w:top w:w="70" w:type="dxa"/>
-              <w:bottom w:w="70" w:type="dxa"/>
-              <w:left w:w="90" w:type="dxa"/>
-              <w:right w:w="90" w:type="dxa"/>
-            </w:tcMar>
-          </w:tcPr>
-          <w:p>
-            <w:pPr>
-              <w:spacing w:line="264" w:lineRule="auto"/>
-            </w:pPr>
-            <w:r>
-              <w:rPr>
-                <w:rFonts w:ascii="Arial" w:hAnsi="Arial"/>
-                <w:b/>
-                <w:color w:val="0F172A"/>
-                <w:sz w:val="16"/>
-              </w:rPr>
-              <w:t>Fricción de adopción tecnológica</w:t>
-            </w:r>
-          </w:p>
-        </w:tc>
-        <w:tc>
-          <w:tcPr>
-            <w:tcW w:type="dxa" w:w="2592"/>
-            <w:shd w:fill="FFFFFF"/>
-            <w:tcMar>
-              <w:top w:w="70" w:type="dxa"/>
-              <w:bottom w:w="70" w:type="dxa"/>
-              <w:left w:w="90" w:type="dxa"/>
-              <w:right w:w="90" w:type="dxa"/>
-            </w:tcMar>
-          </w:tcPr>
-          <w:p>
-            <w:pPr>
-              <w:spacing w:line="264" w:lineRule="auto"/>
-            </w:pPr>
-            <w:r>
-              <w:rPr>
-                <w:rFonts w:ascii="Arial" w:hAnsi="Arial"/>
-                <w:color w:val="0F172A"/>
-                <w:sz w:val="16"/>
-              </w:rPr>
-              <w:t>Estudiantes se resisten a crear cuentas y recordar contraseñas para una evaluación puntual.</w:t>
-            </w:r>
-          </w:p>
-        </w:tc>
-        <w:tc>
-          <w:tcPr>
-            <w:tcW w:type="dxa" w:w="1296"/>
-            <w:shd w:fill="FFFFFF"/>
-            <w:tcMar>
-              <w:top w:w="70" w:type="dxa"/>
-              <w:bottom w:w="70" w:type="dxa"/>
-              <w:left w:w="90" w:type="dxa"/>
-              <w:right w:w="90" w:type="dxa"/>
-            </w:tcMar>
-          </w:tcPr>
-          <w:p>
-            <w:pPr>
-              <w:spacing w:line="264" w:lineRule="auto"/>
-            </w:pPr>
-            <w:r>
-              <w:rPr>
-                <w:rFonts w:ascii="Arial" w:hAnsi="Arial"/>
-                <w:b/>
-                <w:color w:val="0F172A"/>
-                <w:sz w:val="16"/>
-              </w:rPr>
-              <w:t>OE1, OE3</w:t>
-            </w:r>
-          </w:p>
-        </w:tc>
-        <w:tc>
-          <w:tcPr>
-            <w:tcW w:type="dxa" w:w="3600"/>
-            <w:shd w:fill="FFFFFF"/>
-            <w:tcMar>
-              <w:top w:w="70" w:type="dxa"/>
-              <w:bottom w:w="70" w:type="dxa"/>
-              <w:left w:w="90" w:type="dxa"/>
-              <w:right w:w="90" w:type="dxa"/>
-            </w:tcMar>
-          </w:tcPr>
-          <w:p>
-            <w:pPr>
-              <w:spacing w:line="264" w:lineRule="auto"/>
-            </w:pPr>
-            <w:r>
-              <w:rPr>
-                <w:rFonts w:ascii="Arial" w:hAnsi="Arial"/>
-                <w:color w:val="0F172A"/>
-                <w:sz w:val="16"/>
-              </w:rPr>
-              <w:t>Acceso sin login: nómina por CSV y enlace con token seguro de un solo uso enviado por correo electrónico.</w:t>
-            </w:r>
-          </w:p>
-        </w:tc>
-      </w:tr>
-      <w:tr>
-        <w:tc>
-          <w:tcPr>
-            <w:tcW w:type="dxa" w:w="2304"/>
-            <w:shd w:fill="F8FAFC"/>
-            <w:tcMar>
-              <w:top w:w="70" w:type="dxa"/>
-              <w:bottom w:w="70" w:type="dxa"/>
-              <w:left w:w="90" w:type="dxa"/>
-              <w:right w:w="90" w:type="dxa"/>
-            </w:tcMar>
-          </w:tcPr>
-          <w:p>
-            <w:pPr>
-              <w:spacing w:line="264" w:lineRule="auto"/>
-            </w:pPr>
-            <w:r>
-              <w:rPr>
-                <w:rFonts w:ascii="Arial" w:hAnsi="Arial"/>
-                <w:b/>
-                <w:color w:val="0F172A"/>
-                <w:sz w:val="16"/>
-              </w:rPr>
-              <w:t>Evaluación sin contexto de la asignatura</w:t>
-            </w:r>
-          </w:p>
-        </w:tc>
-        <w:tc>
-          <w:tcPr>
-            <w:tcW w:type="dxa" w:w="2592"/>
-            <w:shd w:fill="F8FAFC"/>
-            <w:tcMar>
-              <w:top w:w="70" w:type="dxa"/>
-              <w:bottom w:w="70" w:type="dxa"/>
-              <w:left w:w="90" w:type="dxa"/>
-              <w:right w:w="90" w:type="dxa"/>
-            </w:tcMar>
-          </w:tcPr>
-          <w:p>
-            <w:pPr>
-              <w:spacing w:line="264" w:lineRule="auto"/>
-            </w:pPr>
-            <w:r>
-              <w:rPr>
-                <w:rFonts w:ascii="Arial" w:hAnsi="Arial"/>
-                <w:color w:val="0F172A"/>
-                <w:sz w:val="16"/>
-              </w:rPr>
-              <w:t>La IA evalúa de forma aislada sin conocer la materia, pauta ni bibliografía del curso.</w:t>
-            </w:r>
-          </w:p>
-        </w:tc>
-        <w:tc>
-          <w:tcPr>
-            <w:tcW w:type="dxa" w:w="1296"/>
-            <w:shd w:fill="F8FAFC"/>
-            <w:tcMar>
-              <w:top w:w="70" w:type="dxa"/>
-              <w:bottom w:w="70" w:type="dxa"/>
-              <w:left w:w="90" w:type="dxa"/>
-              <w:right w:w="90" w:type="dxa"/>
-            </w:tcMar>
-          </w:tcPr>
-          <w:p>
-            <w:pPr>
-              <w:spacing w:line="264" w:lineRule="auto"/>
-            </w:pPr>
-            <w:r>
-              <w:rPr>
-                <w:rFonts w:ascii="Arial" w:hAnsi="Arial"/>
-                <w:b/>
-                <w:color w:val="0F172A"/>
-                <w:sz w:val="16"/>
-              </w:rPr>
-              <w:t>OE2</w:t>
-            </w:r>
-          </w:p>
-        </w:tc>
-        <w:tc>
-          <w:tcPr>
-            <w:tcW w:type="dxa" w:w="3600"/>
-            <w:shd w:fill="F8FAFC"/>
-            <w:tcMar>
-              <w:top w:w="70" w:type="dxa"/>
-              <w:bottom w:w="70" w:type="dxa"/>
-              <w:left w:w="90" w:type="dxa"/>
-              <w:right w:w="90" w:type="dxa"/>
-            </w:tcMar>
-          </w:tcPr>
-          <w:p>
-            <w:pPr>
-              <w:spacing w:line="264" w:lineRule="auto"/>
-            </w:pPr>
-            <w:r>
-              <w:rPr>
-                <w:rFonts w:ascii="Arial" w:hAnsi="Arial"/>
-                <w:color w:val="0F172A"/>
-                <w:sz w:val="16"/>
-              </w:rPr>
-              <w:t>Módulo de Materiales que inyecta syllabus, guías y rúbricas como contexto en el prompt del LLM.</w:t>
-            </w:r>
-          </w:p>
-        </w:tc>
-      </w:tr>
-      <w:tr>
-        <w:tc>
-          <w:tcPr>
-            <w:tcW w:type="dxa" w:w="2304"/>
-            <w:shd w:fill="FFFFFF"/>
-            <w:tcMar>
-              <w:top w:w="70" w:type="dxa"/>
-              <w:bottom w:w="70" w:type="dxa"/>
-              <w:left w:w="90" w:type="dxa"/>
-              <w:right w:w="90" w:type="dxa"/>
-            </w:tcMar>
-          </w:tcPr>
-          <w:p>
-            <w:pPr>
-              <w:spacing w:line="264" w:lineRule="auto"/>
-            </w:pPr>
-            <w:r>
-              <w:rPr>
-                <w:rFonts w:ascii="Arial" w:hAnsi="Arial"/>
-                <w:b/>
-                <w:color w:val="0F172A"/>
-                <w:sz w:val="16"/>
-              </w:rPr>
-              <w:t>Pérdida de control y autoridad del docente</w:t>
-            </w:r>
-          </w:p>
-        </w:tc>
-        <w:tc>
-          <w:tcPr>
-            <w:tcW w:type="dxa" w:w="2592"/>
-            <w:shd w:fill="FFFFFF"/>
-            <w:tcMar>
-              <w:top w:w="70" w:type="dxa"/>
-              <w:bottom w:w="70" w:type="dxa"/>
-              <w:left w:w="90" w:type="dxa"/>
-              <w:right w:w="90" w:type="dxa"/>
-            </w:tcMar>
-          </w:tcPr>
-          <w:p>
-            <w:pPr>
-              <w:spacing w:line="264" w:lineRule="auto"/>
-            </w:pPr>
-            <w:r>
-              <w:rPr>
-                <w:rFonts w:ascii="Arial" w:hAnsi="Arial"/>
-                <w:color w:val="0F172A"/>
-                <w:sz w:val="16"/>
-              </w:rPr>
-              <w:t>Sistemas 100% automáticos sin intervención humana (falta de Human-in-the-Loop).</w:t>
-            </w:r>
-          </w:p>
-        </w:tc>
-        <w:tc>
-          <w:tcPr>
-            <w:tcW w:type="dxa" w:w="1296"/>
-            <w:shd w:fill="FFFFFF"/>
-            <w:tcMar>
-              <w:top w:w="70" w:type="dxa"/>
-              <w:bottom w:w="70" w:type="dxa"/>
-              <w:left w:w="90" w:type="dxa"/>
-              <w:right w:w="90" w:type="dxa"/>
-            </w:tcMar>
-          </w:tcPr>
-          <w:p>
-            <w:pPr>
-              <w:spacing w:line="264" w:lineRule="auto"/>
-            </w:pPr>
-            <w:r>
-              <w:rPr>
-                <w:rFonts w:ascii="Arial" w:hAnsi="Arial"/>
-                <w:b/>
-                <w:color w:val="0F172A"/>
-                <w:sz w:val="16"/>
-              </w:rPr>
-              <w:t>OE3, OE5</w:t>
-            </w:r>
-          </w:p>
-        </w:tc>
-        <w:tc>
-          <w:tcPr>
-            <w:tcW w:type="dxa" w:w="3600"/>
-            <w:shd w:fill="FFFFFF"/>
-            <w:tcMar>
-              <w:top w:w="70" w:type="dxa"/>
-              <w:bottom w:w="70" w:type="dxa"/>
-              <w:left w:w="90" w:type="dxa"/>
-              <w:right w:w="90" w:type="dxa"/>
-            </w:tcMar>
-          </w:tcPr>
-          <w:p>
-            <w:pPr>
-              <w:spacing w:line="264" w:lineRule="auto"/>
-            </w:pPr>
-            <w:r>
-              <w:rPr>
-                <w:rFonts w:ascii="Arial" w:hAnsi="Arial"/>
-                <w:color w:val="0F172A"/>
-                <w:sz w:val="16"/>
-              </w:rPr>
-              <w:t>Editor interactivo de preguntas donde el docente aprueba el pool antes del despacho; panel de cierre con confirmación explícita de nota final.</w:t>
-            </w:r>
-          </w:p>
-        </w:tc>
-      </w:tr>
-      <w:tr>
-        <w:tc>
-          <w:tcPr>
-            <w:tcW w:type="dxa" w:w="2304"/>
-            <w:shd w:fill="F8FAFC"/>
-            <w:tcMar>
-              <w:top w:w="70" w:type="dxa"/>
-              <w:bottom w:w="70" w:type="dxa"/>
-              <w:left w:w="90" w:type="dxa"/>
-              <w:right w:w="90" w:type="dxa"/>
-            </w:tcMar>
-          </w:tcPr>
-          <w:p>
-            <w:pPr>
-              <w:spacing w:line="264" w:lineRule="auto"/>
-            </w:pPr>
-            <w:r>
-              <w:rPr>
-                <w:rFonts w:ascii="Arial" w:hAnsi="Arial"/>
-                <w:b/>
-                <w:color w:val="0F172A"/>
-                <w:sz w:val="16"/>
-              </w:rPr>
-              <w:t>Presupuesto cero para el MVP</w:t>
-            </w:r>
-          </w:p>
-        </w:tc>
-        <w:tc>
-          <w:tcPr>
-            <w:tcW w:type="dxa" w:w="2592"/>
-            <w:shd w:fill="F8FAFC"/>
-            <w:tcMar>
-              <w:top w:w="70" w:type="dxa"/>
-              <w:bottom w:w="70" w:type="dxa"/>
-              <w:left w:w="90" w:type="dxa"/>
-              <w:right w:w="90" w:type="dxa"/>
-            </w:tcMar>
-          </w:tcPr>
-          <w:p>
-            <w:pPr>
-              <w:spacing w:line="264" w:lineRule="auto"/>
-            </w:pPr>
-            <w:r>
-              <w:rPr>
-                <w:rFonts w:ascii="Arial" w:hAnsi="Arial"/>
-                <w:color w:val="0F172A"/>
-                <w:sz w:val="16"/>
-              </w:rPr>
-              <w:t>Costos prohibitivos de APIs transaccionales y servidores de pago en etapa de prototipo.</w:t>
-            </w:r>
-          </w:p>
-        </w:tc>
-        <w:tc>
-          <w:tcPr>
-            <w:tcW w:type="dxa" w:w="1296"/>
-            <w:shd w:fill="F8FAFC"/>
-            <w:tcMar>
-              <w:top w:w="70" w:type="dxa"/>
-              <w:bottom w:w="70" w:type="dxa"/>
-              <w:left w:w="90" w:type="dxa"/>
-              <w:right w:w="90" w:type="dxa"/>
-            </w:tcMar>
-          </w:tcPr>
-          <w:p>
-            <w:pPr>
-              <w:spacing w:line="264" w:lineRule="auto"/>
-            </w:pPr>
-            <w:r>
-              <w:rPr>
-                <w:rFonts w:ascii="Arial" w:hAnsi="Arial"/>
-                <w:b/>
-                <w:color w:val="0F172A"/>
-                <w:sz w:val="16"/>
-              </w:rPr>
-              <w:t>OE3</w:t>
-            </w:r>
-          </w:p>
-        </w:tc>
-        <w:tc>
-          <w:tcPr>
-            <w:tcW w:type="dxa" w:w="3600"/>
-            <w:shd w:fill="F8FAFC"/>
-            <w:tcMar>
-              <w:top w:w="70" w:type="dxa"/>
-              <w:bottom w:w="70" w:type="dxa"/>
-              <w:left w:w="90" w:type="dxa"/>
-              <w:right w:w="90" w:type="dxa"/>
-            </w:tcMar>
-          </w:tcPr>
-          <w:p>
-            <w:pPr>
-              <w:spacing w:line="264" w:lineRule="auto"/>
-            </w:pPr>
-            <w:r>
-              <w:rPr>
-                <w:rFonts w:ascii="Arial" w:hAnsi="Arial"/>
-                <w:color w:val="0F172A"/>
-                <w:sz w:val="16"/>
-              </w:rPr>
-              <w:t>Despacho con Gmail SMTP gratuito (aiosmtplib) y arquitectura SQLite/FastAPI de costo cero.</w:t>
-            </w:r>
-          </w:p>
-        </w:tc>
-      </w:tr>
-      <w:tr>
-        <w:tc>
-          <w:tcPr>
-            <w:tcW w:type="dxa" w:w="2304"/>
-            <w:shd w:fill="FFFFFF"/>
-            <w:tcMar>
-              <w:top w:w="70" w:type="dxa"/>
-              <w:bottom w:w="70" w:type="dxa"/>
-              <w:left w:w="90" w:type="dxa"/>
-              <w:right w:w="90" w:type="dxa"/>
-            </w:tcMar>
-          </w:tcPr>
-          <w:p>
-            <w:pPr>
-              <w:spacing w:line="264" w:lineRule="auto"/>
-            </w:pPr>
-            <w:r>
-              <w:rPr>
-                <w:rFonts w:ascii="Arial" w:hAnsi="Arial"/>
-                <w:b/>
-                <w:color w:val="0F172A"/>
-                <w:sz w:val="16"/>
-              </w:rPr>
-              <w:t>Docente no puede probar el uso indebido de IA</w:t>
-            </w:r>
-          </w:p>
-        </w:tc>
-        <w:tc>
-          <w:tcPr>
-            <w:tcW w:type="dxa" w:w="2592"/>
-            <w:shd w:fill="FFFFFF"/>
-            <w:tcMar>
-              <w:top w:w="70" w:type="dxa"/>
-              <w:bottom w:w="70" w:type="dxa"/>
-              <w:left w:w="90" w:type="dxa"/>
-              <w:right w:w="90" w:type="dxa"/>
-            </w:tcMar>
-          </w:tcPr>
-          <w:p>
-            <w:pPr>
-              <w:spacing w:line="264" w:lineRule="auto"/>
-            </w:pPr>
-            <w:r>
-              <w:rPr>
-                <w:rFonts w:ascii="Arial" w:hAnsi="Arial"/>
-                <w:color w:val="0F172A"/>
-                <w:sz w:val="16"/>
-              </w:rPr>
-              <w:t>Falta de evidencia objetiva y trazable para respaldar decisiones académicas.</w:t>
-            </w:r>
-          </w:p>
-        </w:tc>
-        <w:tc>
-          <w:tcPr>
-            <w:tcW w:type="dxa" w:w="1296"/>
-            <w:shd w:fill="FFFFFF"/>
-            <w:tcMar>
-              <w:top w:w="70" w:type="dxa"/>
-              <w:bottom w:w="70" w:type="dxa"/>
-              <w:left w:w="90" w:type="dxa"/>
-              <w:right w:w="90" w:type="dxa"/>
-            </w:tcMar>
-          </w:tcPr>
-          <w:p>
-            <w:pPr>
-              <w:spacing w:line="264" w:lineRule="auto"/>
-            </w:pPr>
-            <w:r>
-              <w:rPr>
-                <w:rFonts w:ascii="Arial" w:hAnsi="Arial"/>
-                <w:b/>
-                <w:color w:val="0F172A"/>
-                <w:sz w:val="16"/>
-              </w:rPr>
-              <w:t>OE2, OE5</w:t>
-            </w:r>
-          </w:p>
-        </w:tc>
-        <w:tc>
-          <w:tcPr>
-            <w:tcW w:type="dxa" w:w="3600"/>
-            <w:shd w:fill="FFFFFF"/>
-            <w:tcMar>
-              <w:top w:w="70" w:type="dxa"/>
-              <w:bottom w:w="70" w:type="dxa"/>
-              <w:left w:w="90" w:type="dxa"/>
-              <w:right w:w="90" w:type="dxa"/>
-            </w:tcMar>
-          </w:tcPr>
-          <w:p>
-            <w:pPr>
-              <w:spacing w:line="264" w:lineRule="auto"/>
-            </w:pPr>
-            <w:r>
-              <w:rPr>
-                <w:rFonts w:ascii="Arial" w:hAnsi="Arial"/>
-                <w:color w:val="0F172A"/>
-                <w:sz w:val="16"/>
-              </w:rPr>
-              <w:t>Desglose JSON del análisis con secciones sospechosas del informe; audit log inmutable de todas las acciones docentes.</w:t>
-            </w:r>
-          </w:p>
-        </w:tc>
-      </w:tr>
-      <w:tr>
-        <w:tc>
-          <w:tcPr>
-            <w:tcW w:type="dxa" w:w="2304"/>
-            <w:shd w:fill="F8FAFC"/>
-            <w:tcMar>
-              <w:top w:w="70" w:type="dxa"/>
-              <w:bottom w:w="70" w:type="dxa"/>
-              <w:left w:w="90" w:type="dxa"/>
-              <w:right w:w="90" w:type="dxa"/>
-            </w:tcMar>
-          </w:tcPr>
-          <w:p>
-            <w:pPr>
-              <w:spacing w:line="264" w:lineRule="auto"/>
-            </w:pPr>
-            <w:r>
-              <w:rPr>
-                <w:rFonts w:ascii="Arial" w:hAnsi="Arial"/>
-                <w:b/>
-                <w:color w:val="0F172A"/>
-                <w:sz w:val="16"/>
-              </w:rPr>
-              <w:t>Tiempo excesivo en corrección mecánica</w:t>
-            </w:r>
-          </w:p>
-        </w:tc>
-        <w:tc>
-          <w:tcPr>
-            <w:tcW w:type="dxa" w:w="2592"/>
-            <w:shd w:fill="F8FAFC"/>
-            <w:tcMar>
-              <w:top w:w="70" w:type="dxa"/>
-              <w:bottom w:w="70" w:type="dxa"/>
-              <w:left w:w="90" w:type="dxa"/>
-              <w:right w:w="90" w:type="dxa"/>
-            </w:tcMar>
-          </w:tcPr>
-          <w:p>
-            <w:pPr>
-              <w:spacing w:line="264" w:lineRule="auto"/>
-            </w:pPr>
-            <w:r>
-              <w:rPr>
-                <w:rFonts w:ascii="Arial" w:hAnsi="Arial"/>
-                <w:color w:val="0F172A"/>
-                <w:sz w:val="16"/>
-              </w:rPr>
-              <w:t>Docentes dedican hasta 25 horas semanales a revisar informes contra pauta.</w:t>
-            </w:r>
-          </w:p>
-        </w:tc>
-        <w:tc>
-          <w:tcPr>
-            <w:tcW w:type="dxa" w:w="1296"/>
-            <w:shd w:fill="F8FAFC"/>
-            <w:tcMar>
-              <w:top w:w="70" w:type="dxa"/>
-              <w:bottom w:w="70" w:type="dxa"/>
-              <w:left w:w="90" w:type="dxa"/>
-              <w:right w:w="90" w:type="dxa"/>
-            </w:tcMar>
-          </w:tcPr>
-          <w:p>
-            <w:pPr>
-              <w:spacing w:line="264" w:lineRule="auto"/>
-            </w:pPr>
-            <w:r>
-              <w:rPr>
-                <w:rFonts w:ascii="Arial" w:hAnsi="Arial"/>
-                <w:b/>
-                <w:color w:val="0F172A"/>
-                <w:sz w:val="16"/>
-              </w:rPr>
-              <w:t>OE2, OE4</w:t>
-            </w:r>
-          </w:p>
-        </w:tc>
-        <w:tc>
-          <w:tcPr>
-            <w:tcW w:type="dxa" w:w="3600"/>
-            <w:shd w:fill="F8FAFC"/>
-            <w:tcMar>
-              <w:top w:w="70" w:type="dxa"/>
-              <w:bottom w:w="70" w:type="dxa"/>
-              <w:left w:w="90" w:type="dxa"/>
-              <w:right w:w="90" w:type="dxa"/>
-            </w:tcMar>
-          </w:tcPr>
-          <w:p>
-            <w:pPr>
-              <w:spacing w:line="264" w:lineRule="auto"/>
-            </w:pPr>
-            <w:r>
-              <w:rPr>
-                <w:rFonts w:ascii="Arial" w:hAnsi="Arial"/>
-                <w:color w:val="0F172A"/>
-                <w:sz w:val="16"/>
-              </w:rPr>
-              <w:t>Automatización del análisis preliminar (nota y feedback), focalizando el tiempo docente solo en defensas orales necesarias.</w:t>
-            </w:r>
-          </w:p>
-        </w:tc>
-      </w:tr>
-    </w:tbl>
-    <w:p>
-      <w:pPr>
-        <w:keepNext/>
-        <w:spacing w:before="240" w:after="80"/>
-      </w:pPr>
-      <w:r>
-        <w:rPr>
-          <w:rFonts w:ascii="Arial" w:hAnsi="Arial"/>
-          <w:b/>
-          <w:color w:val="4338CA"/>
-          <w:sz w:val="24"/>
-        </w:rPr>
-        <w:t>2.4 Resumen de Contribución de Objetivos</w:t>
-      </w:r>
-    </w:p>
-    <w:tbl>
-      <w:tblPr>
-        <w:tblW w:type="auto" w:w="0"/>
-        <w:jc w:val="center"/>
-        <w:tblLayout w:type="fixed"/>
-        <w:tblLook w:firstColumn="1" w:firstRow="1" w:lastColumn="0" w:lastRow="0" w:noHBand="0" w:noVBand="1" w:val="04A0"/>
-        <w:tblBorders>
-          <w:top w:val="single" w:sz="4" w:space="0" w:color="CBD5E1"/>
-          <w:bottom w:val="single" w:sz="4" w:space="0" w:color="CBD5E1"/>
-          <w:insideH w:val="single" w:sz="4" w:space="0" w:color="CBD5E1"/>
-          <w:insideV w:val="none"/>
-          <w:left w:val="none"/>
-          <w:right w:val="none"/>
-        </w:tblBorders>
-      </w:tblPr>
-      <w:tblGrid>
-        <w:gridCol w:w="3264"/>
-        <w:gridCol w:w="3264"/>
-        <w:gridCol w:w="3264"/>
-      </w:tblGrid>
-      <w:tr>
-        <w:tc>
-          <w:tcPr>
-            <w:tcW w:type="dxa" w:w="1728"/>
-            <w:shd w:fill="1E3A8A"/>
-            <w:tcMar>
-              <w:top w:w="100" w:type="dxa"/>
-              <w:bottom w:w="100" w:type="dxa"/>
-              <w:left w:w="100" w:type="dxa"/>
-              <w:right w:w="100" w:type="dxa"/>
-            </w:tcMar>
-          </w:tcPr>
-          <w:p>
-            <w:r>
-              <w:rPr>
-                <w:rFonts w:ascii="Arial" w:hAnsi="Arial"/>
-                <w:b/>
-                <w:color w:val="FFFFFF"/>
-                <w:sz w:val="17"/>
-              </w:rPr>
-              <w:t>Objetivo</w:t>
-            </w:r>
-          </w:p>
-        </w:tc>
-        <w:tc>
-          <w:tcPr>
-            <w:tcW w:type="dxa" w:w="4176"/>
-            <w:shd w:fill="1E3A8A"/>
-            <w:tcMar>
-              <w:top w:w="100" w:type="dxa"/>
-              <w:bottom w:w="100" w:type="dxa"/>
-              <w:left w:w="100" w:type="dxa"/>
-              <w:right w:w="100" w:type="dxa"/>
-            </w:tcMar>
-          </w:tcPr>
-          <w:p>
-            <w:r>
-              <w:rPr>
-                <w:rFonts w:ascii="Arial" w:hAnsi="Arial"/>
-                <w:b/>
-                <w:color w:val="FFFFFF"/>
-                <w:sz w:val="17"/>
-              </w:rPr>
-              <w:t>Contribución Principal</w:t>
-            </w:r>
-          </w:p>
-        </w:tc>
-        <w:tc>
-          <w:tcPr>
-            <w:tcW w:type="dxa" w:w="3888"/>
-            <w:shd w:fill="1E3A8A"/>
-            <w:tcMar>
-              <w:top w:w="100" w:type="dxa"/>
-              <w:bottom w:w="100" w:type="dxa"/>
-              <w:left w:w="100" w:type="dxa"/>
-              <w:right w:w="100" w:type="dxa"/>
-            </w:tcMar>
-          </w:tcPr>
-          <w:p>
-            <w:r>
-              <w:rPr>
-                <w:rFonts w:ascii="Arial" w:hAnsi="Arial"/>
-                <w:b/>
-                <w:color w:val="FFFFFF"/>
-                <w:sz w:val="17"/>
-              </w:rPr>
-              <w:t>Impacto Esperado</w:t>
-            </w:r>
-          </w:p>
-        </w:tc>
-      </w:tr>
-      <w:tr>
-        <w:tc>
-          <w:tcPr>
-            <w:tcW w:type="dxa" w:w="1728"/>
-            <w:shd w:fill="FFFFFF"/>
-            <w:tcMar>
-              <w:top w:w="70" w:type="dxa"/>
-              <w:bottom w:w="70" w:type="dxa"/>
-              <w:left w:w="90" w:type="dxa"/>
-              <w:right w:w="90" w:type="dxa"/>
-            </w:tcMar>
-          </w:tcPr>
-          <w:p>
-            <w:pPr>
-              <w:spacing w:line="264" w:lineRule="auto"/>
-            </w:pPr>
-            <w:r>
-              <w:rPr>
-                <w:rFonts w:ascii="Arial" w:hAnsi="Arial"/>
-                <w:b/>
-                <w:color w:val="0F172A"/>
-                <w:sz w:val="16"/>
-              </w:rPr>
-              <w:t>OE1</w:t>
-            </w:r>
-          </w:p>
-        </w:tc>
-        <w:tc>
-          <w:tcPr>
-            <w:tcW w:type="dxa" w:w="4176"/>
-            <w:shd w:fill="FFFFFF"/>
-            <w:tcMar>
-              <w:top w:w="70" w:type="dxa"/>
-              <w:bottom w:w="70" w:type="dxa"/>
-              <w:left w:w="90" w:type="dxa"/>
-              <w:right w:w="90" w:type="dxa"/>
-            </w:tcMar>
-          </w:tcPr>
-          <w:p>
-            <w:pPr>
-              <w:spacing w:line="264" w:lineRule="auto"/>
-            </w:pPr>
-            <w:r>
-              <w:rPr>
-                <w:rFonts w:ascii="Arial" w:hAnsi="Arial"/>
-                <w:color w:val="0F172A"/>
-                <w:sz w:val="16"/>
-              </w:rPr>
-              <w:t>Elimina barreras de adopción (sin cuentas) y estructura los datos.</w:t>
-            </w:r>
-          </w:p>
-        </w:tc>
-        <w:tc>
-          <w:tcPr>
-            <w:tcW w:type="dxa" w:w="3888"/>
-            <w:shd w:fill="FFFFFF"/>
-            <w:tcMar>
-              <w:top w:w="70" w:type="dxa"/>
-              <w:bottom w:w="70" w:type="dxa"/>
-              <w:left w:w="90" w:type="dxa"/>
-              <w:right w:w="90" w:type="dxa"/>
-            </w:tcMar>
-          </w:tcPr>
-          <w:p>
-            <w:pPr>
-              <w:spacing w:line="264" w:lineRule="auto"/>
-            </w:pPr>
-            <w:r>
-              <w:rPr>
-                <w:rFonts w:ascii="Arial" w:hAnsi="Arial"/>
-                <w:color w:val="0F172A"/>
-                <w:sz w:val="16"/>
-              </w:rPr>
-              <w:t>Alta adopción por parte de estudiantes; base técnica para el resto del sistema.</w:t>
-            </w:r>
-          </w:p>
-        </w:tc>
-      </w:tr>
-      <w:tr>
-        <w:tc>
-          <w:tcPr>
-            <w:tcW w:type="dxa" w:w="1728"/>
-            <w:shd w:fill="F8FAFC"/>
-            <w:tcMar>
-              <w:top w:w="70" w:type="dxa"/>
-              <w:bottom w:w="70" w:type="dxa"/>
-              <w:left w:w="90" w:type="dxa"/>
-              <w:right w:w="90" w:type="dxa"/>
-            </w:tcMar>
-          </w:tcPr>
-          <w:p>
-            <w:pPr>
-              <w:spacing w:line="264" w:lineRule="auto"/>
-            </w:pPr>
-            <w:r>
-              <w:rPr>
-                <w:rFonts w:ascii="Arial" w:hAnsi="Arial"/>
-                <w:b/>
-                <w:color w:val="0F172A"/>
-                <w:sz w:val="16"/>
-              </w:rPr>
-              <w:t>OE2</w:t>
-            </w:r>
-          </w:p>
-        </w:tc>
-        <w:tc>
-          <w:tcPr>
-            <w:tcW w:type="dxa" w:w="4176"/>
-            <w:shd w:fill="F8FAFC"/>
-            <w:tcMar>
-              <w:top w:w="70" w:type="dxa"/>
-              <w:bottom w:w="70" w:type="dxa"/>
-              <w:left w:w="90" w:type="dxa"/>
-              <w:right w:w="90" w:type="dxa"/>
-            </w:tcMar>
-          </w:tcPr>
-          <w:p>
-            <w:pPr>
-              <w:spacing w:line="264" w:lineRule="auto"/>
-            </w:pPr>
-            <w:r>
-              <w:rPr>
-                <w:rFonts w:ascii="Arial" w:hAnsi="Arial"/>
-                <w:color w:val="0F172A"/>
-                <w:sz w:val="16"/>
-              </w:rPr>
-              <w:t>Detecta uso de IA y evalúa con contexto de la asignatura.</w:t>
-            </w:r>
-          </w:p>
-        </w:tc>
-        <w:tc>
-          <w:tcPr>
-            <w:tcW w:type="dxa" w:w="3888"/>
-            <w:shd w:fill="F8FAFC"/>
-            <w:tcMar>
-              <w:top w:w="70" w:type="dxa"/>
-              <w:bottom w:w="70" w:type="dxa"/>
-              <w:left w:w="90" w:type="dxa"/>
-              <w:right w:w="90" w:type="dxa"/>
-            </w:tcMar>
-          </w:tcPr>
-          <w:p>
-            <w:pPr>
-              <w:spacing w:line="264" w:lineRule="auto"/>
-            </w:pPr>
-            <w:r>
-              <w:rPr>
-                <w:rFonts w:ascii="Arial" w:hAnsi="Arial"/>
-                <w:color w:val="0F172A"/>
-                <w:sz w:val="16"/>
-              </w:rPr>
-              <w:t>Reduce falsos positivos; entrega evidencia justificada al docente.</w:t>
-            </w:r>
-          </w:p>
-        </w:tc>
-      </w:tr>
-      <w:tr>
-        <w:tc>
-          <w:tcPr>
-            <w:tcW w:type="dxa" w:w="1728"/>
-            <w:shd w:fill="FFFFFF"/>
-            <w:tcMar>
-              <w:top w:w="70" w:type="dxa"/>
-              <w:bottom w:w="70" w:type="dxa"/>
-              <w:left w:w="90" w:type="dxa"/>
-              <w:right w:w="90" w:type="dxa"/>
-            </w:tcMar>
-          </w:tcPr>
-          <w:p>
-            <w:pPr>
-              <w:spacing w:line="264" w:lineRule="auto"/>
-            </w:pPr>
-            <w:r>
-              <w:rPr>
-                <w:rFonts w:ascii="Arial" w:hAnsi="Arial"/>
-                <w:b/>
-                <w:color w:val="0F172A"/>
-                <w:sz w:val="16"/>
-              </w:rPr>
-              <w:t>OE3</w:t>
-            </w:r>
-          </w:p>
-        </w:tc>
-        <w:tc>
-          <w:tcPr>
-            <w:tcW w:type="dxa" w:w="4176"/>
-            <w:shd w:fill="FFFFFF"/>
-            <w:tcMar>
-              <w:top w:w="70" w:type="dxa"/>
-              <w:bottom w:w="70" w:type="dxa"/>
-              <w:left w:w="90" w:type="dxa"/>
-              <w:right w:w="90" w:type="dxa"/>
-            </w:tcMar>
-          </w:tcPr>
-          <w:p>
-            <w:pPr>
-              <w:spacing w:line="264" w:lineRule="auto"/>
-            </w:pPr>
-            <w:r>
-              <w:rPr>
-                <w:rFonts w:ascii="Arial" w:hAnsi="Arial"/>
-                <w:color w:val="0F172A"/>
-                <w:sz w:val="16"/>
-              </w:rPr>
-              <w:t>Genera preguntas personalizadas; mantiene control docente.</w:t>
-            </w:r>
-          </w:p>
-        </w:tc>
-        <w:tc>
-          <w:tcPr>
-            <w:tcW w:type="dxa" w:w="3888"/>
-            <w:shd w:fill="FFFFFF"/>
-            <w:tcMar>
-              <w:top w:w="70" w:type="dxa"/>
-              <w:bottom w:w="70" w:type="dxa"/>
-              <w:left w:w="90" w:type="dxa"/>
-              <w:right w:w="90" w:type="dxa"/>
-            </w:tcMar>
-          </w:tcPr>
-          <w:p>
-            <w:pPr>
-              <w:spacing w:line="264" w:lineRule="auto"/>
-            </w:pPr>
-            <w:r>
-              <w:rPr>
-                <w:rFonts w:ascii="Arial" w:hAnsi="Arial"/>
-                <w:color w:val="0F172A"/>
-                <w:sz w:val="16"/>
-              </w:rPr>
-              <w:t>Verifica aprendizaje real; asegura Human-in-the-Loop.</w:t>
-            </w:r>
-          </w:p>
-        </w:tc>
-      </w:tr>
-      <w:tr>
-        <w:tc>
-          <w:tcPr>
-            <w:tcW w:type="dxa" w:w="1728"/>
-            <w:shd w:fill="F8FAFC"/>
-            <w:tcMar>
-              <w:top w:w="70" w:type="dxa"/>
-              <w:bottom w:w="70" w:type="dxa"/>
-              <w:left w:w="90" w:type="dxa"/>
-              <w:right w:w="90" w:type="dxa"/>
-            </w:tcMar>
-          </w:tcPr>
-          <w:p>
-            <w:pPr>
-              <w:spacing w:line="264" w:lineRule="auto"/>
-            </w:pPr>
-            <w:r>
-              <w:rPr>
-                <w:rFonts w:ascii="Arial" w:hAnsi="Arial"/>
-                <w:b/>
-                <w:color w:val="0F172A"/>
-                <w:sz w:val="16"/>
-              </w:rPr>
-              <w:t>OE4</w:t>
-            </w:r>
-          </w:p>
-        </w:tc>
-        <w:tc>
-          <w:tcPr>
-            <w:tcW w:type="dxa" w:w="4176"/>
-            <w:shd w:fill="F8FAFC"/>
-            <w:tcMar>
-              <w:top w:w="70" w:type="dxa"/>
-              <w:bottom w:w="70" w:type="dxa"/>
-              <w:left w:w="90" w:type="dxa"/>
-              <w:right w:w="90" w:type="dxa"/>
-            </w:tcMar>
-          </w:tcPr>
-          <w:p>
-            <w:pPr>
-              <w:spacing w:line="264" w:lineRule="auto"/>
-            </w:pPr>
-            <w:r>
-              <w:rPr>
-                <w:rFonts w:ascii="Arial" w:hAnsi="Arial"/>
-                <w:color w:val="0F172A"/>
-                <w:sz w:val="16"/>
-              </w:rPr>
-              <w:t>Focaliza defensas orales solo en casos necesarios.</w:t>
-            </w:r>
-          </w:p>
-        </w:tc>
-        <w:tc>
-          <w:tcPr>
-            <w:tcW w:type="dxa" w:w="3888"/>
-            <w:shd w:fill="F8FAFC"/>
-            <w:tcMar>
-              <w:top w:w="70" w:type="dxa"/>
-              <w:bottom w:w="70" w:type="dxa"/>
-              <w:left w:w="90" w:type="dxa"/>
-              <w:right w:w="90" w:type="dxa"/>
-            </w:tcMar>
-          </w:tcPr>
-          <w:p>
-            <w:pPr>
-              <w:spacing w:line="264" w:lineRule="auto"/>
-            </w:pPr>
-            <w:r>
-              <w:rPr>
-                <w:rFonts w:ascii="Arial" w:hAnsi="Arial"/>
-                <w:color w:val="0F172A"/>
-                <w:sz w:val="16"/>
-              </w:rPr>
-              <w:t>Escalabilidad a cursos masivos; uso eficiente del tiempo docente.</w:t>
-            </w:r>
-          </w:p>
-        </w:tc>
-      </w:tr>
-      <w:tr>
-        <w:tc>
-          <w:tcPr>
-            <w:tcW w:type="dxa" w:w="1728"/>
-            <w:shd w:fill="FFFFFF"/>
-            <w:tcMar>
-              <w:top w:w="70" w:type="dxa"/>
-              <w:bottom w:w="70" w:type="dxa"/>
-              <w:left w:w="90" w:type="dxa"/>
-              <w:right w:w="90" w:type="dxa"/>
-            </w:tcMar>
-          </w:tcPr>
-          <w:p>
-            <w:pPr>
-              <w:spacing w:line="264" w:lineRule="auto"/>
-            </w:pPr>
-            <w:r>
-              <w:rPr>
-                <w:rFonts w:ascii="Arial" w:hAnsi="Arial"/>
-                <w:b/>
-                <w:color w:val="0F172A"/>
-                <w:sz w:val="16"/>
-              </w:rPr>
-              <w:t>OE5</w:t>
-            </w:r>
-          </w:p>
-        </w:tc>
-        <w:tc>
-          <w:tcPr>
-            <w:tcW w:type="dxa" w:w="4176"/>
-            <w:shd w:fill="FFFFFF"/>
-            <w:tcMar>
-              <w:top w:w="70" w:type="dxa"/>
-              <w:bottom w:w="70" w:type="dxa"/>
-              <w:left w:w="90" w:type="dxa"/>
-              <w:right w:w="90" w:type="dxa"/>
-            </w:tcMar>
-          </w:tcPr>
-          <w:p>
-            <w:pPr>
-              <w:spacing w:line="264" w:lineRule="auto"/>
-            </w:pPr>
-            <w:r>
-              <w:rPr>
-                <w:rFonts w:ascii="Arial" w:hAnsi="Arial"/>
-                <w:color w:val="0F172A"/>
-                <w:sz w:val="16"/>
-              </w:rPr>
-              <w:t>Garantiza que la decisión final sea del profesor.</w:t>
-            </w:r>
-          </w:p>
-        </w:tc>
-        <w:tc>
-          <w:tcPr>
-            <w:tcW w:type="dxa" w:w="3888"/>
-            <w:shd w:fill="FFFFFF"/>
-            <w:tcMar>
-              <w:top w:w="70" w:type="dxa"/>
-              <w:bottom w:w="70" w:type="dxa"/>
-              <w:left w:w="90" w:type="dxa"/>
-              <w:right w:w="90" w:type="dxa"/>
-            </w:tcMar>
-          </w:tcPr>
-          <w:p>
-            <w:pPr>
-              <w:spacing w:line="264" w:lineRule="auto"/>
-            </w:pPr>
-            <w:r>
-              <w:rPr>
-                <w:rFonts w:ascii="Arial" w:hAnsi="Arial"/>
-                <w:color w:val="0F172A"/>
-                <w:sz w:val="16"/>
-              </w:rPr>
-              <w:t>Confianza en la herramienta; cumplimiento ético y legal.</w:t>
-            </w:r>
-          </w:p>
-        </w:tc>
-      </w:tr>
-    </w:tbl>
     <w:p>
       <w:r>
         <w:br w:type="page"/>
@@ -3322,8 +1139,8 @@
         <w:rPr>
           <w:rFonts w:ascii="Arial" w:hAnsi="Arial"/>
           <w:b/>
-          <w:color w:val="2563EB"/>
-          <w:sz w:val="30"/>
+          <w:color w:val="1E3A8A"/>
+          <w:sz w:val="28"/>
         </w:rPr>
         <w:t>3. Análisis de Requerimientos y Fundamentación (45%)</w:t>
       </w:r>
@@ -3331,14 +1148,14 @@
     <w:p>
       <w:pPr>
         <w:keepNext/>
-        <w:spacing w:before="240" w:after="80"/>
+        <w:spacing w:before="220" w:after="80"/>
       </w:pPr>
       <w:r>
         <w:rPr>
           <w:rFonts w:ascii="Arial" w:hAnsi="Arial"/>
           <w:b/>
-          <w:color w:val="4338CA"/>
-          <w:sz w:val="24"/>
+          <w:color w:val="2563EB"/>
+          <w:sz w:val="23"/>
         </w:rPr>
         <w:t>3.1 Bases Teóricas y Metodológicas</w:t>
       </w:r>
@@ -3363,7 +1180,7 @@
           <w:color w:val="0F172A"/>
           <w:sz w:val="19"/>
         </w:rPr>
-        <w:t>Establece que la asimilación del conocimiento se evidencia cuando el estudiante puede explicar, defender y aplicar sus decisiones metodológicas frente a preguntas directas. IntegriEval traslada el foco desde '¿el texto fue generado por una máquina?' hacia '¿el estudiante domina los conceptos plasmados en su entrega?'.</w:t>
+        <w:t>La asimilación del conocimiento se evidencia cuando el estudiante puede explicar y defender su trabajo. IntegriEval traslada el foco desde '¿el texto fue generado por IA?' a '¿el estudiante domina los conceptos?'.</w:t>
       </w:r>
     </w:p>
     <w:p>
@@ -3386,22 +1203,7 @@
           <w:color w:val="0F172A"/>
           <w:sz w:val="19"/>
         </w:rPr>
-        <w:t>Los clasificadores binarios presentan precisiones inferiores al 70% en entornos universitarios. IntegriEval emplea la IA como asistente de lectura y generador de preguntas supervisado por humanos (Human-in-the-Loop).</w:t>
-      </w:r>
-    </w:p>
-    <w:p>
-      <w:pPr>
-        <w:keepNext/>
-        <w:spacing w:before="240" w:after="80"/>
-      </w:pPr>
-      <w:r>
-        <w:rPr>
-          <w:rFonts w:ascii="Arial" w:hAnsi="Arial"/>
-          <w:b/>
-          <w:color w:val="4338CA"/>
-          <w:sz w:val="24"/>
-        </w:rPr>
-        <w:t>3.2 Requerimientos Funcionales (RF)</w:t>
+        <w:t>Los clasificadores binarios presentan precisiones inferiores al 70%. IntegriEval usa IA como asistente de lectura y generador de preguntas supervisado por humanos.</w:t>
       </w:r>
     </w:p>
     <w:p>
@@ -3416,7 +1218,7 @@
           <w:color w:val="0F172A"/>
           <w:sz w:val="19"/>
         </w:rPr>
-        <w:t xml:space="preserve">RF01 - Gestión de Asignaturas: </w:t>
+        <w:t xml:space="preserve">Principio de Supervisión Humana (Human-in-the-Loop): </w:t>
       </w:r>
       <w:r>
         <w:rPr>
@@ -3424,7 +1226,22 @@
           <w:color w:val="0F172A"/>
           <w:sz w:val="19"/>
         </w:rPr>
-        <w:t>El sistema permite al docente crear y gestionar asignaturas indicando nombre y periodo.</w:t>
+        <w:t>En sistemas de IA educativos, el juicio humano debe ser el decisor final sobre las calificaciones.</w:t>
+      </w:r>
+    </w:p>
+    <w:p>
+      <w:pPr>
+        <w:keepNext/>
+        <w:spacing w:before="220" w:after="80"/>
+      </w:pPr>
+      <w:r>
+        <w:rPr>
+          <w:rFonts w:ascii="Arial" w:hAnsi="Arial"/>
+          <w:b/>
+          <w:color w:val="2563EB"/>
+          <w:sz w:val="23"/>
+        </w:rPr>
+        <w:t>3.2 Requerimientos Funcionales (RF-001 al RF-015)</w:t>
       </w:r>
     </w:p>
     <w:p>
@@ -3439,7 +1256,7 @@
           <w:color w:val="0F172A"/>
           <w:sz w:val="19"/>
         </w:rPr>
-        <w:t xml:space="preserve">RF02 - Carga Masiva de Nómina (CSV): </w:t>
+        <w:t xml:space="preserve">RF-001 [Must]: </w:t>
       </w:r>
       <w:r>
         <w:rPr>
@@ -3447,7 +1264,7 @@
           <w:color w:val="0F172A"/>
           <w:sz w:val="19"/>
         </w:rPr>
-        <w:t>Ingesta de archivos CSV con nombres y correos institucionales de alumnos sin requerir contraseñas.</w:t>
+        <w:t>Crear y gestionar asignaturas (nombre, periodo, año).</w:t>
       </w:r>
     </w:p>
     <w:p>
@@ -3462,7 +1279,7 @@
           <w:color w:val="0F172A"/>
           <w:sz w:val="19"/>
         </w:rPr>
-        <w:t xml:space="preserve">RF03 - Configuración de Parámetros: </w:t>
+        <w:t xml:space="preserve">RF-002 [Must]: </w:t>
       </w:r>
       <w:r>
         <w:rPr>
@@ -3470,7 +1287,7 @@
           <w:color w:val="0F172A"/>
           <w:sz w:val="19"/>
         </w:rPr>
-        <w:t>Definición de pauta/prompt libre, rigor (strict/medium/lax), tamaño de pool y umbrales.</w:t>
+        <w:t>Ingesta de CSV con nombres y correos, validando formato y duplicados.</w:t>
       </w:r>
     </w:p>
     <w:p>
@@ -3485,7 +1302,7 @@
           <w:color w:val="0F172A"/>
           <w:sz w:val="19"/>
         </w:rPr>
-        <w:t xml:space="preserve">RF04 - Materiales de Apoyo: </w:t>
+        <w:t xml:space="preserve">RF-003 [Must]: </w:t>
       </w:r>
       <w:r>
         <w:rPr>
@@ -3493,7 +1310,7 @@
           <w:color w:val="0F172A"/>
           <w:sz w:val="19"/>
         </w:rPr>
-        <w:t>Subida de syllabus y guías en PDF/DOCX convertidos a Markdown para contexto del LLM.</w:t>
+        <w:t>Configurar: prompt, rigor, pool (10-30), umbrales visuales.</w:t>
       </w:r>
     </w:p>
     <w:p>
@@ -3508,7 +1325,7 @@
           <w:color w:val="0F172A"/>
           <w:sz w:val="19"/>
         </w:rPr>
-        <w:t xml:space="preserve">RF05 - Subida Masiva de Trabajos: </w:t>
+        <w:t xml:space="preserve">RF-004 [Must]: </w:t>
       </w:r>
       <w:r>
         <w:rPr>
@@ -3516,7 +1333,7 @@
           <w:color w:val="0F172A"/>
           <w:sz w:val="19"/>
         </w:rPr>
-        <w:t>Carga en lote de PDFs con auto-asociación heurística o manual por estudiante.</w:t>
+        <w:t>Subir materiales (PDF/DOCX) y convertirlos a Markdown para contexto.</w:t>
       </w:r>
     </w:p>
     <w:p>
@@ -3531,7 +1348,7 @@
           <w:color w:val="0F172A"/>
           <w:sz w:val="19"/>
         </w:rPr>
-        <w:t xml:space="preserve">RF06 - Conversión Estructurada a Markdown: </w:t>
+        <w:t xml:space="preserve">RF-005 [Must]: </w:t>
       </w:r>
       <w:r>
         <w:rPr>
@@ -3539,7 +1356,7 @@
           <w:color w:val="0F172A"/>
           <w:sz w:val="19"/>
         </w:rPr>
-        <w:t>Extracción de alta fidelidad con pymupdf4llm preservando títulos y tablas.</w:t>
+        <w:t>Carga masiva de PDFs y asociación automática por nombre de archivo.</w:t>
       </w:r>
     </w:p>
     <w:p>
@@ -3554,7 +1371,7 @@
           <w:color w:val="0F172A"/>
           <w:sz w:val="19"/>
         </w:rPr>
-        <w:t xml:space="preserve">RF07 - Evaluación Asíncrona con IA: </w:t>
+        <w:t xml:space="preserve">RF-006 [Must]: </w:t>
       </w:r>
       <w:r>
         <w:rPr>
@@ -3562,7 +1379,7 @@
           <w:color w:val="0F172A"/>
           <w:sz w:val="19"/>
         </w:rPr>
-        <w:t>Cálculo de nota preliminar, feedback cualitativo y porcentaje de detección de IA.</w:t>
+        <w:t>Extraer PDFs a Markdown preservando títulos, tablas y listas (pymupdf4llm).</w:t>
       </w:r>
     </w:p>
     <w:p>
@@ -3577,7 +1394,7 @@
           <w:color w:val="0F172A"/>
           <w:sz w:val="19"/>
         </w:rPr>
-        <w:t xml:space="preserve">RF08 - Gestión del Pool de Preguntas: </w:t>
+        <w:t xml:space="preserve">RF-007 [Must]: </w:t>
       </w:r>
       <w:r>
         <w:rPr>
@@ -3585,7 +1402,7 @@
           <w:color w:val="0F172A"/>
           <w:sz w:val="19"/>
         </w:rPr>
-        <w:t>Edición de alternativas, agregado de reactivos propios y selección aleatoria/manual de 10 preguntas.</w:t>
+        <w:t>Evaluar con Modelos LLM: nota, feedback, % detección IA (Anexo A).</w:t>
       </w:r>
     </w:p>
     <w:p>
@@ -3600,7 +1417,7 @@
           <w:color w:val="0F172A"/>
           <w:sz w:val="19"/>
         </w:rPr>
-        <w:t xml:space="preserve">RF09 - Despacho Asíncrono por Correo: </w:t>
+        <w:t xml:space="preserve">RF-008 [Must]: </w:t>
       </w:r>
       <w:r>
         <w:rPr>
@@ -3608,7 +1425,7 @@
           <w:color w:val="0F172A"/>
           <w:sz w:val="19"/>
         </w:rPr>
-        <w:t>Envío de invitación con token UUIDv4 (vigencia 48h) vía Gmail SMTP (aiosmtplib).</w:t>
+        <w:t>Generar pool de preguntas con LLM basadas en temática del informe y material.</w:t>
       </w:r>
     </w:p>
     <w:p>
@@ -3623,7 +1440,7 @@
           <w:color w:val="0F172A"/>
           <w:sz w:val="19"/>
         </w:rPr>
-        <w:t xml:space="preserve">RF10 - Flash Test WebSocket en Tiempo Real: </w:t>
+        <w:t xml:space="preserve">RF-009 [Must]: </w:t>
       </w:r>
       <w:r>
         <w:rPr>
@@ -3631,7 +1448,7 @@
           <w:color w:val="0F172A"/>
           <w:sz w:val="19"/>
         </w:rPr>
-        <w:t>Examinación cronometrada por pregunta, protección contra caídas y feedback final.</w:t>
+        <w:t>Permitir al docente editar/eliminar/agregar preguntas y seleccionar N reactivos.</w:t>
       </w:r>
     </w:p>
     <w:p>
@@ -3646,7 +1463,7 @@
           <w:color w:val="0F172A"/>
           <w:sz w:val="19"/>
         </w:rPr>
-        <w:t xml:space="preserve">RF11 - Ruteo y Agendamiento Automático: </w:t>
+        <w:t xml:space="preserve">RF-010 [Must]: </w:t>
       </w:r>
       <w:r>
         <w:rPr>
@@ -3654,7 +1471,7 @@
           <w:color w:val="0F172A"/>
           <w:sz w:val="19"/>
         </w:rPr>
-        <w:t>Agendamiento en el primer bloque libre del profesor para alumnos convocados a oficina.</w:t>
+        <w:t>Despachar flash test con tokens UUIDv4 (vigencia 48h) vía Gmail SMTP.</w:t>
       </w:r>
     </w:p>
     <w:p>
@@ -3669,7 +1486,7 @@
           <w:color w:val="0F172A"/>
           <w:sz w:val="19"/>
         </w:rPr>
-        <w:t xml:space="preserve">RF12 - Cierre de Cita y Ajuste de Calificación: </w:t>
+        <w:t xml:space="preserve">RF-011 [Must]: </w:t>
       </w:r>
       <w:r>
         <w:rPr>
@@ -3677,22 +1494,7 @@
           <w:color w:val="0F172A"/>
           <w:sz w:val="19"/>
         </w:rPr>
-        <w:t>Registro de acuerdos presenciales y actualización de la nota final del alumno.</w:t>
-      </w:r>
-    </w:p>
-    <w:p>
-      <w:pPr>
-        <w:keepNext/>
-        <w:spacing w:before="240" w:after="80"/>
-      </w:pPr>
-      <w:r>
-        <w:rPr>
-          <w:rFonts w:ascii="Arial" w:hAnsi="Arial"/>
-          <w:b/>
-          <w:color w:val="4338CA"/>
-          <w:sz w:val="24"/>
-        </w:rPr>
-        <w:t>3.3 Requerimientos No Funcionales (RNF)</w:t>
+        <w:t>Interfaz flash test con WebSockets y temporizador de 60s por pregunta.</w:t>
       </w:r>
     </w:p>
     <w:p>
@@ -3707,7 +1509,7 @@
           <w:color w:val="0F172A"/>
           <w:sz w:val="19"/>
         </w:rPr>
-        <w:t xml:space="preserve">RNF1 (Rendimiento): </w:t>
+        <w:t xml:space="preserve">RF-012 [Must]: </w:t>
       </w:r>
       <w:r>
         <w:rPr>
@@ -3715,7 +1517,7 @@
           <w:color w:val="0F172A"/>
           <w:sz w:val="19"/>
         </w:rPr>
-        <w:t>Soporte de 100 conexiones WebSocket concurrentes con latencia &lt;= 50ms.</w:t>
+        <w:t>Panel de resultados para docente con métricas clave para decisión.</w:t>
       </w:r>
     </w:p>
     <w:p>
@@ -3730,7 +1532,7 @@
           <w:color w:val="0F172A"/>
           <w:sz w:val="19"/>
         </w:rPr>
-        <w:t xml:space="preserve">RNF2 (Seguridad): </w:t>
+        <w:t xml:space="preserve">RF-013 [Must]: </w:t>
       </w:r>
       <w:r>
         <w:rPr>
@@ -3738,7 +1540,7 @@
           <w:color w:val="0F172A"/>
           <w:sz w:val="19"/>
         </w:rPr>
-        <w:t>Tokens de examen UUIDv4 de alta entropía y contraseñas de docentes protegidas con bcrypt (factor &gt;= 12).</w:t>
+        <w:t>Registrar acuerdos de defensas, ajustar nota final y audit log inmutable.</w:t>
       </w:r>
     </w:p>
     <w:p>
@@ -3753,7 +1555,7 @@
           <w:color w:val="0F172A"/>
           <w:sz w:val="19"/>
         </w:rPr>
-        <w:t xml:space="preserve">RNF3 (Resiliencia): </w:t>
+        <w:t xml:space="preserve">RF-014 [Should]: </w:t>
       </w:r>
       <w:r>
         <w:rPr>
@@ -3761,7 +1563,7 @@
           <w:color w:val="0F172A"/>
           <w:sz w:val="19"/>
         </w:rPr>
-        <w:t>Mecanismo de fallback automático a Mock Engine en caso de desconexión con la API de Anthropic.</w:t>
+        <w:t>Contar con Mock Engine de contingencia para fallback offline.</w:t>
       </w:r>
     </w:p>
     <w:p>
@@ -3776,7 +1578,7 @@
           <w:color w:val="0F172A"/>
           <w:sz w:val="19"/>
         </w:rPr>
-        <w:t xml:space="preserve">RNF4 (Usabilidad): </w:t>
+        <w:t xml:space="preserve">RF-015 [Por definir]: </w:t>
       </w:r>
       <w:r>
         <w:rPr>
@@ -3784,7 +1586,22 @@
           <w:color w:val="0F172A"/>
           <w:sz w:val="19"/>
         </w:rPr>
-        <w:t>Interfaz Next.js + Tailwind CSS adaptada a accesibilidad WCAG 2.1 AA con tema oscuro de alto contraste.</w:t>
+        <w:t>Autenticación docente (Pendiente).</w:t>
+      </w:r>
+    </w:p>
+    <w:p>
+      <w:pPr>
+        <w:keepNext/>
+        <w:spacing w:before="220" w:after="80"/>
+      </w:pPr>
+      <w:r>
+        <w:rPr>
+          <w:rFonts w:ascii="Arial" w:hAnsi="Arial"/>
+          <w:b/>
+          <w:color w:val="2563EB"/>
+          <w:sz w:val="23"/>
+        </w:rPr>
+        <w:t>3.3 Requerimientos No Funcionales (RNF-001 al RNF-013)</w:t>
       </w:r>
     </w:p>
     <w:p>
@@ -3799,7 +1616,7 @@
           <w:color w:val="0F172A"/>
           <w:sz w:val="19"/>
         </w:rPr>
-        <w:t xml:space="preserve">RNF5 (Costo Cero): </w:t>
+        <w:t xml:space="preserve">RNF-001 (Rendimiento): </w:t>
       </w:r>
       <w:r>
         <w:rPr>
@@ -3807,22 +1624,272 @@
           <w:color w:val="0F172A"/>
           <w:sz w:val="19"/>
         </w:rPr>
-        <w:t>Operatividad 100% sustentada en tecnologías de código abierto (SQLite, FastAPI, Gmail SMTP).</w:t>
+        <w:t>Soportar 100 conexiones WebSocket concurrentes (Latencia &lt;= 50ms).</w:t>
+      </w:r>
+    </w:p>
+    <w:p>
+      <w:pPr>
+        <w:pStyle w:val="ListBullet"/>
+        <w:spacing w:before="20" w:after="60" w:line="276" w:lineRule="auto"/>
+      </w:pPr>
+      <w:r>
+        <w:rPr>
+          <w:rFonts w:ascii="Arial" w:hAnsi="Arial"/>
+          <w:b/>
+          <w:color w:val="0F172A"/>
+          <w:sz w:val="19"/>
+        </w:rPr>
+        <w:t xml:space="preserve">RNF-002 (Rendimiento): </w:t>
+      </w:r>
+      <w:r>
+        <w:rPr>
+          <w:rFonts w:ascii="Arial" w:hAnsi="Arial"/>
+          <w:color w:val="0F172A"/>
+          <w:sz w:val="19"/>
+        </w:rPr>
+        <w:t>Procesar informe en &lt;= 15s (CPU) en 95% de casos.</w:t>
+      </w:r>
+    </w:p>
+    <w:p>
+      <w:pPr>
+        <w:pStyle w:val="ListBullet"/>
+        <w:spacing w:before="20" w:after="60" w:line="276" w:lineRule="auto"/>
+      </w:pPr>
+      <w:r>
+        <w:rPr>
+          <w:rFonts w:ascii="Arial" w:hAnsi="Arial"/>
+          <w:b/>
+          <w:color w:val="0F172A"/>
+          <w:sz w:val="19"/>
+        </w:rPr>
+        <w:t xml:space="preserve">RNF-003 (Rendimiento): </w:t>
+      </w:r>
+      <w:r>
+        <w:rPr>
+          <w:rFonts w:ascii="Arial" w:hAnsi="Arial"/>
+          <w:color w:val="0F172A"/>
+          <w:sz w:val="19"/>
+        </w:rPr>
+        <w:t>API de cierre de calificaciones &lt;= 200ms.</w:t>
+      </w:r>
+    </w:p>
+    <w:p>
+      <w:pPr>
+        <w:pStyle w:val="ListBullet"/>
+        <w:spacing w:before="20" w:after="60" w:line="276" w:lineRule="auto"/>
+      </w:pPr>
+      <w:r>
+        <w:rPr>
+          <w:rFonts w:ascii="Arial" w:hAnsi="Arial"/>
+          <w:b/>
+          <w:color w:val="0F172A"/>
+          <w:sz w:val="19"/>
+        </w:rPr>
+        <w:t xml:space="preserve">RNF-004 (Seguridad): </w:t>
+      </w:r>
+      <w:r>
+        <w:rPr>
+          <w:rFonts w:ascii="Arial" w:hAnsi="Arial"/>
+          <w:color w:val="0F172A"/>
+          <w:sz w:val="19"/>
+        </w:rPr>
+        <w:t>Tokens UUIDv4 criptográficos (RFC 4122).</w:t>
+      </w:r>
+    </w:p>
+    <w:p>
+      <w:pPr>
+        <w:pStyle w:val="ListBullet"/>
+        <w:spacing w:before="20" w:after="60" w:line="276" w:lineRule="auto"/>
+      </w:pPr>
+      <w:r>
+        <w:rPr>
+          <w:rFonts w:ascii="Arial" w:hAnsi="Arial"/>
+          <w:b/>
+          <w:color w:val="0F172A"/>
+          <w:sz w:val="19"/>
+        </w:rPr>
+        <w:t xml:space="preserve">RNF-005 (Seguridad): </w:t>
+      </w:r>
+      <w:r>
+        <w:rPr>
+          <w:rFonts w:ascii="Arial" w:hAnsi="Arial"/>
+          <w:color w:val="0F172A"/>
+          <w:sz w:val="19"/>
+        </w:rPr>
+        <w:t>Contraseñas docentes protegidas con bcrypt (factor &gt;= 12).</w:t>
+      </w:r>
+    </w:p>
+    <w:p>
+      <w:pPr>
+        <w:pStyle w:val="ListBullet"/>
+        <w:spacing w:before="20" w:after="60" w:line="276" w:lineRule="auto"/>
+      </w:pPr>
+      <w:r>
+        <w:rPr>
+          <w:rFonts w:ascii="Arial" w:hAnsi="Arial"/>
+          <w:b/>
+          <w:color w:val="0F172A"/>
+          <w:sz w:val="19"/>
+        </w:rPr>
+        <w:t xml:space="preserve">RNF-006 (Seguridad): </w:t>
+      </w:r>
+      <w:r>
+        <w:rPr>
+          <w:rFonts w:ascii="Arial" w:hAnsi="Arial"/>
+          <w:color w:val="0F172A"/>
+          <w:sz w:val="19"/>
+        </w:rPr>
+        <w:t>Control de accesos basado en roles (RBAC) por asignatura.</w:t>
+      </w:r>
+    </w:p>
+    <w:p>
+      <w:pPr>
+        <w:pStyle w:val="ListBullet"/>
+        <w:spacing w:before="20" w:after="60" w:line="276" w:lineRule="auto"/>
+      </w:pPr>
+      <w:r>
+        <w:rPr>
+          <w:rFonts w:ascii="Arial" w:hAnsi="Arial"/>
+          <w:b/>
+          <w:color w:val="0F172A"/>
+          <w:sz w:val="19"/>
+        </w:rPr>
+        <w:t xml:space="preserve">RNF-007 (Resiliencia): </w:t>
+      </w:r>
+      <w:r>
+        <w:rPr>
+          <w:rFonts w:ascii="Arial" w:hAnsi="Arial"/>
+          <w:color w:val="0F172A"/>
+          <w:sz w:val="19"/>
+        </w:rPr>
+        <w:t>Fallback automático a Mock Engine tras timeout &gt; 30s.</w:t>
+      </w:r>
+    </w:p>
+    <w:p>
+      <w:pPr>
+        <w:pStyle w:val="ListBullet"/>
+        <w:spacing w:before="20" w:after="60" w:line="276" w:lineRule="auto"/>
+      </w:pPr>
+      <w:r>
+        <w:rPr>
+          <w:rFonts w:ascii="Arial" w:hAnsi="Arial"/>
+          <w:b/>
+          <w:color w:val="0F172A"/>
+          <w:sz w:val="19"/>
+        </w:rPr>
+        <w:t xml:space="preserve">RNF-008 (Resiliencia): </w:t>
+      </w:r>
+      <w:r>
+        <w:rPr>
+          <w:rFonts w:ascii="Arial" w:hAnsi="Arial"/>
+          <w:color w:val="0F172A"/>
+          <w:sz w:val="19"/>
+        </w:rPr>
+        <w:t>Reconexión de WebSocket &lt;= 120s preservando estado.</w:t>
+      </w:r>
+    </w:p>
+    <w:p>
+      <w:pPr>
+        <w:pStyle w:val="ListBullet"/>
+        <w:spacing w:before="20" w:after="60" w:line="276" w:lineRule="auto"/>
+      </w:pPr>
+      <w:r>
+        <w:rPr>
+          <w:rFonts w:ascii="Arial" w:hAnsi="Arial"/>
+          <w:b/>
+          <w:color w:val="0F172A"/>
+          <w:sz w:val="19"/>
+        </w:rPr>
+        <w:t xml:space="preserve">RNF-009 (Usabilidad): </w:t>
+      </w:r>
+      <w:r>
+        <w:rPr>
+          <w:rFonts w:ascii="Arial" w:hAnsi="Arial"/>
+          <w:color w:val="0F172A"/>
+          <w:sz w:val="19"/>
+        </w:rPr>
+        <w:t>Accesibilidad WCAG 2.1 AA y tema oscuro.</w:t>
+      </w:r>
+    </w:p>
+    <w:p>
+      <w:pPr>
+        <w:pStyle w:val="ListBullet"/>
+        <w:spacing w:before="20" w:after="60" w:line="276" w:lineRule="auto"/>
+      </w:pPr>
+      <w:r>
+        <w:rPr>
+          <w:rFonts w:ascii="Arial" w:hAnsi="Arial"/>
+          <w:b/>
+          <w:color w:val="0F172A"/>
+          <w:sz w:val="19"/>
+        </w:rPr>
+        <w:t xml:space="preserve">RNF-010 (Costo): </w:t>
+      </w:r>
+      <w:r>
+        <w:rPr>
+          <w:rFonts w:ascii="Arial" w:hAnsi="Arial"/>
+          <w:color w:val="0F172A"/>
+          <w:sz w:val="19"/>
+        </w:rPr>
+        <w:t>100% open-source, sin costos recurrentes.</w:t>
+      </w:r>
+    </w:p>
+    <w:p>
+      <w:pPr>
+        <w:pStyle w:val="ListBullet"/>
+        <w:spacing w:before="20" w:after="60" w:line="276" w:lineRule="auto"/>
+      </w:pPr>
+      <w:r>
+        <w:rPr>
+          <w:rFonts w:ascii="Arial" w:hAnsi="Arial"/>
+          <w:b/>
+          <w:color w:val="0F172A"/>
+          <w:sz w:val="19"/>
+        </w:rPr>
+        <w:t xml:space="preserve">RNF-013 (Privacidad): </w:t>
+      </w:r>
+      <w:r>
+        <w:rPr>
+          <w:rFonts w:ascii="Arial" w:hAnsi="Arial"/>
+          <w:color w:val="0F172A"/>
+          <w:sz w:val="19"/>
+        </w:rPr>
+        <w:t>Cumplimiento con Ley N° 21.719 (Protección de Datos Personales Chile).</w:t>
+      </w:r>
+    </w:p>
+    <w:p>
+      <w:r>
+        <w:br w:type="page"/>
       </w:r>
     </w:p>
     <w:p>
       <w:pPr>
         <w:keepNext/>
-        <w:spacing w:before="240" w:after="80"/>
+        <w:spacing w:before="320" w:after="120"/>
       </w:pPr>
       <w:r>
         <w:rPr>
           <w:rFonts w:ascii="Arial" w:hAnsi="Arial"/>
           <w:b/>
-          <w:color w:val="4338CA"/>
-          <w:sz w:val="24"/>
+          <w:color w:val="1E3A8A"/>
+          <w:sz w:val="28"/>
         </w:rPr>
-        <w:t>3.4 Evaluación Crítica de Alternativas Técnicas</w:t>
+        <w:t>4. Planificación del Proyecto y Product Backlog (20%)</w:t>
+      </w:r>
+    </w:p>
+    <w:p>
+      <w:pPr>
+        <w:keepNext/>
+        <w:spacing w:before="220" w:after="80"/>
+      </w:pPr>
+      <w:r>
+        <w:rPr>
+          <w:rFonts w:ascii="Arial" w:hAnsi="Arial"/>
+          <w:b/>
+          <w:color w:val="2563EB"/>
+          <w:sz w:val="23"/>
+        </w:rPr>
+        <w:t>4.1 Resumen de Épicas y Estimación de Esfuerzo (61 Story Points en 4 Sprints)</w:t>
       </w:r>
     </w:p>
     <w:tbl>
@@ -3841,19 +1908,20 @@
         </w:tblBorders>
       </w:tblPr>
       <w:tblGrid>
-        <w:gridCol w:w="2448"/>
-        <w:gridCol w:w="2448"/>
-        <w:gridCol w:w="2448"/>
-        <w:gridCol w:w="2448"/>
+        <w:gridCol w:w="1987"/>
+        <w:gridCol w:w="1987"/>
+        <w:gridCol w:w="1987"/>
+        <w:gridCol w:w="1987"/>
+        <w:gridCol w:w="1987"/>
       </w:tblGrid>
       <w:tr>
         <w:tc>
           <w:tcPr>
-            <w:tcW w:type="dxa" w:w="2016"/>
+            <w:tcW w:type="dxa" w:w="2880"/>
             <w:shd w:fill="1E3A8A"/>
             <w:tcMar>
-              <w:top w:w="100" w:type="dxa"/>
-              <w:bottom w:w="100" w:type="dxa"/>
+              <w:top w:w="80" w:type="dxa"/>
+              <w:bottom w:w="80" w:type="dxa"/>
               <w:left w:w="100" w:type="dxa"/>
               <w:right w:w="100" w:type="dxa"/>
             </w:tcMar>
@@ -3861,12 +1929,77 @@
           <w:p>
             <w:r>
               <w:rPr>
-                <w:rFonts w:ascii="Arial" w:hAnsi="Arial"/>
                 <w:b/>
                 <w:color w:val="FFFFFF"/>
                 <w:sz w:val="17"/>
               </w:rPr>
-              <w:t>Dimensión</w:t>
+              <w:t>Épica</w:t>
+            </w:r>
+          </w:p>
+        </w:tc>
+        <w:tc>
+          <w:tcPr>
+            <w:tcW w:type="dxa" w:w="1728"/>
+            <w:shd w:fill="1E3A8A"/>
+            <w:tcMar>
+              <w:top w:w="80" w:type="dxa"/>
+              <w:bottom w:w="80" w:type="dxa"/>
+              <w:left w:w="100" w:type="dxa"/>
+              <w:right w:w="100" w:type="dxa"/>
+            </w:tcMar>
+          </w:tcPr>
+          <w:p>
+            <w:r>
+              <w:rPr>
+                <w:b/>
+                <w:color w:val="FFFFFF"/>
+                <w:sz w:val="17"/>
+              </w:rPr>
+              <w:t>Historias</w:t>
+            </w:r>
+          </w:p>
+        </w:tc>
+        <w:tc>
+          <w:tcPr>
+            <w:tcW w:type="dxa" w:w="1440"/>
+            <w:shd w:fill="1E3A8A"/>
+            <w:tcMar>
+              <w:top w:w="80" w:type="dxa"/>
+              <w:bottom w:w="80" w:type="dxa"/>
+              <w:left w:w="100" w:type="dxa"/>
+              <w:right w:w="100" w:type="dxa"/>
+            </w:tcMar>
+          </w:tcPr>
+          <w:p>
+            <w:r>
+              <w:rPr>
+                <w:b/>
+                <w:color w:val="FFFFFF"/>
+                <w:sz w:val="17"/>
+              </w:rPr>
+              <w:t>Prioridad</w:t>
+            </w:r>
+          </w:p>
+        </w:tc>
+        <w:tc>
+          <w:tcPr>
+            <w:tcW w:type="dxa" w:w="1152"/>
+            <w:shd w:fill="1E3A8A"/>
+            <w:tcMar>
+              <w:top w:w="80" w:type="dxa"/>
+              <w:bottom w:w="80" w:type="dxa"/>
+              <w:left w:w="100" w:type="dxa"/>
+              <w:right w:w="100" w:type="dxa"/>
+            </w:tcMar>
+          </w:tcPr>
+          <w:p>
+            <w:r>
+              <w:rPr>
+                <w:b/>
+                <w:color w:val="FFFFFF"/>
+                <w:sz w:val="17"/>
+              </w:rPr>
+              <w:t>SP</w:t>
             </w:r>
           </w:p>
         </w:tc>
@@ -3875,8 +2008,8 @@
             <w:tcW w:type="dxa" w:w="2592"/>
             <w:shd w:fill="1E3A8A"/>
             <w:tcMar>
-              <w:top w:w="100" w:type="dxa"/>
-              <w:bottom w:w="100" w:type="dxa"/>
+              <w:top w:w="80" w:type="dxa"/>
+              <w:bottom w:w="80" w:type="dxa"/>
               <w:left w:w="100" w:type="dxa"/>
               <w:right w:w="100" w:type="dxa"/>
             </w:tcMar>
@@ -3884,58 +2017,11 @@
           <w:p>
             <w:r>
               <w:rPr>
-                <w:rFonts w:ascii="Arial" w:hAnsi="Arial"/>
                 <w:b/>
                 <w:color w:val="FFFFFF"/>
                 <w:sz w:val="17"/>
               </w:rPr>
-              <w:t>Alternativas Evaluadas</w:t>
-            </w:r>
-          </w:p>
-        </w:tc>
-        <w:tc>
-          <w:tcPr>
-            <w:tcW w:type="dxa" w:w="1872"/>
-            <w:shd w:fill="1E3A8A"/>
-            <w:tcMar>
-              <w:top w:w="100" w:type="dxa"/>
-              <w:bottom w:w="100" w:type="dxa"/>
-              <w:left w:w="100" w:type="dxa"/>
-              <w:right w:w="100" w:type="dxa"/>
-            </w:tcMar>
-          </w:tcPr>
-          <w:p>
-            <w:r>
-              <w:rPr>
-                <w:rFonts w:ascii="Arial" w:hAnsi="Arial"/>
-                <w:b/>
-                <w:color w:val="FFFFFF"/>
-                <w:sz w:val="17"/>
-              </w:rPr>
-              <w:t>Selección</w:t>
-            </w:r>
-          </w:p>
-        </w:tc>
-        <w:tc>
-          <w:tcPr>
-            <w:tcW w:type="dxa" w:w="3312"/>
-            <w:shd w:fill="1E3A8A"/>
-            <w:tcMar>
-              <w:top w:w="100" w:type="dxa"/>
-              <w:bottom w:w="100" w:type="dxa"/>
-              <w:left w:w="100" w:type="dxa"/>
-              <w:right w:w="100" w:type="dxa"/>
-            </w:tcMar>
-          </w:tcPr>
-          <w:p>
-            <w:r>
-              <w:rPr>
-                <w:rFonts w:ascii="Arial" w:hAnsi="Arial"/>
-                <w:b/>
-                <w:color w:val="FFFFFF"/>
-                <w:sz w:val="17"/>
-              </w:rPr>
-              <w:t>Justificación Técnica</w:t>
+              <w:t>Sprint</w:t>
             </w:r>
           </w:p>
         </w:tc>
@@ -3943,27 +2029,86 @@
       <w:tr>
         <w:tc>
           <w:tcPr>
-            <w:tcW w:type="dxa" w:w="2016"/>
+            <w:tcW w:type="dxa" w:w="2880"/>
             <w:shd w:fill="FFFFFF"/>
             <w:tcMar>
-              <w:top w:w="70" w:type="dxa"/>
-              <w:bottom w:w="70" w:type="dxa"/>
-              <w:left w:w="90" w:type="dxa"/>
-              <w:right w:w="90" w:type="dxa"/>
+              <w:top w:w="60" w:type="dxa"/>
+              <w:bottom w:w="60" w:type="dxa"/>
+              <w:left w:w="80" w:type="dxa"/>
+              <w:right w:w="80" w:type="dxa"/>
             </w:tcMar>
           </w:tcPr>
           <w:p>
-            <w:pPr>
-              <w:spacing w:line="264" w:lineRule="auto"/>
-            </w:pPr>
             <w:r>
               <w:rPr>
-                <w:rFonts w:ascii="Arial" w:hAnsi="Arial"/>
                 <w:b/>
                 <w:color w:val="0F172A"/>
                 <w:sz w:val="16"/>
               </w:rPr>
-              <w:t>Acceso Alumno</w:t>
+              <w:t>ÉPICA 1: Gestión y Nómina (OE1)</w:t>
+            </w:r>
+          </w:p>
+        </w:tc>
+        <w:tc>
+          <w:tcPr>
+            <w:tcW w:type="dxa" w:w="1728"/>
+            <w:shd w:fill="FFFFFF"/>
+            <w:tcMar>
+              <w:top w:w="60" w:type="dxa"/>
+              <w:bottom w:w="60" w:type="dxa"/>
+              <w:left w:w="80" w:type="dxa"/>
+              <w:right w:w="80" w:type="dxa"/>
+            </w:tcMar>
+          </w:tcPr>
+          <w:p>
+            <w:r>
+              <w:rPr>
+                <w:color w:val="0F172A"/>
+                <w:sz w:val="16"/>
+              </w:rPr>
+              <w:t>US-01, US-02</w:t>
+            </w:r>
+          </w:p>
+        </w:tc>
+        <w:tc>
+          <w:tcPr>
+            <w:tcW w:type="dxa" w:w="1440"/>
+            <w:shd w:fill="FFFFFF"/>
+            <w:tcMar>
+              <w:top w:w="60" w:type="dxa"/>
+              <w:bottom w:w="60" w:type="dxa"/>
+              <w:left w:w="80" w:type="dxa"/>
+              <w:right w:w="80" w:type="dxa"/>
+            </w:tcMar>
+          </w:tcPr>
+          <w:p>
+            <w:r>
+              <w:rPr>
+                <w:color w:val="0F172A"/>
+                <w:sz w:val="16"/>
+              </w:rPr>
+              <w:t>Must Have</w:t>
+            </w:r>
+          </w:p>
+        </w:tc>
+        <w:tc>
+          <w:tcPr>
+            <w:tcW w:type="dxa" w:w="1152"/>
+            <w:shd w:fill="FFFFFF"/>
+            <w:tcMar>
+              <w:top w:w="60" w:type="dxa"/>
+              <w:bottom w:w="60" w:type="dxa"/>
+              <w:left w:w="80" w:type="dxa"/>
+              <w:right w:w="80" w:type="dxa"/>
+            </w:tcMar>
+          </w:tcPr>
+          <w:p>
+            <w:r>
+              <w:rPr>
+                <w:color w:val="0F172A"/>
+                <w:sz w:val="16"/>
+              </w:rPr>
+              <w:t>8 SP</w:t>
             </w:r>
           </w:p>
         </w:tc>
@@ -3972,78 +2117,19 @@
             <w:tcW w:type="dxa" w:w="2592"/>
             <w:shd w:fill="FFFFFF"/>
             <w:tcMar>
-              <w:top w:w="70" w:type="dxa"/>
-              <w:bottom w:w="70" w:type="dxa"/>
-              <w:left w:w="90" w:type="dxa"/>
-              <w:right w:w="90" w:type="dxa"/>
+              <w:top w:w="60" w:type="dxa"/>
+              <w:bottom w:w="60" w:type="dxa"/>
+              <w:left w:w="80" w:type="dxa"/>
+              <w:right w:w="80" w:type="dxa"/>
             </w:tcMar>
           </w:tcPr>
           <w:p>
-            <w:pPr>
-              <w:spacing w:line="264" w:lineRule="auto"/>
-            </w:pPr>
             <w:r>
               <w:rPr>
-                <w:rFonts w:ascii="Arial" w:hAnsi="Arial"/>
                 <w:color w:val="0F172A"/>
                 <w:sz w:val="16"/>
               </w:rPr>
-              <w:t>1. Cuenta y Password.</w:t>
-              <w:br/>
-              <w:t>2. SSO Institucional.</w:t>
-              <w:br/>
-              <w:t>3. Token vía Email.</w:t>
-            </w:r>
-          </w:p>
-        </w:tc>
-        <w:tc>
-          <w:tcPr>
-            <w:tcW w:type="dxa" w:w="1872"/>
-            <w:shd w:fill="FFFFFF"/>
-            <w:tcMar>
-              <w:top w:w="70" w:type="dxa"/>
-              <w:bottom w:w="70" w:type="dxa"/>
-              <w:left w:w="90" w:type="dxa"/>
-              <w:right w:w="90" w:type="dxa"/>
-            </w:tcMar>
-          </w:tcPr>
-          <w:p>
-            <w:pPr>
-              <w:spacing w:line="264" w:lineRule="auto"/>
-            </w:pPr>
-            <w:r>
-              <w:rPr>
-                <w:rFonts w:ascii="Arial" w:hAnsi="Arial"/>
-                <w:b/>
-                <w:color w:val="0F172A"/>
-                <w:sz w:val="16"/>
-              </w:rPr>
-              <w:t>Token vía Email</w:t>
-            </w:r>
-          </w:p>
-        </w:tc>
-        <w:tc>
-          <w:tcPr>
-            <w:tcW w:type="dxa" w:w="3312"/>
-            <w:shd w:fill="FFFFFF"/>
-            <w:tcMar>
-              <w:top w:w="70" w:type="dxa"/>
-              <w:bottom w:w="70" w:type="dxa"/>
-              <w:left w:w="90" w:type="dxa"/>
-              <w:right w:w="90" w:type="dxa"/>
-            </w:tcMar>
-          </w:tcPr>
-          <w:p>
-            <w:pPr>
-              <w:spacing w:line="264" w:lineRule="auto"/>
-            </w:pPr>
-            <w:r>
-              <w:rPr>
-                <w:rFonts w:ascii="Arial" w:hAnsi="Arial"/>
-                <w:color w:val="0F172A"/>
-                <w:sz w:val="16"/>
-              </w:rPr>
-              <w:t>Elimina fricción de registro; el docente no gestiona claves y el token valida posesión del correo oficial.</w:t>
+              <w:t>Sprint 1 (4.2 sem con Ép. 2)</w:t>
             </w:r>
           </w:p>
         </w:tc>
@@ -4051,27 +2137,86 @@
       <w:tr>
         <w:tc>
           <w:tcPr>
-            <w:tcW w:type="dxa" w:w="2016"/>
+            <w:tcW w:type="dxa" w:w="2880"/>
             <w:shd w:fill="F8FAFC"/>
             <w:tcMar>
-              <w:top w:w="70" w:type="dxa"/>
-              <w:bottom w:w="70" w:type="dxa"/>
-              <w:left w:w="90" w:type="dxa"/>
-              <w:right w:w="90" w:type="dxa"/>
+              <w:top w:w="60" w:type="dxa"/>
+              <w:bottom w:w="60" w:type="dxa"/>
+              <w:left w:w="80" w:type="dxa"/>
+              <w:right w:w="80" w:type="dxa"/>
             </w:tcMar>
           </w:tcPr>
           <w:p>
-            <w:pPr>
-              <w:spacing w:line="264" w:lineRule="auto"/>
-            </w:pPr>
             <w:r>
               <w:rPr>
-                <w:rFonts w:ascii="Arial" w:hAnsi="Arial"/>
                 <w:b/>
                 <w:color w:val="0F172A"/>
                 <w:sz w:val="16"/>
               </w:rPr>
-              <w:t>Estrategia de Integridad</w:t>
+              <w:t>ÉPICA 2: Ingesta y Conversión (OE1)</w:t>
+            </w:r>
+          </w:p>
+        </w:tc>
+        <w:tc>
+          <w:tcPr>
+            <w:tcW w:type="dxa" w:w="1728"/>
+            <w:shd w:fill="F8FAFC"/>
+            <w:tcMar>
+              <w:top w:w="60" w:type="dxa"/>
+              <w:bottom w:w="60" w:type="dxa"/>
+              <w:left w:w="80" w:type="dxa"/>
+              <w:right w:w="80" w:type="dxa"/>
+            </w:tcMar>
+          </w:tcPr>
+          <w:p>
+            <w:r>
+              <w:rPr>
+                <w:color w:val="0F172A"/>
+                <w:sz w:val="16"/>
+              </w:rPr>
+              <w:t>US-03, US-04</w:t>
+            </w:r>
+          </w:p>
+        </w:tc>
+        <w:tc>
+          <w:tcPr>
+            <w:tcW w:type="dxa" w:w="1440"/>
+            <w:shd w:fill="F8FAFC"/>
+            <w:tcMar>
+              <w:top w:w="60" w:type="dxa"/>
+              <w:bottom w:w="60" w:type="dxa"/>
+              <w:left w:w="80" w:type="dxa"/>
+              <w:right w:w="80" w:type="dxa"/>
+            </w:tcMar>
+          </w:tcPr>
+          <w:p>
+            <w:r>
+              <w:rPr>
+                <w:color w:val="0F172A"/>
+                <w:sz w:val="16"/>
+              </w:rPr>
+              <w:t>Must Have</w:t>
+            </w:r>
+          </w:p>
+        </w:tc>
+        <w:tc>
+          <w:tcPr>
+            <w:tcW w:type="dxa" w:w="1152"/>
+            <w:shd w:fill="F8FAFC"/>
+            <w:tcMar>
+              <w:top w:w="60" w:type="dxa"/>
+              <w:bottom w:w="60" w:type="dxa"/>
+              <w:left w:w="80" w:type="dxa"/>
+              <w:right w:w="80" w:type="dxa"/>
+            </w:tcMar>
+          </w:tcPr>
+          <w:p>
+            <w:r>
+              <w:rPr>
+                <w:color w:val="0F172A"/>
+                <w:sz w:val="16"/>
+              </w:rPr>
+              <w:t>13 SP</w:t>
             </w:r>
           </w:p>
         </w:tc>
@@ -4080,78 +2225,19 @@
             <w:tcW w:type="dxa" w:w="2592"/>
             <w:shd w:fill="F8FAFC"/>
             <w:tcMar>
-              <w:top w:w="70" w:type="dxa"/>
-              <w:bottom w:w="70" w:type="dxa"/>
-              <w:left w:w="90" w:type="dxa"/>
-              <w:right w:w="90" w:type="dxa"/>
+              <w:top w:w="60" w:type="dxa"/>
+              <w:bottom w:w="60" w:type="dxa"/>
+              <w:left w:w="80" w:type="dxa"/>
+              <w:right w:w="80" w:type="dxa"/>
             </w:tcMar>
           </w:tcPr>
           <w:p>
-            <w:pPr>
-              <w:spacing w:line="264" w:lineRule="auto"/>
-            </w:pPr>
             <w:r>
               <w:rPr>
-                <w:rFonts w:ascii="Arial" w:hAnsi="Arial"/>
                 <w:color w:val="0F172A"/>
                 <w:sz w:val="16"/>
               </w:rPr>
-              <w:t>1. Detectores de caja negra.</w:t>
-              <w:br/>
-              <w:t>2. Proctored Browser.</w:t>
-              <w:br/>
-              <w:t>3. Flash Test Contextual.</w:t>
-            </w:r>
-          </w:p>
-        </w:tc>
-        <w:tc>
-          <w:tcPr>
-            <w:tcW w:type="dxa" w:w="1872"/>
-            <w:shd w:fill="F8FAFC"/>
-            <w:tcMar>
-              <w:top w:w="70" w:type="dxa"/>
-              <w:bottom w:w="70" w:type="dxa"/>
-              <w:left w:w="90" w:type="dxa"/>
-              <w:right w:w="90" w:type="dxa"/>
-            </w:tcMar>
-          </w:tcPr>
-          <w:p>
-            <w:pPr>
-              <w:spacing w:line="264" w:lineRule="auto"/>
-            </w:pPr>
-            <w:r>
-              <w:rPr>
-                <w:rFonts w:ascii="Arial" w:hAnsi="Arial"/>
-                <w:b/>
-                <w:color w:val="0F172A"/>
-                <w:sz w:val="16"/>
-              </w:rPr>
-              <w:t>Flash Test Contextual</w:t>
-            </w:r>
-          </w:p>
-        </w:tc>
-        <w:tc>
-          <w:tcPr>
-            <w:tcW w:type="dxa" w:w="3312"/>
-            <w:shd w:fill="F8FAFC"/>
-            <w:tcMar>
-              <w:top w:w="70" w:type="dxa"/>
-              <w:bottom w:w="70" w:type="dxa"/>
-              <w:left w:w="90" w:type="dxa"/>
-              <w:right w:w="90" w:type="dxa"/>
-            </w:tcMar>
-          </w:tcPr>
-          <w:p>
-            <w:pPr>
-              <w:spacing w:line="264" w:lineRule="auto"/>
-            </w:pPr>
-            <w:r>
-              <w:rPr>
-                <w:rFonts w:ascii="Arial" w:hAnsi="Arial"/>
-                <w:color w:val="0F172A"/>
-                <w:sz w:val="16"/>
-              </w:rPr>
-              <w:t>Evita falsos positivos evaluando la autoría real en tiempo real mediante preguntas del propio trabajo.</w:t>
+              <w:t>Sprint 1 (Total: 21 SP)</w:t>
             </w:r>
           </w:p>
         </w:tc>
@@ -4159,27 +2245,86 @@
       <w:tr>
         <w:tc>
           <w:tcPr>
-            <w:tcW w:type="dxa" w:w="2016"/>
+            <w:tcW w:type="dxa" w:w="2880"/>
             <w:shd w:fill="FFFFFF"/>
             <w:tcMar>
-              <w:top w:w="70" w:type="dxa"/>
-              <w:bottom w:w="70" w:type="dxa"/>
-              <w:left w:w="90" w:type="dxa"/>
-              <w:right w:w="90" w:type="dxa"/>
+              <w:top w:w="60" w:type="dxa"/>
+              <w:bottom w:w="60" w:type="dxa"/>
+              <w:left w:w="80" w:type="dxa"/>
+              <w:right w:w="80" w:type="dxa"/>
             </w:tcMar>
           </w:tcPr>
           <w:p>
-            <w:pPr>
-              <w:spacing w:line="264" w:lineRule="auto"/>
-            </w:pPr>
             <w:r>
               <w:rPr>
-                <w:rFonts w:ascii="Arial" w:hAnsi="Arial"/>
                 <w:b/>
                 <w:color w:val="0F172A"/>
                 <w:sz w:val="16"/>
               </w:rPr>
-              <w:t>Conversión PDF</w:t>
+              <w:t>ÉPICA 3: Motor de Evaluación (OE2)</w:t>
+            </w:r>
+          </w:p>
+        </w:tc>
+        <w:tc>
+          <w:tcPr>
+            <w:tcW w:type="dxa" w:w="1728"/>
+            <w:shd w:fill="FFFFFF"/>
+            <w:tcMar>
+              <w:top w:w="60" w:type="dxa"/>
+              <w:bottom w:w="60" w:type="dxa"/>
+              <w:left w:w="80" w:type="dxa"/>
+              <w:right w:w="80" w:type="dxa"/>
+            </w:tcMar>
+          </w:tcPr>
+          <w:p>
+            <w:r>
+              <w:rPr>
+                <w:color w:val="0F172A"/>
+                <w:sz w:val="16"/>
+              </w:rPr>
+              <w:t>US-05, US-06</w:t>
+            </w:r>
+          </w:p>
+        </w:tc>
+        <w:tc>
+          <w:tcPr>
+            <w:tcW w:type="dxa" w:w="1440"/>
+            <w:shd w:fill="FFFFFF"/>
+            <w:tcMar>
+              <w:top w:w="60" w:type="dxa"/>
+              <w:bottom w:w="60" w:type="dxa"/>
+              <w:left w:w="80" w:type="dxa"/>
+              <w:right w:w="80" w:type="dxa"/>
+            </w:tcMar>
+          </w:tcPr>
+          <w:p>
+            <w:r>
+              <w:rPr>
+                <w:color w:val="0F172A"/>
+                <w:sz w:val="16"/>
+              </w:rPr>
+              <w:t>Must Have</w:t>
+            </w:r>
+          </w:p>
+        </w:tc>
+        <w:tc>
+          <w:tcPr>
+            <w:tcW w:type="dxa" w:w="1152"/>
+            <w:shd w:fill="FFFFFF"/>
+            <w:tcMar>
+              <w:top w:w="60" w:type="dxa"/>
+              <w:bottom w:w="60" w:type="dxa"/>
+              <w:left w:w="80" w:type="dxa"/>
+              <w:right w:w="80" w:type="dxa"/>
+            </w:tcMar>
+          </w:tcPr>
+          <w:p>
+            <w:r>
+              <w:rPr>
+                <w:color w:val="0F172A"/>
+                <w:sz w:val="16"/>
+              </w:rPr>
+              <w:t>11 SP</w:t>
             </w:r>
           </w:p>
         </w:tc>
@@ -4188,78 +2333,19 @@
             <w:tcW w:type="dxa" w:w="2592"/>
             <w:shd w:fill="FFFFFF"/>
             <w:tcMar>
-              <w:top w:w="70" w:type="dxa"/>
-              <w:bottom w:w="70" w:type="dxa"/>
-              <w:left w:w="90" w:type="dxa"/>
-              <w:right w:w="90" w:type="dxa"/>
+              <w:top w:w="60" w:type="dxa"/>
+              <w:bottom w:w="60" w:type="dxa"/>
+              <w:left w:w="80" w:type="dxa"/>
+              <w:right w:w="80" w:type="dxa"/>
             </w:tcMar>
           </w:tcPr>
           <w:p>
-            <w:pPr>
-              <w:spacing w:line="264" w:lineRule="auto"/>
-            </w:pPr>
             <w:r>
               <w:rPr>
-                <w:rFonts w:ascii="Arial" w:hAnsi="Arial"/>
                 <w:color w:val="0F172A"/>
                 <w:sz w:val="16"/>
               </w:rPr>
-              <w:t>1. Texto plano (pypdf).</w:t>
-              <w:br/>
-              <w:t>2. OCR Tesseract.</w:t>
-              <w:br/>
-              <w:t>3. pymupdf4llm.</w:t>
-            </w:r>
-          </w:p>
-        </w:tc>
-        <w:tc>
-          <w:tcPr>
-            <w:tcW w:type="dxa" w:w="1872"/>
-            <w:shd w:fill="FFFFFF"/>
-            <w:tcMar>
-              <w:top w:w="70" w:type="dxa"/>
-              <w:bottom w:w="70" w:type="dxa"/>
-              <w:left w:w="90" w:type="dxa"/>
-              <w:right w:w="90" w:type="dxa"/>
-            </w:tcMar>
-          </w:tcPr>
-          <w:p>
-            <w:pPr>
-              <w:spacing w:line="264" w:lineRule="auto"/>
-            </w:pPr>
-            <w:r>
-              <w:rPr>
-                <w:rFonts w:ascii="Arial" w:hAnsi="Arial"/>
-                <w:b/>
-                <w:color w:val="0F172A"/>
-                <w:sz w:val="16"/>
-              </w:rPr>
-              <w:t>pymupdf4llm</w:t>
-            </w:r>
-          </w:p>
-        </w:tc>
-        <w:tc>
-          <w:tcPr>
-            <w:tcW w:type="dxa" w:w="3312"/>
-            <w:shd w:fill="FFFFFF"/>
-            <w:tcMar>
-              <w:top w:w="70" w:type="dxa"/>
-              <w:bottom w:w="70" w:type="dxa"/>
-              <w:left w:w="90" w:type="dxa"/>
-              <w:right w:w="90" w:type="dxa"/>
-            </w:tcMar>
-          </w:tcPr>
-          <w:p>
-            <w:pPr>
-              <w:spacing w:line="264" w:lineRule="auto"/>
-            </w:pPr>
-            <w:r>
-              <w:rPr>
-                <w:rFonts w:ascii="Arial" w:hAnsi="Arial"/>
-                <w:color w:val="0F172A"/>
-                <w:sz w:val="16"/>
-              </w:rPr>
-              <w:t>Conserva jerarquía de encabezados, tablas y listas con 40% menos de ruido léxico para el LLM.</w:t>
+              <w:t>Sprint 2 (2.2 sem)</w:t>
             </w:r>
           </w:p>
         </w:tc>
@@ -4267,27 +2353,86 @@
       <w:tr>
         <w:tc>
           <w:tcPr>
-            <w:tcW w:type="dxa" w:w="2016"/>
+            <w:tcW w:type="dxa" w:w="2880"/>
             <w:shd w:fill="F8FAFC"/>
             <w:tcMar>
-              <w:top w:w="70" w:type="dxa"/>
-              <w:bottom w:w="70" w:type="dxa"/>
-              <w:left w:w="90" w:type="dxa"/>
-              <w:right w:w="90" w:type="dxa"/>
+              <w:top w:w="60" w:type="dxa"/>
+              <w:bottom w:w="60" w:type="dxa"/>
+              <w:left w:w="80" w:type="dxa"/>
+              <w:right w:w="80" w:type="dxa"/>
             </w:tcMar>
           </w:tcPr>
           <w:p>
-            <w:pPr>
-              <w:spacing w:line="264" w:lineRule="auto"/>
-            </w:pPr>
             <w:r>
               <w:rPr>
-                <w:rFonts w:ascii="Arial" w:hAnsi="Arial"/>
                 <w:b/>
                 <w:color w:val="0F172A"/>
                 <w:sz w:val="16"/>
               </w:rPr>
-              <w:t>Servicio de Email</w:t>
+              <w:t>ÉPICA 4: Pool de Preguntas (OE3)</w:t>
+            </w:r>
+          </w:p>
+        </w:tc>
+        <w:tc>
+          <w:tcPr>
+            <w:tcW w:type="dxa" w:w="1728"/>
+            <w:shd w:fill="F8FAFC"/>
+            <w:tcMar>
+              <w:top w:w="60" w:type="dxa"/>
+              <w:bottom w:w="60" w:type="dxa"/>
+              <w:left w:w="80" w:type="dxa"/>
+              <w:right w:w="80" w:type="dxa"/>
+            </w:tcMar>
+          </w:tcPr>
+          <w:p>
+            <w:r>
+              <w:rPr>
+                <w:color w:val="0F172A"/>
+                <w:sz w:val="16"/>
+              </w:rPr>
+              <w:t>US-07</w:t>
+            </w:r>
+          </w:p>
+        </w:tc>
+        <w:tc>
+          <w:tcPr>
+            <w:tcW w:type="dxa" w:w="1440"/>
+            <w:shd w:fill="F8FAFC"/>
+            <w:tcMar>
+              <w:top w:w="60" w:type="dxa"/>
+              <w:bottom w:w="60" w:type="dxa"/>
+              <w:left w:w="80" w:type="dxa"/>
+              <w:right w:w="80" w:type="dxa"/>
+            </w:tcMar>
+          </w:tcPr>
+          <w:p>
+            <w:r>
+              <w:rPr>
+                <w:color w:val="0F172A"/>
+                <w:sz w:val="16"/>
+              </w:rPr>
+              <w:t>Must Have</w:t>
+            </w:r>
+          </w:p>
+        </w:tc>
+        <w:tc>
+          <w:tcPr>
+            <w:tcW w:type="dxa" w:w="1152"/>
+            <w:shd w:fill="F8FAFC"/>
+            <w:tcMar>
+              <w:top w:w="60" w:type="dxa"/>
+              <w:bottom w:w="60" w:type="dxa"/>
+              <w:left w:w="80" w:type="dxa"/>
+              <w:right w:w="80" w:type="dxa"/>
+            </w:tcMar>
+          </w:tcPr>
+          <w:p>
+            <w:r>
+              <w:rPr>
+                <w:color w:val="0F172A"/>
+                <w:sz w:val="16"/>
+              </w:rPr>
+              <w:t>8 SP</w:t>
             </w:r>
           </w:p>
         </w:tc>
@@ -4296,86 +2441,618 @@
             <w:tcW w:type="dxa" w:w="2592"/>
             <w:shd w:fill="F8FAFC"/>
             <w:tcMar>
-              <w:top w:w="70" w:type="dxa"/>
-              <w:bottom w:w="70" w:type="dxa"/>
-              <w:left w:w="90" w:type="dxa"/>
-              <w:right w:w="90" w:type="dxa"/>
+              <w:top w:w="60" w:type="dxa"/>
+              <w:bottom w:w="60" w:type="dxa"/>
+              <w:left w:w="80" w:type="dxa"/>
+              <w:right w:w="80" w:type="dxa"/>
             </w:tcMar>
           </w:tcPr>
           <w:p>
-            <w:pPr>
-              <w:spacing w:line="264" w:lineRule="auto"/>
-            </w:pPr>
             <w:r>
               <w:rPr>
-                <w:rFonts w:ascii="Arial" w:hAnsi="Arial"/>
                 <w:color w:val="0F172A"/>
                 <w:sz w:val="16"/>
               </w:rPr>
-              <w:t>1. SaaS de pago (SendGrid).</w:t>
-              <w:br/>
-              <w:t>2. Servidor Postfix VPS.</w:t>
-              <w:br/>
-              <w:t>3. Gmail SMTP asíncrono.</w:t>
+              <w:t>Sprint 3 (4.2 sem con Ép. 5)</w:t>
+            </w:r>
+          </w:p>
+        </w:tc>
+      </w:tr>
+      <w:tr>
+        <w:tc>
+          <w:tcPr>
+            <w:tcW w:type="dxa" w:w="2880"/>
+            <w:shd w:fill="FFFFFF"/>
+            <w:tcMar>
+              <w:top w:w="60" w:type="dxa"/>
+              <w:bottom w:w="60" w:type="dxa"/>
+              <w:left w:w="80" w:type="dxa"/>
+              <w:right w:w="80" w:type="dxa"/>
+            </w:tcMar>
+          </w:tcPr>
+          <w:p>
+            <w:r>
+              <w:rPr>
+                <w:b/>
+                <w:color w:val="0F172A"/>
+                <w:sz w:val="16"/>
+              </w:rPr>
+              <w:t>ÉPICA 5: Despacho y Flash Test (OE3)</w:t>
             </w:r>
           </w:p>
         </w:tc>
         <w:tc>
           <w:tcPr>
-            <w:tcW w:type="dxa" w:w="1872"/>
-            <w:shd w:fill="F8FAFC"/>
+            <w:tcW w:type="dxa" w:w="1728"/>
+            <w:shd w:fill="FFFFFF"/>
             <w:tcMar>
-              <w:top w:w="70" w:type="dxa"/>
-              <w:bottom w:w="70" w:type="dxa"/>
-              <w:left w:w="90" w:type="dxa"/>
-              <w:right w:w="90" w:type="dxa"/>
+              <w:top w:w="60" w:type="dxa"/>
+              <w:bottom w:w="60" w:type="dxa"/>
+              <w:left w:w="80" w:type="dxa"/>
+              <w:right w:w="80" w:type="dxa"/>
             </w:tcMar>
           </w:tcPr>
           <w:p>
-            <w:pPr>
-              <w:spacing w:line="264" w:lineRule="auto"/>
-            </w:pPr>
             <w:r>
               <w:rPr>
-                <w:rFonts w:ascii="Arial" w:hAnsi="Arial"/>
-                <w:b/>
                 <w:color w:val="0F172A"/>
                 <w:sz w:val="16"/>
               </w:rPr>
-              <w:t>Gmail SMTP (aiosmtplib)</w:t>
+              <w:t>US-08, US-09</w:t>
             </w:r>
           </w:p>
         </w:tc>
         <w:tc>
           <w:tcPr>
-            <w:tcW w:type="dxa" w:w="3312"/>
-            <w:shd w:fill="F8FAFC"/>
+            <w:tcW w:type="dxa" w:w="1440"/>
+            <w:shd w:fill="FFFFFF"/>
             <w:tcMar>
-              <w:top w:w="70" w:type="dxa"/>
-              <w:bottom w:w="70" w:type="dxa"/>
-              <w:left w:w="90" w:type="dxa"/>
-              <w:right w:w="90" w:type="dxa"/>
+              <w:top w:w="60" w:type="dxa"/>
+              <w:bottom w:w="60" w:type="dxa"/>
+              <w:left w:w="80" w:type="dxa"/>
+              <w:right w:w="80" w:type="dxa"/>
             </w:tcMar>
           </w:tcPr>
           <w:p>
-            <w:pPr>
-              <w:spacing w:line="264" w:lineRule="auto"/>
-            </w:pPr>
             <w:r>
               <w:rPr>
-                <w:rFonts w:ascii="Arial" w:hAnsi="Arial"/>
                 <w:color w:val="0F172A"/>
                 <w:sz w:val="16"/>
               </w:rPr>
-              <w:t>Cero costo para el MVP con hasta 500 correos diarios mediante contraseña de aplicación.</w:t>
+              <w:t>Must Have</w:t>
+            </w:r>
+          </w:p>
+        </w:tc>
+        <w:tc>
+          <w:tcPr>
+            <w:tcW w:type="dxa" w:w="1152"/>
+            <w:shd w:fill="FFFFFF"/>
+            <w:tcMar>
+              <w:top w:w="60" w:type="dxa"/>
+              <w:bottom w:w="60" w:type="dxa"/>
+              <w:left w:w="80" w:type="dxa"/>
+              <w:right w:w="80" w:type="dxa"/>
+            </w:tcMar>
+          </w:tcPr>
+          <w:p>
+            <w:r>
+              <w:rPr>
+                <w:color w:val="0F172A"/>
+                <w:sz w:val="16"/>
+              </w:rPr>
+              <w:t>13 SP</w:t>
+            </w:r>
+          </w:p>
+        </w:tc>
+        <w:tc>
+          <w:tcPr>
+            <w:tcW w:type="dxa" w:w="2592"/>
+            <w:shd w:fill="FFFFFF"/>
+            <w:tcMar>
+              <w:top w:w="60" w:type="dxa"/>
+              <w:bottom w:w="60" w:type="dxa"/>
+              <w:left w:w="80" w:type="dxa"/>
+              <w:right w:w="80" w:type="dxa"/>
+            </w:tcMar>
+          </w:tcPr>
+          <w:p>
+            <w:r>
+              <w:rPr>
+                <w:color w:val="0F172A"/>
+                <w:sz w:val="16"/>
+              </w:rPr>
+              <w:t>Sprint 3 (Total: 21 SP)</w:t>
+            </w:r>
+          </w:p>
+        </w:tc>
+      </w:tr>
+      <w:tr>
+        <w:tc>
+          <w:tcPr>
+            <w:tcW w:type="dxa" w:w="2880"/>
+            <w:shd w:fill="F8FAFC"/>
+            <w:tcMar>
+              <w:top w:w="60" w:type="dxa"/>
+              <w:bottom w:w="60" w:type="dxa"/>
+              <w:left w:w="80" w:type="dxa"/>
+              <w:right w:w="80" w:type="dxa"/>
+            </w:tcMar>
+          </w:tcPr>
+          <w:p>
+            <w:r>
+              <w:rPr>
+                <w:b/>
+                <w:color w:val="0F172A"/>
+                <w:sz w:val="16"/>
+              </w:rPr>
+              <w:t>ÉPICA 6: Resultados y Cierre (OE4)</w:t>
+            </w:r>
+          </w:p>
+        </w:tc>
+        <w:tc>
+          <w:tcPr>
+            <w:tcW w:type="dxa" w:w="1728"/>
+            <w:shd w:fill="F8FAFC"/>
+            <w:tcMar>
+              <w:top w:w="60" w:type="dxa"/>
+              <w:bottom w:w="60" w:type="dxa"/>
+              <w:left w:w="80" w:type="dxa"/>
+              <w:right w:w="80" w:type="dxa"/>
+            </w:tcMar>
+          </w:tcPr>
+          <w:p>
+            <w:r>
+              <w:rPr>
+                <w:color w:val="0F172A"/>
+                <w:sz w:val="16"/>
+              </w:rPr>
+              <w:t>US-10, US-11</w:t>
+            </w:r>
+          </w:p>
+        </w:tc>
+        <w:tc>
+          <w:tcPr>
+            <w:tcW w:type="dxa" w:w="1440"/>
+            <w:shd w:fill="F8FAFC"/>
+            <w:tcMar>
+              <w:top w:w="60" w:type="dxa"/>
+              <w:bottom w:w="60" w:type="dxa"/>
+              <w:left w:w="80" w:type="dxa"/>
+              <w:right w:w="80" w:type="dxa"/>
+            </w:tcMar>
+          </w:tcPr>
+          <w:p>
+            <w:r>
+              <w:rPr>
+                <w:color w:val="0F172A"/>
+                <w:sz w:val="16"/>
+              </w:rPr>
+              <w:t>Must Have</w:t>
+            </w:r>
+          </w:p>
+        </w:tc>
+        <w:tc>
+          <w:tcPr>
+            <w:tcW w:type="dxa" w:w="1152"/>
+            <w:shd w:fill="F8FAFC"/>
+            <w:tcMar>
+              <w:top w:w="60" w:type="dxa"/>
+              <w:bottom w:w="60" w:type="dxa"/>
+              <w:left w:w="80" w:type="dxa"/>
+              <w:right w:w="80" w:type="dxa"/>
+            </w:tcMar>
+          </w:tcPr>
+          <w:p>
+            <w:r>
+              <w:rPr>
+                <w:color w:val="0F172A"/>
+                <w:sz w:val="16"/>
+              </w:rPr>
+              <w:t>8 SP</w:t>
+            </w:r>
+          </w:p>
+        </w:tc>
+        <w:tc>
+          <w:tcPr>
+            <w:tcW w:type="dxa" w:w="2592"/>
+            <w:shd w:fill="F8FAFC"/>
+            <w:tcMar>
+              <w:top w:w="60" w:type="dxa"/>
+              <w:bottom w:w="60" w:type="dxa"/>
+              <w:left w:w="80" w:type="dxa"/>
+              <w:right w:w="80" w:type="dxa"/>
+            </w:tcMar>
+          </w:tcPr>
+          <w:p>
+            <w:r>
+              <w:rPr>
+                <w:color w:val="0F172A"/>
+                <w:sz w:val="16"/>
+              </w:rPr>
+              <w:t>Sprint 4 (1.6 sem)</w:t>
+            </w:r>
+          </w:p>
+        </w:tc>
+      </w:tr>
+      <w:tr>
+        <w:tc>
+          <w:tcPr>
+            <w:tcW w:type="dxa" w:w="2880"/>
+            <w:shd w:fill="EFF6FF"/>
+            <w:tcMar>
+              <w:top w:w="60" w:type="dxa"/>
+              <w:bottom w:w="60" w:type="dxa"/>
+              <w:left w:w="80" w:type="dxa"/>
+              <w:right w:w="80" w:type="dxa"/>
+            </w:tcMar>
+          </w:tcPr>
+          <w:p>
+            <w:r>
+              <w:rPr>
+                <w:b/>
+                <w:color w:val="1E3A8A"/>
+                <w:sz w:val="17"/>
+              </w:rPr>
+              <w:t>TOTAL GENERAL DEL BACKLOG</w:t>
+            </w:r>
+          </w:p>
+        </w:tc>
+        <w:tc>
+          <w:tcPr>
+            <w:tcW w:type="dxa" w:w="1728"/>
+            <w:shd w:fill="EFF6FF"/>
+            <w:tcMar>
+              <w:top w:w="60" w:type="dxa"/>
+              <w:bottom w:w="60" w:type="dxa"/>
+              <w:left w:w="80" w:type="dxa"/>
+              <w:right w:w="80" w:type="dxa"/>
+            </w:tcMar>
+          </w:tcPr>
+          <w:p>
+            <w:r>
+              <w:rPr>
+                <w:b/>
+                <w:color w:val="1E3A8A"/>
+                <w:sz w:val="17"/>
+              </w:rPr>
+              <w:t>11 Historias</w:t>
+            </w:r>
+          </w:p>
+        </w:tc>
+        <w:tc>
+          <w:tcPr>
+            <w:tcW w:type="dxa" w:w="1440"/>
+            <w:shd w:fill="EFF6FF"/>
+            <w:tcMar>
+              <w:top w:w="60" w:type="dxa"/>
+              <w:bottom w:w="60" w:type="dxa"/>
+              <w:left w:w="80" w:type="dxa"/>
+              <w:right w:w="80" w:type="dxa"/>
+            </w:tcMar>
+          </w:tcPr>
+          <w:p>
+            <w:r>
+              <w:rPr>
+                <w:b/>
+                <w:color w:val="1E3A8A"/>
+                <w:sz w:val="17"/>
+              </w:rPr>
+              <w:t>Must Have</w:t>
+            </w:r>
+          </w:p>
+        </w:tc>
+        <w:tc>
+          <w:tcPr>
+            <w:tcW w:type="dxa" w:w="1152"/>
+            <w:shd w:fill="EFF6FF"/>
+            <w:tcMar>
+              <w:top w:w="60" w:type="dxa"/>
+              <w:bottom w:w="60" w:type="dxa"/>
+              <w:left w:w="80" w:type="dxa"/>
+              <w:right w:w="80" w:type="dxa"/>
+            </w:tcMar>
+          </w:tcPr>
+          <w:p>
+            <w:r>
+              <w:rPr>
+                <w:b/>
+                <w:color w:val="1E3A8A"/>
+                <w:sz w:val="17"/>
+              </w:rPr>
+              <w:t>61 SP</w:t>
+            </w:r>
+          </w:p>
+        </w:tc>
+        <w:tc>
+          <w:tcPr>
+            <w:tcW w:type="dxa" w:w="2592"/>
+            <w:shd w:fill="EFF6FF"/>
+            <w:tcMar>
+              <w:top w:w="60" w:type="dxa"/>
+              <w:bottom w:w="60" w:type="dxa"/>
+              <w:left w:w="80" w:type="dxa"/>
+              <w:right w:w="80" w:type="dxa"/>
+            </w:tcMar>
+          </w:tcPr>
+          <w:p>
+            <w:r>
+              <w:rPr>
+                <w:b/>
+                <w:color w:val="1E3A8A"/>
+                <w:sz w:val="17"/>
+              </w:rPr>
+              <w:t>4 Sprints (≈ 12.2 sem)</w:t>
             </w:r>
           </w:p>
         </w:tc>
       </w:tr>
     </w:tbl>
     <w:p>
+      <w:pPr>
+        <w:keepNext/>
+        <w:spacing w:before="220" w:after="80"/>
+      </w:pPr>
       <w:r>
-        <w:br w:type="page"/>
+        <w:rPr>
+          <w:rFonts w:ascii="Arial" w:hAnsi="Arial"/>
+          <w:b/>
+          <w:color w:val="2563EB"/>
+          <w:sz w:val="23"/>
+        </w:rPr>
+        <w:t>4.2 Historias de Usuario (US-01 a US-11)</w:t>
+      </w:r>
+    </w:p>
+    <w:p>
+      <w:pPr>
+        <w:pStyle w:val="ListBullet"/>
+        <w:spacing w:before="20" w:after="60" w:line="276" w:lineRule="auto"/>
+      </w:pPr>
+      <w:r>
+        <w:rPr>
+          <w:rFonts w:ascii="Arial" w:hAnsi="Arial"/>
+          <w:b/>
+          <w:color w:val="0F172A"/>
+          <w:sz w:val="19"/>
+        </w:rPr>
+        <w:t xml:space="preserve">US-01: Creación y Gestión de Asignaturas (3 SP) </w:t>
+      </w:r>
+      <w:r>
+        <w:rPr>
+          <w:rFonts w:ascii="Arial" w:hAnsi="Arial"/>
+          <w:color w:val="0F172A"/>
+          <w:sz w:val="19"/>
+        </w:rPr>
+        <w:t>Como Docente quiero crear y gestionar asignaturas para organizar mis cursos. CA: Dado un docente autenticado, cuando crea una asignatura, entonces queda registrada.</w:t>
+      </w:r>
+    </w:p>
+    <w:p>
+      <w:pPr>
+        <w:pStyle w:val="ListBullet"/>
+        <w:spacing w:before="20" w:after="60" w:line="276" w:lineRule="auto"/>
+      </w:pPr>
+      <w:r>
+        <w:rPr>
+          <w:rFonts w:ascii="Arial" w:hAnsi="Arial"/>
+          <w:b/>
+          <w:color w:val="0F172A"/>
+          <w:sz w:val="19"/>
+        </w:rPr>
+        <w:t xml:space="preserve">US-02: Importación de Estudiantes vía CSV (5 SP) </w:t>
+      </w:r>
+      <w:r>
+        <w:rPr>
+          <w:rFonts w:ascii="Arial" w:hAnsi="Arial"/>
+          <w:color w:val="0F172A"/>
+          <w:sz w:val="19"/>
+        </w:rPr>
+        <w:t>Como Docente o ayudante quiero subir CSV con lista de alumnos para registrar la sección en segundos sin crear cuentas. CA: Dado un CSV válido, se procesan las filas y se informa el total creado.</w:t>
+      </w:r>
+    </w:p>
+    <w:p>
+      <w:pPr>
+        <w:pStyle w:val="ListBullet"/>
+        <w:spacing w:before="20" w:after="60" w:line="276" w:lineRule="auto"/>
+      </w:pPr>
+      <w:r>
+        <w:rPr>
+          <w:rFonts w:ascii="Arial" w:hAnsi="Arial"/>
+          <w:b/>
+          <w:color w:val="0F172A"/>
+          <w:sz w:val="19"/>
+        </w:rPr>
+        <w:t xml:space="preserve">US-03: Subida Masiva de Trabajos y Conversión a Markdown (8 SP) </w:t>
+      </w:r>
+      <w:r>
+        <w:rPr>
+          <w:rFonts w:ascii="Arial" w:hAnsi="Arial"/>
+          <w:color w:val="0F172A"/>
+          <w:sz w:val="19"/>
+        </w:rPr>
+        <w:t>Como Ayudante o Docente quiero subir múltiples PDFs y extraer su contenido semántico con pymupdf4llm.</w:t>
+      </w:r>
+    </w:p>
+    <w:p>
+      <w:pPr>
+        <w:pStyle w:val="ListBullet"/>
+        <w:spacing w:before="20" w:after="60" w:line="276" w:lineRule="auto"/>
+      </w:pPr>
+      <w:r>
+        <w:rPr>
+          <w:rFonts w:ascii="Arial" w:hAnsi="Arial"/>
+          <w:b/>
+          <w:color w:val="0F172A"/>
+          <w:sz w:val="19"/>
+        </w:rPr>
+        <w:t xml:space="preserve">US-04: Gestión de Materiales de Apoyo (5 SP) </w:t>
+      </w:r>
+      <w:r>
+        <w:rPr>
+          <w:rFonts w:ascii="Arial" w:hAnsi="Arial"/>
+          <w:color w:val="0F172A"/>
+          <w:sz w:val="19"/>
+        </w:rPr>
+        <w:t>Como Docente quiero subir syllabus y rúbricas en PDF/DOCX para dar contexto al LLM.</w:t>
+      </w:r>
+    </w:p>
+    <w:p>
+      <w:pPr>
+        <w:pStyle w:val="ListBullet"/>
+        <w:spacing w:before="20" w:after="60" w:line="276" w:lineRule="auto"/>
+      </w:pPr>
+      <w:r>
+        <w:rPr>
+          <w:rFonts w:ascii="Arial" w:hAnsi="Arial"/>
+          <w:b/>
+          <w:color w:val="0F172A"/>
+          <w:sz w:val="19"/>
+        </w:rPr>
+        <w:t xml:space="preserve">US-05: Análisis Automatizado con LLM (8 SP) </w:t>
+      </w:r>
+      <w:r>
+        <w:rPr>
+          <w:rFonts w:ascii="Arial" w:hAnsi="Arial"/>
+          <w:color w:val="0F172A"/>
+          <w:sz w:val="19"/>
+        </w:rPr>
+        <w:t>Como Docente quiero que la IA analice cada trabajo contra la pauta y materiales para obtener nota preliminar y % IA.</w:t>
+      </w:r>
+    </w:p>
+    <w:p>
+      <w:pPr>
+        <w:pStyle w:val="ListBullet"/>
+        <w:spacing w:before="20" w:after="60" w:line="276" w:lineRule="auto"/>
+      </w:pPr>
+      <w:r>
+        <w:rPr>
+          <w:rFonts w:ascii="Arial" w:hAnsi="Arial"/>
+          <w:b/>
+          <w:color w:val="0F172A"/>
+          <w:sz w:val="19"/>
+        </w:rPr>
+        <w:t xml:space="preserve">US-06: Motor de Contingencia (Mock Engine) (3 SP) </w:t>
+      </w:r>
+      <w:r>
+        <w:rPr>
+          <w:rFonts w:ascii="Arial" w:hAnsi="Arial"/>
+          <w:color w:val="0F172A"/>
+          <w:sz w:val="19"/>
+        </w:rPr>
+        <w:t>Como Sistema quiero tener un fallback heurístico sin conexión para garantizar operatividad continua.</w:t>
+      </w:r>
+    </w:p>
+    <w:p>
+      <w:pPr>
+        <w:pStyle w:val="ListBullet"/>
+        <w:spacing w:before="20" w:after="60" w:line="276" w:lineRule="auto"/>
+      </w:pPr>
+      <w:r>
+        <w:rPr>
+          <w:rFonts w:ascii="Arial" w:hAnsi="Arial"/>
+          <w:b/>
+          <w:color w:val="0F172A"/>
+          <w:sz w:val="19"/>
+        </w:rPr>
+        <w:t xml:space="preserve">US-07: Generación y Gestión del Pool de Preguntas (8 SP) </w:t>
+      </w:r>
+      <w:r>
+        <w:rPr>
+          <w:rFonts w:ascii="Arial" w:hAnsi="Arial"/>
+          <w:color w:val="0F172A"/>
+          <w:sz w:val="19"/>
+        </w:rPr>
+        <w:t>Como Docente quiero revisar, editar y aprobar 10 preguntas de un pool de 20 generadas por IA.</w:t>
+      </w:r>
+    </w:p>
+    <w:p>
+      <w:pPr>
+        <w:pStyle w:val="ListBullet"/>
+        <w:spacing w:before="20" w:after="60" w:line="276" w:lineRule="auto"/>
+      </w:pPr>
+      <w:r>
+        <w:rPr>
+          <w:rFonts w:ascii="Arial" w:hAnsi="Arial"/>
+          <w:b/>
+          <w:color w:val="0F172A"/>
+          <w:sz w:val="19"/>
+        </w:rPr>
+        <w:t xml:space="preserve">US-08: Despacho Asíncrono de Flash Test por Correo (5 SP) </w:t>
+      </w:r>
+      <w:r>
+        <w:rPr>
+          <w:rFonts w:ascii="Arial" w:hAnsi="Arial"/>
+          <w:color w:val="0F172A"/>
+          <w:sz w:val="19"/>
+        </w:rPr>
+        <w:t>Como Sistema quiero enviar correo con enlace tokenizado UUIDv4 (48h) mediante Gmail SMTP asíncrono.</w:t>
+      </w:r>
+    </w:p>
+    <w:p>
+      <w:pPr>
+        <w:pStyle w:val="ListBullet"/>
+        <w:spacing w:before="20" w:after="60" w:line="276" w:lineRule="auto"/>
+      </w:pPr>
+      <w:r>
+        <w:rPr>
+          <w:rFonts w:ascii="Arial" w:hAnsi="Arial"/>
+          <w:b/>
+          <w:color w:val="0F172A"/>
+          <w:sz w:val="19"/>
+        </w:rPr>
+        <w:t xml:space="preserve">US-09: Interfaz del Flash Test en Tiempo Real (WebSocket) (8 SP) </w:t>
+      </w:r>
+      <w:r>
+        <w:rPr>
+          <w:rFonts w:ascii="Arial" w:hAnsi="Arial"/>
+          <w:color w:val="0F172A"/>
+          <w:sz w:val="19"/>
+        </w:rPr>
+        <w:t>Como Estudiante quiero responder 10 preguntas con temporizador de 60s por reactivo y recibir mi puntaje.</w:t>
+      </w:r>
+    </w:p>
+    <w:p>
+      <w:pPr>
+        <w:pStyle w:val="ListBullet"/>
+        <w:spacing w:before="20" w:after="60" w:line="276" w:lineRule="auto"/>
+      </w:pPr>
+      <w:r>
+        <w:rPr>
+          <w:rFonts w:ascii="Arial" w:hAnsi="Arial"/>
+          <w:b/>
+          <w:color w:val="0F172A"/>
+          <w:sz w:val="19"/>
+        </w:rPr>
+        <w:t xml:space="preserve">US-10: Panel de Resultados del Flash Test (5 SP) </w:t>
+      </w:r>
+      <w:r>
+        <w:rPr>
+          <w:rFonts w:ascii="Arial" w:hAnsi="Arial"/>
+          <w:color w:val="0F172A"/>
+          <w:sz w:val="19"/>
+        </w:rPr>
+        <w:t>Como Docente quiero visualizar resultados consolidados y ruteo a citas presenciales (&lt;50%, &gt;=95% o 10% aleatorio).</w:t>
+      </w:r>
+    </w:p>
+    <w:p>
+      <w:pPr>
+        <w:pStyle w:val="ListBullet"/>
+        <w:spacing w:before="20" w:after="60" w:line="276" w:lineRule="auto"/>
+      </w:pPr>
+      <w:r>
+        <w:rPr>
+          <w:rFonts w:ascii="Arial" w:hAnsi="Arial"/>
+          <w:b/>
+          <w:color w:val="0F172A"/>
+          <w:sz w:val="19"/>
+        </w:rPr>
+        <w:t xml:space="preserve">US-11: Cierre de Calificaciones y Auditoría (3 SP) </w:t>
+      </w:r>
+      <w:r>
+        <w:rPr>
+          <w:rFonts w:ascii="Arial" w:hAnsi="Arial"/>
+          <w:color w:val="0F172A"/>
+          <w:sz w:val="19"/>
+        </w:rPr>
+        <w:t>Como Docente quiero registrar acuerdos de defensas presenciales, ratificar nota final y registrar AuditLog inmutable.</w:t>
       </w:r>
     </w:p>
     <w:p>
@@ -4387,1499 +3064,130 @@
         <w:rPr>
           <w:rFonts w:ascii="Arial" w:hAnsi="Arial"/>
           <w:b/>
-          <w:color w:val="2563EB"/>
-          <w:sz w:val="30"/>
+          <w:color w:val="1E3A8A"/>
+          <w:sz w:val="28"/>
         </w:rPr>
-        <w:t>4. Planificación del Proyecto y Product Backlog (20%)</w:t>
+        <w:t>5. Anexo A: Estructura JSON de Evaluación (RF-007)</w:t>
       </w:r>
     </w:p>
     <w:p>
       <w:pPr>
-        <w:keepNext/>
-        <w:spacing w:before="240" w:after="80"/>
+        <w:spacing w:before="0" w:after="80" w:line="276" w:lineRule="auto"/>
       </w:pPr>
       <w:r>
         <w:rPr>
           <w:rFonts w:ascii="Arial" w:hAnsi="Arial"/>
-          <w:b/>
-          <w:color w:val="4338CA"/>
-          <w:sz w:val="24"/>
+          <w:color w:val="0F172A"/>
+          <w:sz w:val="19"/>
         </w:rPr>
-        <w:t>4.1 Resumen de Épicas y Estimación de Esfuerzo (61 Story Points)</w:t>
+        <w:t>A continuación se define la estructura JSON exacta emitida por el motor de análisis y persistida en BD:</w:t>
       </w:r>
     </w:p>
     <w:tbl>
       <w:tblPr>
         <w:tblW w:type="auto" w:w="0"/>
         <w:jc w:val="center"/>
-        <w:tblLayout w:type="fixed"/>
         <w:tblLook w:firstColumn="1" w:firstRow="1" w:lastColumn="0" w:lastRow="0" w:noHBand="0" w:noVBand="1" w:val="04A0"/>
         <w:tblBorders>
-          <w:top w:val="single" w:sz="4" w:space="0" w:color="CBD5E1"/>
-          <w:bottom w:val="single" w:sz="4" w:space="0" w:color="CBD5E1"/>
-          <w:insideH w:val="single" w:sz="4" w:space="0" w:color="CBD5E1"/>
+          <w:top w:val="single" w:sz="6" w:space="0" w:color="334155"/>
+          <w:bottom w:val="single" w:sz="6" w:space="0" w:color="334155"/>
+          <w:insideH w:val="single" w:sz="6" w:space="0" w:color="334155"/>
           <w:insideV w:val="none"/>
           <w:left w:val="none"/>
           <w:right w:val="none"/>
         </w:tblBorders>
       </w:tblPr>
       <w:tblGrid>
-        <w:gridCol w:w="2448"/>
-        <w:gridCol w:w="2448"/>
-        <w:gridCol w:w="2448"/>
-        <w:gridCol w:w="2448"/>
+        <w:gridCol w:w="9936"/>
       </w:tblGrid>
       <w:tr>
         <w:tc>
           <w:tcPr>
-            <w:tcW w:type="dxa" w:w="4032"/>
-            <w:shd w:fill="1E3A8A"/>
+            <w:tcW w:type="dxa" w:w="9792"/>
+            <w:shd w:fill="0F172A"/>
             <w:tcMar>
-              <w:top w:w="100" w:type="dxa"/>
-              <w:bottom w:w="100" w:type="dxa"/>
-              <w:left w:w="100" w:type="dxa"/>
-              <w:right w:w="100" w:type="dxa"/>
+              <w:top w:w="120" w:type="dxa"/>
+              <w:bottom w:w="120" w:type="dxa"/>
+              <w:left w:w="140" w:type="dxa"/>
+              <w:right w:w="140" w:type="dxa"/>
             </w:tcMar>
           </w:tcPr>
           <w:p>
             <w:r>
               <w:rPr>
-                <w:rFonts w:ascii="Arial" w:hAnsi="Arial"/>
-                <w:b/>
-                <w:color w:val="FFFFFF"/>
-                <w:sz w:val="17"/>
-              </w:rPr>
-              <w:t>Épica</w:t>
-            </w:r>
-          </w:p>
-        </w:tc>
-        <w:tc>
-          <w:tcPr>
-            <w:tcW w:type="dxa" w:w="2160"/>
-            <w:shd w:fill="1E3A8A"/>
-            <w:tcMar>
-              <w:top w:w="100" w:type="dxa"/>
-              <w:bottom w:w="100" w:type="dxa"/>
-              <w:left w:w="100" w:type="dxa"/>
-              <w:right w:w="100" w:type="dxa"/>
-            </w:tcMar>
-          </w:tcPr>
-          <w:p>
-            <w:r>
-              <w:rPr>
-                <w:rFonts w:ascii="Arial" w:hAnsi="Arial"/>
-                <w:b/>
-                <w:color w:val="FFFFFF"/>
-                <w:sz w:val="17"/>
-              </w:rPr>
-              <w:t>Historias de Usuario</w:t>
-            </w:r>
-          </w:p>
-        </w:tc>
-        <w:tc>
-          <w:tcPr>
-            <w:tcW w:type="dxa" w:w="1872"/>
-            <w:shd w:fill="1E3A8A"/>
-            <w:tcMar>
-              <w:top w:w="100" w:type="dxa"/>
-              <w:bottom w:w="100" w:type="dxa"/>
-              <w:left w:w="100" w:type="dxa"/>
-              <w:right w:w="100" w:type="dxa"/>
-            </w:tcMar>
-          </w:tcPr>
-          <w:p>
-            <w:r>
-              <w:rPr>
-                <w:rFonts w:ascii="Arial" w:hAnsi="Arial"/>
-                <w:b/>
-                <w:color w:val="FFFFFF"/>
-                <w:sz w:val="17"/>
-              </w:rPr>
-              <w:t>Prioridad MoSCoW</w:t>
-            </w:r>
-          </w:p>
-        </w:tc>
-        <w:tc>
-          <w:tcPr>
-            <w:tcW w:type="dxa" w:w="1728"/>
-            <w:shd w:fill="1E3A8A"/>
-            <w:tcMar>
-              <w:top w:w="100" w:type="dxa"/>
-              <w:bottom w:w="100" w:type="dxa"/>
-              <w:left w:w="100" w:type="dxa"/>
-              <w:right w:w="100" w:type="dxa"/>
-            </w:tcMar>
-          </w:tcPr>
-          <w:p>
-            <w:r>
-              <w:rPr>
-                <w:rFonts w:ascii="Arial" w:hAnsi="Arial"/>
-                <w:b/>
-                <w:color w:val="FFFFFF"/>
-                <w:sz w:val="17"/>
-              </w:rPr>
-              <w:t>Story Points</w:t>
-            </w:r>
-          </w:p>
-        </w:tc>
-      </w:tr>
-      <w:tr>
-        <w:tc>
-          <w:tcPr>
-            <w:tcW w:type="dxa" w:w="4032"/>
-            <w:shd w:fill="FFFFFF"/>
-            <w:tcMar>
-              <w:top w:w="70" w:type="dxa"/>
-              <w:bottom w:w="70" w:type="dxa"/>
-              <w:left w:w="90" w:type="dxa"/>
-              <w:right w:w="90" w:type="dxa"/>
-            </w:tcMar>
-          </w:tcPr>
-          <w:p>
-            <w:pPr>
-              <w:spacing w:line="264" w:lineRule="auto"/>
-            </w:pPr>
-            <w:r>
-              <w:rPr>
-                <w:rFonts w:ascii="Arial" w:hAnsi="Arial"/>
-                <w:b/>
-                <w:color w:val="0F172A"/>
+                <w:rFonts w:ascii="Courier New" w:hAnsi="Courier New"/>
+                <w:color w:val="38BDF8"/>
                 <w:sz w:val="16"/>
               </w:rPr>
-              <w:t>ÉPICA 1: Gestión Académica y Nómina Sin Cuentas (OE1)</w:t>
-            </w:r>
-          </w:p>
-        </w:tc>
-        <w:tc>
-          <w:tcPr>
-            <w:tcW w:type="dxa" w:w="2160"/>
-            <w:shd w:fill="FFFFFF"/>
-            <w:tcMar>
-              <w:top w:w="70" w:type="dxa"/>
-              <w:bottom w:w="70" w:type="dxa"/>
-              <w:left w:w="90" w:type="dxa"/>
-              <w:right w:w="90" w:type="dxa"/>
-            </w:tcMar>
-          </w:tcPr>
-          <w:p>
-            <w:pPr>
-              <w:spacing w:line="264" w:lineRule="auto"/>
-            </w:pPr>
-            <w:r>
-              <w:rPr>
-                <w:rFonts w:ascii="Arial" w:hAnsi="Arial"/>
-                <w:color w:val="0F172A"/>
-                <w:sz w:val="16"/>
-              </w:rPr>
-              <w:t>US-01, US-02</w:t>
-            </w:r>
-          </w:p>
-        </w:tc>
-        <w:tc>
-          <w:tcPr>
-            <w:tcW w:type="dxa" w:w="1872"/>
-            <w:shd w:fill="FFFFFF"/>
-            <w:tcMar>
-              <w:top w:w="70" w:type="dxa"/>
-              <w:bottom w:w="70" w:type="dxa"/>
-              <w:left w:w="90" w:type="dxa"/>
-              <w:right w:w="90" w:type="dxa"/>
-            </w:tcMar>
-          </w:tcPr>
-          <w:p>
-            <w:pPr>
-              <w:spacing w:line="264" w:lineRule="auto"/>
-            </w:pPr>
-            <w:r>
-              <w:rPr>
-                <w:rFonts w:ascii="Arial" w:hAnsi="Arial"/>
-                <w:color w:val="0F172A"/>
-                <w:sz w:val="16"/>
-              </w:rPr>
-              <w:t>Must Have</w:t>
-            </w:r>
-          </w:p>
-        </w:tc>
-        <w:tc>
-          <w:tcPr>
-            <w:tcW w:type="dxa" w:w="1728"/>
-            <w:shd w:fill="FFFFFF"/>
-            <w:tcMar>
-              <w:top w:w="70" w:type="dxa"/>
-              <w:bottom w:w="70" w:type="dxa"/>
-              <w:left w:w="90" w:type="dxa"/>
-              <w:right w:w="90" w:type="dxa"/>
-            </w:tcMar>
-          </w:tcPr>
-          <w:p>
-            <w:pPr>
-              <w:spacing w:line="264" w:lineRule="auto"/>
-            </w:pPr>
-            <w:r>
-              <w:rPr>
-                <w:rFonts w:ascii="Arial" w:hAnsi="Arial"/>
-                <w:color w:val="0F172A"/>
-                <w:sz w:val="16"/>
-              </w:rPr>
-              <w:t>8 SP</w:t>
-            </w:r>
-          </w:p>
-        </w:tc>
-      </w:tr>
-      <w:tr>
-        <w:tc>
-          <w:tcPr>
-            <w:tcW w:type="dxa" w:w="4032"/>
-            <w:shd w:fill="F8FAFC"/>
-            <w:tcMar>
-              <w:top w:w="70" w:type="dxa"/>
-              <w:bottom w:w="70" w:type="dxa"/>
-              <w:left w:w="90" w:type="dxa"/>
-              <w:right w:w="90" w:type="dxa"/>
-            </w:tcMar>
-          </w:tcPr>
-          <w:p>
-            <w:pPr>
-              <w:spacing w:line="264" w:lineRule="auto"/>
-            </w:pPr>
-            <w:r>
-              <w:rPr>
-                <w:rFonts w:ascii="Arial" w:hAnsi="Arial"/>
-                <w:b/>
-                <w:color w:val="0F172A"/>
-                <w:sz w:val="16"/>
-              </w:rPr>
-              <w:t>ÉPICA 2: Ingesta Masiva, Conversión a Markdown y Materiales (OE1)</w:t>
-            </w:r>
-          </w:p>
-        </w:tc>
-        <w:tc>
-          <w:tcPr>
-            <w:tcW w:type="dxa" w:w="2160"/>
-            <w:shd w:fill="F8FAFC"/>
-            <w:tcMar>
-              <w:top w:w="70" w:type="dxa"/>
-              <w:bottom w:w="70" w:type="dxa"/>
-              <w:left w:w="90" w:type="dxa"/>
-              <w:right w:w="90" w:type="dxa"/>
-            </w:tcMar>
-          </w:tcPr>
-          <w:p>
-            <w:pPr>
-              <w:spacing w:line="264" w:lineRule="auto"/>
-            </w:pPr>
-            <w:r>
-              <w:rPr>
-                <w:rFonts w:ascii="Arial" w:hAnsi="Arial"/>
-                <w:color w:val="0F172A"/>
-                <w:sz w:val="16"/>
-              </w:rPr>
-              <w:t>US-03, US-04</w:t>
-            </w:r>
-          </w:p>
-        </w:tc>
-        <w:tc>
-          <w:tcPr>
-            <w:tcW w:type="dxa" w:w="1872"/>
-            <w:shd w:fill="F8FAFC"/>
-            <w:tcMar>
-              <w:top w:w="70" w:type="dxa"/>
-              <w:bottom w:w="70" w:type="dxa"/>
-              <w:left w:w="90" w:type="dxa"/>
-              <w:right w:w="90" w:type="dxa"/>
-            </w:tcMar>
-          </w:tcPr>
-          <w:p>
-            <w:pPr>
-              <w:spacing w:line="264" w:lineRule="auto"/>
-            </w:pPr>
-            <w:r>
-              <w:rPr>
-                <w:rFonts w:ascii="Arial" w:hAnsi="Arial"/>
-                <w:color w:val="0F172A"/>
-                <w:sz w:val="16"/>
-              </w:rPr>
-              <w:t>Must Have</w:t>
-            </w:r>
-          </w:p>
-        </w:tc>
-        <w:tc>
-          <w:tcPr>
-            <w:tcW w:type="dxa" w:w="1728"/>
-            <w:shd w:fill="F8FAFC"/>
-            <w:tcMar>
-              <w:top w:w="70" w:type="dxa"/>
-              <w:bottom w:w="70" w:type="dxa"/>
-              <w:left w:w="90" w:type="dxa"/>
-              <w:right w:w="90" w:type="dxa"/>
-            </w:tcMar>
-          </w:tcPr>
-          <w:p>
-            <w:pPr>
-              <w:spacing w:line="264" w:lineRule="auto"/>
-            </w:pPr>
-            <w:r>
-              <w:rPr>
-                <w:rFonts w:ascii="Arial" w:hAnsi="Arial"/>
-                <w:color w:val="0F172A"/>
-                <w:sz w:val="16"/>
-              </w:rPr>
-              <w:t>13 SP</w:t>
-            </w:r>
-          </w:p>
-        </w:tc>
-      </w:tr>
-      <w:tr>
-        <w:tc>
-          <w:tcPr>
-            <w:tcW w:type="dxa" w:w="4032"/>
-            <w:shd w:fill="FFFFFF"/>
-            <w:tcMar>
-              <w:top w:w="70" w:type="dxa"/>
-              <w:bottom w:w="70" w:type="dxa"/>
-              <w:left w:w="90" w:type="dxa"/>
-              <w:right w:w="90" w:type="dxa"/>
-            </w:tcMar>
-          </w:tcPr>
-          <w:p>
-            <w:pPr>
-              <w:spacing w:line="264" w:lineRule="auto"/>
-            </w:pPr>
-            <w:r>
-              <w:rPr>
-                <w:rFonts w:ascii="Arial" w:hAnsi="Arial"/>
-                <w:b/>
-                <w:color w:val="0F172A"/>
-                <w:sz w:val="16"/>
-              </w:rPr>
-              <w:t>ÉPICA 3: Motor de Evaluación Contextual y Detección IA (OE2)</w:t>
-            </w:r>
-          </w:p>
-        </w:tc>
-        <w:tc>
-          <w:tcPr>
-            <w:tcW w:type="dxa" w:w="2160"/>
-            <w:shd w:fill="FFFFFF"/>
-            <w:tcMar>
-              <w:top w:w="70" w:type="dxa"/>
-              <w:bottom w:w="70" w:type="dxa"/>
-              <w:left w:w="90" w:type="dxa"/>
-              <w:right w:w="90" w:type="dxa"/>
-            </w:tcMar>
-          </w:tcPr>
-          <w:p>
-            <w:pPr>
-              <w:spacing w:line="264" w:lineRule="auto"/>
-            </w:pPr>
-            <w:r>
-              <w:rPr>
-                <w:rFonts w:ascii="Arial" w:hAnsi="Arial"/>
-                <w:color w:val="0F172A"/>
-                <w:sz w:val="16"/>
-              </w:rPr>
-              <w:t>US-05, US-06</w:t>
-            </w:r>
-          </w:p>
-        </w:tc>
-        <w:tc>
-          <w:tcPr>
-            <w:tcW w:type="dxa" w:w="1872"/>
-            <w:shd w:fill="FFFFFF"/>
-            <w:tcMar>
-              <w:top w:w="70" w:type="dxa"/>
-              <w:bottom w:w="70" w:type="dxa"/>
-              <w:left w:w="90" w:type="dxa"/>
-              <w:right w:w="90" w:type="dxa"/>
-            </w:tcMar>
-          </w:tcPr>
-          <w:p>
-            <w:pPr>
-              <w:spacing w:line="264" w:lineRule="auto"/>
-            </w:pPr>
-            <w:r>
-              <w:rPr>
-                <w:rFonts w:ascii="Arial" w:hAnsi="Arial"/>
-                <w:color w:val="0F172A"/>
-                <w:sz w:val="16"/>
-              </w:rPr>
-              <w:t>Must / Should</w:t>
-            </w:r>
-          </w:p>
-        </w:tc>
-        <w:tc>
-          <w:tcPr>
-            <w:tcW w:type="dxa" w:w="1728"/>
-            <w:shd w:fill="FFFFFF"/>
-            <w:tcMar>
-              <w:top w:w="70" w:type="dxa"/>
-              <w:bottom w:w="70" w:type="dxa"/>
-              <w:left w:w="90" w:type="dxa"/>
-              <w:right w:w="90" w:type="dxa"/>
-            </w:tcMar>
-          </w:tcPr>
-          <w:p>
-            <w:pPr>
-              <w:spacing w:line="264" w:lineRule="auto"/>
-            </w:pPr>
-            <w:r>
-              <w:rPr>
-                <w:rFonts w:ascii="Arial" w:hAnsi="Arial"/>
-                <w:color w:val="0F172A"/>
-                <w:sz w:val="16"/>
-              </w:rPr>
-              <w:t>11 SP</w:t>
-            </w:r>
-          </w:p>
-        </w:tc>
-      </w:tr>
-      <w:tr>
-        <w:tc>
-          <w:tcPr>
-            <w:tcW w:type="dxa" w:w="4032"/>
-            <w:shd w:fill="F8FAFC"/>
-            <w:tcMar>
-              <w:top w:w="70" w:type="dxa"/>
-              <w:bottom w:w="70" w:type="dxa"/>
-              <w:left w:w="90" w:type="dxa"/>
-              <w:right w:w="90" w:type="dxa"/>
-            </w:tcMar>
-          </w:tcPr>
-          <w:p>
-            <w:pPr>
-              <w:spacing w:line="264" w:lineRule="auto"/>
-            </w:pPr>
-            <w:r>
-              <w:rPr>
-                <w:rFonts w:ascii="Arial" w:hAnsi="Arial"/>
-                <w:b/>
-                <w:color w:val="0F172A"/>
-                <w:sz w:val="16"/>
-              </w:rPr>
-              <w:t>ÉPICA 4: Gestión Interactiva del Pool de Preguntas (OE3)</w:t>
-            </w:r>
-          </w:p>
-        </w:tc>
-        <w:tc>
-          <w:tcPr>
-            <w:tcW w:type="dxa" w:w="2160"/>
-            <w:shd w:fill="F8FAFC"/>
-            <w:tcMar>
-              <w:top w:w="70" w:type="dxa"/>
-              <w:bottom w:w="70" w:type="dxa"/>
-              <w:left w:w="90" w:type="dxa"/>
-              <w:right w:w="90" w:type="dxa"/>
-            </w:tcMar>
-          </w:tcPr>
-          <w:p>
-            <w:pPr>
-              <w:spacing w:line="264" w:lineRule="auto"/>
-            </w:pPr>
-            <w:r>
-              <w:rPr>
-                <w:rFonts w:ascii="Arial" w:hAnsi="Arial"/>
-                <w:color w:val="0F172A"/>
-                <w:sz w:val="16"/>
-              </w:rPr>
-              <w:t>US-07</w:t>
-            </w:r>
-          </w:p>
-        </w:tc>
-        <w:tc>
-          <w:tcPr>
-            <w:tcW w:type="dxa" w:w="1872"/>
-            <w:shd w:fill="F8FAFC"/>
-            <w:tcMar>
-              <w:top w:w="70" w:type="dxa"/>
-              <w:bottom w:w="70" w:type="dxa"/>
-              <w:left w:w="90" w:type="dxa"/>
-              <w:right w:w="90" w:type="dxa"/>
-            </w:tcMar>
-          </w:tcPr>
-          <w:p>
-            <w:pPr>
-              <w:spacing w:line="264" w:lineRule="auto"/>
-            </w:pPr>
-            <w:r>
-              <w:rPr>
-                <w:rFonts w:ascii="Arial" w:hAnsi="Arial"/>
-                <w:color w:val="0F172A"/>
-                <w:sz w:val="16"/>
-              </w:rPr>
-              <w:t>Must Have</w:t>
-            </w:r>
-          </w:p>
-        </w:tc>
-        <w:tc>
-          <w:tcPr>
-            <w:tcW w:type="dxa" w:w="1728"/>
-            <w:shd w:fill="F8FAFC"/>
-            <w:tcMar>
-              <w:top w:w="70" w:type="dxa"/>
-              <w:bottom w:w="70" w:type="dxa"/>
-              <w:left w:w="90" w:type="dxa"/>
-              <w:right w:w="90" w:type="dxa"/>
-            </w:tcMar>
-          </w:tcPr>
-          <w:p>
-            <w:pPr>
-              <w:spacing w:line="264" w:lineRule="auto"/>
-            </w:pPr>
-            <w:r>
-              <w:rPr>
-                <w:rFonts w:ascii="Arial" w:hAnsi="Arial"/>
-                <w:color w:val="0F172A"/>
-                <w:sz w:val="16"/>
-              </w:rPr>
-              <w:t>8 SP</w:t>
-            </w:r>
-          </w:p>
-        </w:tc>
-      </w:tr>
-      <w:tr>
-        <w:tc>
-          <w:tcPr>
-            <w:tcW w:type="dxa" w:w="4032"/>
-            <w:shd w:fill="FFFFFF"/>
-            <w:tcMar>
-              <w:top w:w="70" w:type="dxa"/>
-              <w:bottom w:w="70" w:type="dxa"/>
-              <w:left w:w="90" w:type="dxa"/>
-              <w:right w:w="90" w:type="dxa"/>
-            </w:tcMar>
-          </w:tcPr>
-          <w:p>
-            <w:pPr>
-              <w:spacing w:line="264" w:lineRule="auto"/>
-            </w:pPr>
-            <w:r>
-              <w:rPr>
-                <w:rFonts w:ascii="Arial" w:hAnsi="Arial"/>
-                <w:b/>
-                <w:color w:val="0F172A"/>
-                <w:sz w:val="16"/>
-              </w:rPr>
-              <w:t>ÉPICA 5: Motor de Despacho y Flash Test en Tiempo Real (OE3/OE4)</w:t>
-            </w:r>
-          </w:p>
-        </w:tc>
-        <w:tc>
-          <w:tcPr>
-            <w:tcW w:type="dxa" w:w="2160"/>
-            <w:shd w:fill="FFFFFF"/>
-            <w:tcMar>
-              <w:top w:w="70" w:type="dxa"/>
-              <w:bottom w:w="70" w:type="dxa"/>
-              <w:left w:w="90" w:type="dxa"/>
-              <w:right w:w="90" w:type="dxa"/>
-            </w:tcMar>
-          </w:tcPr>
-          <w:p>
-            <w:pPr>
-              <w:spacing w:line="264" w:lineRule="auto"/>
-            </w:pPr>
-            <w:r>
-              <w:rPr>
-                <w:rFonts w:ascii="Arial" w:hAnsi="Arial"/>
-                <w:color w:val="0F172A"/>
-                <w:sz w:val="16"/>
-              </w:rPr>
-              <w:t>US-08, US-09</w:t>
-            </w:r>
-          </w:p>
-        </w:tc>
-        <w:tc>
-          <w:tcPr>
-            <w:tcW w:type="dxa" w:w="1872"/>
-            <w:shd w:fill="FFFFFF"/>
-            <w:tcMar>
-              <w:top w:w="70" w:type="dxa"/>
-              <w:bottom w:w="70" w:type="dxa"/>
-              <w:left w:w="90" w:type="dxa"/>
-              <w:right w:w="90" w:type="dxa"/>
-            </w:tcMar>
-          </w:tcPr>
-          <w:p>
-            <w:pPr>
-              <w:spacing w:line="264" w:lineRule="auto"/>
-            </w:pPr>
-            <w:r>
-              <w:rPr>
-                <w:rFonts w:ascii="Arial" w:hAnsi="Arial"/>
-                <w:color w:val="0F172A"/>
-                <w:sz w:val="16"/>
-              </w:rPr>
-              <w:t>Must Have</w:t>
-            </w:r>
-          </w:p>
-        </w:tc>
-        <w:tc>
-          <w:tcPr>
-            <w:tcW w:type="dxa" w:w="1728"/>
-            <w:shd w:fill="FFFFFF"/>
-            <w:tcMar>
-              <w:top w:w="70" w:type="dxa"/>
-              <w:bottom w:w="70" w:type="dxa"/>
-              <w:left w:w="90" w:type="dxa"/>
-              <w:right w:w="90" w:type="dxa"/>
-            </w:tcMar>
-          </w:tcPr>
-          <w:p>
-            <w:pPr>
-              <w:spacing w:line="264" w:lineRule="auto"/>
-            </w:pPr>
-            <w:r>
-              <w:rPr>
-                <w:rFonts w:ascii="Arial" w:hAnsi="Arial"/>
-                <w:color w:val="0F172A"/>
-                <w:sz w:val="16"/>
-              </w:rPr>
-              <w:t>13 SP</w:t>
-            </w:r>
-          </w:p>
-        </w:tc>
-      </w:tr>
-      <w:tr>
-        <w:tc>
-          <w:tcPr>
-            <w:tcW w:type="dxa" w:w="4032"/>
-            <w:shd w:fill="F8FAFC"/>
-            <w:tcMar>
-              <w:top w:w="70" w:type="dxa"/>
-              <w:bottom w:w="70" w:type="dxa"/>
-              <w:left w:w="90" w:type="dxa"/>
-              <w:right w:w="90" w:type="dxa"/>
-            </w:tcMar>
-          </w:tcPr>
-          <w:p>
-            <w:pPr>
-              <w:spacing w:line="264" w:lineRule="auto"/>
-            </w:pPr>
-            <w:r>
-              <w:rPr>
-                <w:rFonts w:ascii="Arial" w:hAnsi="Arial"/>
-                <w:b/>
-                <w:color w:val="0F172A"/>
-                <w:sz w:val="16"/>
-              </w:rPr>
-              <w:t>ÉPICA 6: Agenda de Defensas y Cierre de Calificaciones (OE4/OE5)</w:t>
-            </w:r>
-          </w:p>
-        </w:tc>
-        <w:tc>
-          <w:tcPr>
-            <w:tcW w:type="dxa" w:w="2160"/>
-            <w:shd w:fill="F8FAFC"/>
-            <w:tcMar>
-              <w:top w:w="70" w:type="dxa"/>
-              <w:bottom w:w="70" w:type="dxa"/>
-              <w:left w:w="90" w:type="dxa"/>
-              <w:right w:w="90" w:type="dxa"/>
-            </w:tcMar>
-          </w:tcPr>
-          <w:p>
-            <w:pPr>
-              <w:spacing w:line="264" w:lineRule="auto"/>
-            </w:pPr>
-            <w:r>
-              <w:rPr>
-                <w:rFonts w:ascii="Arial" w:hAnsi="Arial"/>
-                <w:color w:val="0F172A"/>
-                <w:sz w:val="16"/>
-              </w:rPr>
-              <w:t>US-10, US-11</w:t>
-            </w:r>
-          </w:p>
-        </w:tc>
-        <w:tc>
-          <w:tcPr>
-            <w:tcW w:type="dxa" w:w="1872"/>
-            <w:shd w:fill="F8FAFC"/>
-            <w:tcMar>
-              <w:top w:w="70" w:type="dxa"/>
-              <w:bottom w:w="70" w:type="dxa"/>
-              <w:left w:w="90" w:type="dxa"/>
-              <w:right w:w="90" w:type="dxa"/>
-            </w:tcMar>
-          </w:tcPr>
-          <w:p>
-            <w:pPr>
-              <w:spacing w:line="264" w:lineRule="auto"/>
-            </w:pPr>
-            <w:r>
-              <w:rPr>
-                <w:rFonts w:ascii="Arial" w:hAnsi="Arial"/>
-                <w:color w:val="0F172A"/>
-                <w:sz w:val="16"/>
-              </w:rPr>
-              <w:t>Must Have</w:t>
-            </w:r>
-          </w:p>
-        </w:tc>
-        <w:tc>
-          <w:tcPr>
-            <w:tcW w:type="dxa" w:w="1728"/>
-            <w:shd w:fill="F8FAFC"/>
-            <w:tcMar>
-              <w:top w:w="70" w:type="dxa"/>
-              <w:bottom w:w="70" w:type="dxa"/>
-              <w:left w:w="90" w:type="dxa"/>
-              <w:right w:w="90" w:type="dxa"/>
-            </w:tcMar>
-          </w:tcPr>
-          <w:p>
-            <w:pPr>
-              <w:spacing w:line="264" w:lineRule="auto"/>
-            </w:pPr>
-            <w:r>
-              <w:rPr>
-                <w:rFonts w:ascii="Arial" w:hAnsi="Arial"/>
-                <w:color w:val="0F172A"/>
-                <w:sz w:val="16"/>
-              </w:rPr>
-              <w:t>8 SP</w:t>
-            </w:r>
-          </w:p>
-        </w:tc>
-      </w:tr>
-      <w:tr>
-        <w:tc>
-          <w:tcPr>
-            <w:tcW w:type="dxa" w:w="4032"/>
-            <w:shd w:fill="EFF6FF"/>
-            <w:tcMar>
-              <w:top w:w="70" w:type="dxa"/>
-              <w:bottom w:w="70" w:type="dxa"/>
-              <w:left w:w="90" w:type="dxa"/>
-              <w:right w:w="90" w:type="dxa"/>
-            </w:tcMar>
-          </w:tcPr>
-          <w:p>
-            <w:pPr>
-              <w:spacing w:line="264" w:lineRule="auto"/>
-            </w:pPr>
-            <w:r>
-              <w:rPr>
-                <w:rFonts w:ascii="Arial" w:hAnsi="Arial"/>
-                <w:b/>
-                <w:color w:val="2563EB"/>
-                <w:sz w:val="17"/>
-              </w:rPr>
-              <w:t>TOTAL GENERAL DEL BACKLOG</w:t>
-            </w:r>
-          </w:p>
-        </w:tc>
-        <w:tc>
-          <w:tcPr>
-            <w:tcW w:type="dxa" w:w="2160"/>
-            <w:shd w:fill="EFF6FF"/>
-            <w:tcMar>
-              <w:top w:w="70" w:type="dxa"/>
-              <w:bottom w:w="70" w:type="dxa"/>
-              <w:left w:w="90" w:type="dxa"/>
-              <w:right w:w="90" w:type="dxa"/>
-            </w:tcMar>
-          </w:tcPr>
-          <w:p>
-            <w:pPr>
-              <w:spacing w:line="264" w:lineRule="auto"/>
-            </w:pPr>
-            <w:r>
-              <w:rPr>
-                <w:rFonts w:ascii="Arial" w:hAnsi="Arial"/>
-                <w:b/>
-                <w:color w:val="2563EB"/>
-                <w:sz w:val="17"/>
-              </w:rPr>
-              <w:t>11 Historias Refinadas</w:t>
-            </w:r>
-          </w:p>
-        </w:tc>
-        <w:tc>
-          <w:tcPr>
-            <w:tcW w:type="dxa" w:w="1872"/>
-            <w:shd w:fill="EFF6FF"/>
-            <w:tcMar>
-              <w:top w:w="70" w:type="dxa"/>
-              <w:bottom w:w="70" w:type="dxa"/>
-              <w:left w:w="90" w:type="dxa"/>
-              <w:right w:w="90" w:type="dxa"/>
-            </w:tcMar>
-          </w:tcPr>
-          <w:p>
-            <w:pPr>
-              <w:spacing w:line="264" w:lineRule="auto"/>
-            </w:pPr>
-            <w:r>
-              <w:rPr>
-                <w:rFonts w:ascii="Arial" w:hAnsi="Arial"/>
-                <w:b/>
-                <w:color w:val="2563EB"/>
-                <w:sz w:val="17"/>
-              </w:rPr>
-              <w:t>-</w:t>
-            </w:r>
-          </w:p>
-        </w:tc>
-        <w:tc>
-          <w:tcPr>
-            <w:tcW w:type="dxa" w:w="1728"/>
-            <w:shd w:fill="EFF6FF"/>
-            <w:tcMar>
-              <w:top w:w="70" w:type="dxa"/>
-              <w:bottom w:w="70" w:type="dxa"/>
-              <w:left w:w="90" w:type="dxa"/>
-              <w:right w:w="90" w:type="dxa"/>
-            </w:tcMar>
-          </w:tcPr>
-          <w:p>
-            <w:pPr>
-              <w:spacing w:line="264" w:lineRule="auto"/>
-            </w:pPr>
-            <w:r>
-              <w:rPr>
-                <w:rFonts w:ascii="Arial" w:hAnsi="Arial"/>
-                <w:b/>
-                <w:color w:val="2563EB"/>
-                <w:sz w:val="17"/>
-              </w:rPr>
-              <w:t>61 SP</w:t>
+              <w:t>{</w:t>
+              <w:br/>
+              <w:t xml:space="preserve">  "porcentaje_logro": "65%",</w:t>
+              <w:br/>
+              <w:t xml:space="preserve">  "feedback": {</w:t>
+              <w:br/>
+              <w:t xml:space="preserve">    "fortalezas": ["Buena estructura", "Argumentos sólidos en sección 2"],</w:t>
+              <w:br/>
+              <w:t xml:space="preserve">    "debilidades": ["Falta profundidad en metodología", "Citas incompletas"],</w:t>
+              <w:br/>
+              <w:t xml:space="preserve">    "recomendaciones": ["Ampliar sección de resultados", "Revisar formato APA"]</w:t>
+              <w:br/>
+              <w:t xml:space="preserve">  },</w:t>
+              <w:br/>
+              <w:t xml:space="preserve">  "deteccion_ia": {</w:t>
+              <w:br/>
+              <w:t xml:space="preserve">    "porcentaje": "45%",</w:t>
+              <w:br/>
+              <w:t xml:space="preserve">    "nivel_confianza": "medio",</w:t>
+              <w:br/>
+              <w:t xml:space="preserve">    "secciones_sospechosas": ["Introducción", "Conclusiones"],</w:t>
+              <w:br/>
+              <w:t xml:space="preserve">    "justificacion": "Estilo uniforme, falta de variabilidad léxica"</w:t>
+              <w:br/>
+              <w:t xml:space="preserve">  },</w:t>
+              <w:br/>
+              <w:t xml:space="preserve">  "desglose_rubrica": {</w:t>
+              <w:br/>
+              <w:t xml:space="preserve">    "contenido": "60%",</w:t>
+              <w:br/>
+              <w:t xml:space="preserve">    "estructura": "70%",</w:t>
+              <w:br/>
+              <w:t xml:space="preserve">    "ortografia": "65%"</w:t>
+              <w:br/>
+              <w:t xml:space="preserve">  },</w:t>
+              <w:br/>
+              <w:t xml:space="preserve">  "evaluacion_respuestas": {</w:t>
+              <w:br/>
+              <w:t xml:space="preserve">    "nivel_rigor_aplicado": "medium",</w:t>
+              <w:br/>
+              <w:t xml:space="preserve">    "porcentaje_coherencia": "70%",</w:t>
+              <w:br/>
+              <w:t xml:space="preserve">    "respuestas_correctas": "7/10",</w:t>
+              <w:br/>
+              <w:t xml:space="preserve">    "preguntas_falladas": [</w:t>
+              <w:br/>
+              <w:t xml:space="preserve">      "P3: Explicar metodología utilizada",</w:t>
+              <w:br/>
+              <w:t xml:space="preserve">      "P8: Justificar elección de muestra"</w:t>
+              <w:br/>
+              <w:t xml:space="preserve">    ],</w:t>
+              <w:br/>
+              <w:t xml:space="preserve">    "observacion_ia": "El estudiante demuestra comprensión parcial del contenido. Se recomienda interrogación oral focalizada.",</w:t>
+              <w:br/>
+              <w:t xml:space="preserve">    "requiere_defensa_oral": true</w:t>
+              <w:br/>
+              <w:t xml:space="preserve">  }</w:t>
+              <w:br/>
+              <w:t>}</w:t>
             </w:r>
           </w:p>
         </w:tc>
       </w:tr>
     </w:tbl>
-    <w:p>
-      <w:pPr>
-        <w:keepNext/>
-        <w:spacing w:before="240" w:after="80"/>
-      </w:pPr>
-      <w:r>
-        <w:rPr>
-          <w:rFonts w:ascii="Arial" w:hAnsi="Arial"/>
-          <w:b/>
-          <w:color w:val="4338CA"/>
-          <w:sz w:val="24"/>
-        </w:rPr>
-        <w:t>4.2 Historias de Usuario Representativas y Criterios de Aceptación (Gherkin)</w:t>
-      </w:r>
-    </w:p>
-    <w:tbl>
-      <w:tblPr>
-        <w:tblW w:type="auto" w:w="0"/>
-        <w:jc w:val="center"/>
-        <w:tblLayout w:type="fixed"/>
-        <w:tblLook w:firstColumn="1" w:firstRow="1" w:lastColumn="0" w:lastRow="0" w:noHBand="0" w:noVBand="1" w:val="04A0"/>
-      </w:tblPr>
-      <w:tblGrid>
-        <w:gridCol w:w="9792"/>
-      </w:tblGrid>
-      <w:tr>
-        <w:tc>
-          <w:tcPr>
-            <w:tcW w:type="dxa" w:w="9792"/>
-            <w:shd w:fill="F8FAFC"/>
-            <w:tcMar>
-              <w:top w:w="140" w:type="dxa"/>
-              <w:bottom w:w="140" w:type="dxa"/>
-              <w:left w:w="180" w:type="dxa"/>
-              <w:right w:w="180" w:type="dxa"/>
-            </w:tcMar>
-            <w:tcBorders>
-              <w:top w:val="single" w:sz="4" w:space="0" w:color="6366F1"/>
-              <w:bottom w:val="single" w:sz="4" w:space="0" w:color="6366F1"/>
-              <w:left w:val="single" w:sz="24" w:space="0" w:color="6366F1"/>
-              <w:right w:val="single" w:sz="4" w:space="0" w:color="6366F1"/>
-            </w:tcBorders>
-          </w:tcPr>
-          <w:p>
-            <w:pPr>
-              <w:spacing w:before="0" w:after="80"/>
-            </w:pPr>
-            <w:r>
-              <w:rPr>
-                <w:rFonts w:ascii="Arial" w:hAnsi="Arial"/>
-                <w:b/>
-                <w:color w:val="4338CA"/>
-                <w:sz w:val="22"/>
-              </w:rPr>
-              <w:t>US-02: Importación de Estudiantes vía CSV (Épica 1 — 5 SP | MUST HAVE)</w:t>
-            </w:r>
-          </w:p>
-          <w:p>
-            <w:pPr>
-              <w:spacing w:before="40" w:after="60" w:line="276" w:lineRule="auto"/>
-            </w:pPr>
-            <w:r>
-              <w:rPr>
-                <w:rFonts w:ascii="Arial" w:hAnsi="Arial"/>
-                <w:b/>
-                <w:color w:val="0F172A"/>
-                <w:sz w:val="19"/>
-              </w:rPr>
-              <w:t xml:space="preserve">Como: </w:t>
-            </w:r>
-            <w:r>
-              <w:rPr>
-                <w:rFonts w:ascii="Arial" w:hAnsi="Arial"/>
-                <w:color w:val="1E293B"/>
-                <w:sz w:val="19"/>
-              </w:rPr>
-              <w:t>Docente o ayudante de cátedra.</w:t>
-            </w:r>
-          </w:p>
-          <w:p>
-            <w:pPr>
-              <w:spacing w:before="40" w:after="60" w:line="276" w:lineRule="auto"/>
-            </w:pPr>
-            <w:r>
-              <w:rPr>
-                <w:rFonts w:ascii="Arial" w:hAnsi="Arial"/>
-                <w:b/>
-                <w:color w:val="0F172A"/>
-                <w:sz w:val="19"/>
-              </w:rPr>
-              <w:t xml:space="preserve">Quiero: </w:t>
-            </w:r>
-            <w:r>
-              <w:rPr>
-                <w:rFonts w:ascii="Arial" w:hAnsi="Arial"/>
-                <w:color w:val="1E293B"/>
-                <w:sz w:val="19"/>
-              </w:rPr>
-              <w:t>Subir un archivo CSV con la lista de mis alumnos (nombre y correo).</w:t>
-            </w:r>
-          </w:p>
-          <w:p>
-            <w:pPr>
-              <w:spacing w:before="40" w:after="60" w:line="276" w:lineRule="auto"/>
-            </w:pPr>
-            <w:r>
-              <w:rPr>
-                <w:rFonts w:ascii="Arial" w:hAnsi="Arial"/>
-                <w:b/>
-                <w:color w:val="0F172A"/>
-                <w:sz w:val="19"/>
-              </w:rPr>
-              <w:t xml:space="preserve">Para: </w:t>
-            </w:r>
-            <w:r>
-              <w:rPr>
-                <w:rFonts w:ascii="Arial" w:hAnsi="Arial"/>
-                <w:color w:val="1E293B"/>
-                <w:sz w:val="19"/>
-              </w:rPr>
-              <w:t>Registrar a toda la sección en segundos sin que ellos deban crear una cuenta.</w:t>
-            </w:r>
-          </w:p>
-          <w:p>
-            <w:pPr>
-              <w:spacing w:before="40" w:after="60" w:line="276" w:lineRule="auto"/>
-            </w:pPr>
-            <w:r>
-              <w:rPr>
-                <w:rFonts w:ascii="Arial" w:hAnsi="Arial"/>
-                <w:color w:val="1E293B"/>
-                <w:sz w:val="19"/>
-              </w:rPr>
-              <w:t>Criterios de Aceptación (Gherkin):</w:t>
-            </w:r>
-          </w:p>
-          <w:p>
-            <w:pPr>
-              <w:spacing w:before="40" w:after="60" w:line="276" w:lineRule="auto"/>
-            </w:pPr>
-            <w:r>
-              <w:rPr>
-                <w:rFonts w:ascii="Arial" w:hAnsi="Arial"/>
-                <w:color w:val="1E293B"/>
-                <w:sz w:val="19"/>
-              </w:rPr>
-              <w:t>• Dado un archivo CSV con formato Nombre,Correo con codificación UTF-8 BOM.</w:t>
-              <w:br/>
-              <w:t>• Cuando el docente lo sube en la pestaña '2. Estudiantes'.</w:t>
-              <w:br/>
-              <w:t>• Entonces el backend procesa las filas, descarta correos duplicados en el curso e informa el total de alumnos creados.</w:t>
-            </w:r>
-          </w:p>
-        </w:tc>
-      </w:tr>
-    </w:tbl>
-    <w:p>
-      <w:pPr>
-        <w:spacing w:before="0" w:after="80"/>
-      </w:pPr>
-    </w:p>
-    <w:tbl>
-      <w:tblPr>
-        <w:tblW w:type="auto" w:w="0"/>
-        <w:jc w:val="center"/>
-        <w:tblLayout w:type="fixed"/>
-        <w:tblLook w:firstColumn="1" w:firstRow="1" w:lastColumn="0" w:lastRow="0" w:noHBand="0" w:noVBand="1" w:val="04A0"/>
-      </w:tblPr>
-      <w:tblGrid>
-        <w:gridCol w:w="9792"/>
-      </w:tblGrid>
-      <w:tr>
-        <w:tc>
-          <w:tcPr>
-            <w:tcW w:type="dxa" w:w="9792"/>
-            <w:shd w:fill="F8FAFC"/>
-            <w:tcMar>
-              <w:top w:w="140" w:type="dxa"/>
-              <w:bottom w:w="140" w:type="dxa"/>
-              <w:left w:w="180" w:type="dxa"/>
-              <w:right w:w="180" w:type="dxa"/>
-            </w:tcMar>
-            <w:tcBorders>
-              <w:top w:val="single" w:sz="4" w:space="0" w:color="6366F1"/>
-              <w:bottom w:val="single" w:sz="4" w:space="0" w:color="6366F1"/>
-              <w:left w:val="single" w:sz="24" w:space="0" w:color="6366F1"/>
-              <w:right w:val="single" w:sz="4" w:space="0" w:color="6366F1"/>
-            </w:tcBorders>
-          </w:tcPr>
-          <w:p>
-            <w:pPr>
-              <w:spacing w:before="0" w:after="80"/>
-            </w:pPr>
-            <w:r>
-              <w:rPr>
-                <w:rFonts w:ascii="Arial" w:hAnsi="Arial"/>
-                <w:b/>
-                <w:color w:val="4338CA"/>
-                <w:sz w:val="22"/>
-              </w:rPr>
-              <w:t>US-05: Análisis Automatizado de Pauta y Detección de IA (Épica 3 — 8 SP | MUST HAVE)</w:t>
-            </w:r>
-          </w:p>
-          <w:p>
-            <w:pPr>
-              <w:spacing w:before="40" w:after="60" w:line="276" w:lineRule="auto"/>
-            </w:pPr>
-            <w:r>
-              <w:rPr>
-                <w:rFonts w:ascii="Arial" w:hAnsi="Arial"/>
-                <w:b/>
-                <w:color w:val="0F172A"/>
-                <w:sz w:val="19"/>
-              </w:rPr>
-              <w:t xml:space="preserve">Como: </w:t>
-            </w:r>
-            <w:r>
-              <w:rPr>
-                <w:rFonts w:ascii="Arial" w:hAnsi="Arial"/>
-                <w:color w:val="1E293B"/>
-                <w:sz w:val="19"/>
-              </w:rPr>
-              <w:t>Profesor evaluador.</w:t>
-            </w:r>
-          </w:p>
-          <w:p>
-            <w:pPr>
-              <w:spacing w:before="40" w:after="60" w:line="276" w:lineRule="auto"/>
-            </w:pPr>
-            <w:r>
-              <w:rPr>
-                <w:rFonts w:ascii="Arial" w:hAnsi="Arial"/>
-                <w:b/>
-                <w:color w:val="0F172A"/>
-                <w:sz w:val="19"/>
-              </w:rPr>
-              <w:t xml:space="preserve">Quiero: </w:t>
-            </w:r>
-            <w:r>
-              <w:rPr>
-                <w:rFonts w:ascii="Arial" w:hAnsi="Arial"/>
-                <w:color w:val="1E293B"/>
-                <w:sz w:val="19"/>
-              </w:rPr>
-              <w:t>Que la IA analice cada trabajo contra la pauta y los materiales de clase.</w:t>
-            </w:r>
-          </w:p>
-          <w:p>
-            <w:pPr>
-              <w:spacing w:before="40" w:after="60" w:line="276" w:lineRule="auto"/>
-            </w:pPr>
-            <w:r>
-              <w:rPr>
-                <w:rFonts w:ascii="Arial" w:hAnsi="Arial"/>
-                <w:b/>
-                <w:color w:val="0F172A"/>
-                <w:sz w:val="19"/>
-              </w:rPr>
-              <w:t xml:space="preserve">Para: </w:t>
-            </w:r>
-            <w:r>
-              <w:rPr>
-                <w:rFonts w:ascii="Arial" w:hAnsi="Arial"/>
-                <w:color w:val="1E293B"/>
-                <w:sz w:val="19"/>
-              </w:rPr>
-              <w:t>Obtener una nota preliminar justificada, desglose por rúbrica y porcentaje de probabilidad de IA.</w:t>
-            </w:r>
-          </w:p>
-          <w:p>
-            <w:pPr>
-              <w:spacing w:before="40" w:after="60" w:line="276" w:lineRule="auto"/>
-            </w:pPr>
-            <w:r>
-              <w:rPr>
-                <w:rFonts w:ascii="Arial" w:hAnsi="Arial"/>
-                <w:color w:val="1E293B"/>
-                <w:sz w:val="19"/>
-              </w:rPr>
-              <w:t>Criterios de Aceptación (Gherkin):</w:t>
-            </w:r>
-          </w:p>
-          <w:p>
-            <w:pPr>
-              <w:spacing w:before="40" w:after="60" w:line="276" w:lineRule="auto"/>
-            </w:pPr>
-            <w:r>
-              <w:rPr>
-                <w:rFonts w:ascii="Arial" w:hAnsi="Arial"/>
-                <w:color w:val="1E293B"/>
-                <w:sz w:val="19"/>
-              </w:rPr>
-              <w:t>• Dado un informe PDF en estado 'processing'.</w:t>
-              <w:br/>
-              <w:t>• Cuando la IA completa el análisis con Claude 3.5 Sonnet.</w:t>
-              <w:br/>
-              <w:t>• Entonces el estado cambia a 'done', persistiendo nota, feedback cualitativo y desglose en BD.</w:t>
-            </w:r>
-          </w:p>
-        </w:tc>
-      </w:tr>
-    </w:tbl>
-    <w:p>
-      <w:pPr>
-        <w:spacing w:before="0" w:after="80"/>
-      </w:pPr>
-    </w:p>
-    <w:tbl>
-      <w:tblPr>
-        <w:tblW w:type="auto" w:w="0"/>
-        <w:jc w:val="center"/>
-        <w:tblLayout w:type="fixed"/>
-        <w:tblLook w:firstColumn="1" w:firstRow="1" w:lastColumn="0" w:lastRow="0" w:noHBand="0" w:noVBand="1" w:val="04A0"/>
-      </w:tblPr>
-      <w:tblGrid>
-        <w:gridCol w:w="9792"/>
-      </w:tblGrid>
-      <w:tr>
-        <w:tc>
-          <w:tcPr>
-            <w:tcW w:type="dxa" w:w="9792"/>
-            <w:shd w:fill="F8FAFC"/>
-            <w:tcMar>
-              <w:top w:w="140" w:type="dxa"/>
-              <w:bottom w:w="140" w:type="dxa"/>
-              <w:left w:w="180" w:type="dxa"/>
-              <w:right w:w="180" w:type="dxa"/>
-            </w:tcMar>
-            <w:tcBorders>
-              <w:top w:val="single" w:sz="4" w:space="0" w:color="6366F1"/>
-              <w:bottom w:val="single" w:sz="4" w:space="0" w:color="6366F1"/>
-              <w:left w:val="single" w:sz="24" w:space="0" w:color="6366F1"/>
-              <w:right w:val="single" w:sz="4" w:space="0" w:color="6366F1"/>
-            </w:tcBorders>
-          </w:tcPr>
-          <w:p>
-            <w:pPr>
-              <w:spacing w:before="0" w:after="80"/>
-            </w:pPr>
-            <w:r>
-              <w:rPr>
-                <w:rFonts w:ascii="Arial" w:hAnsi="Arial"/>
-                <w:b/>
-                <w:color w:val="4338CA"/>
-                <w:sz w:val="22"/>
-              </w:rPr>
-              <w:t>US-08: Despacho Asíncrono de Flash Test por Correo (Épica 5 — 5 SP | MUST HAVE)</w:t>
-            </w:r>
-          </w:p>
-          <w:p>
-            <w:pPr>
-              <w:spacing w:before="40" w:after="60" w:line="276" w:lineRule="auto"/>
-            </w:pPr>
-            <w:r>
-              <w:rPr>
-                <w:rFonts w:ascii="Arial" w:hAnsi="Arial"/>
-                <w:b/>
-                <w:color w:val="0F172A"/>
-                <w:sz w:val="19"/>
-              </w:rPr>
-              <w:t xml:space="preserve">Como: </w:t>
-            </w:r>
-            <w:r>
-              <w:rPr>
-                <w:rFonts w:ascii="Arial" w:hAnsi="Arial"/>
-                <w:color w:val="1E293B"/>
-                <w:sz w:val="19"/>
-              </w:rPr>
-              <w:t>Sistema evaluador.</w:t>
-            </w:r>
-          </w:p>
-          <w:p>
-            <w:pPr>
-              <w:spacing w:before="40" w:after="60" w:line="276" w:lineRule="auto"/>
-            </w:pPr>
-            <w:r>
-              <w:rPr>
-                <w:rFonts w:ascii="Arial" w:hAnsi="Arial"/>
-                <w:b/>
-                <w:color w:val="0F172A"/>
-                <w:sz w:val="19"/>
-              </w:rPr>
-              <w:t xml:space="preserve">Quiero: </w:t>
-            </w:r>
-            <w:r>
-              <w:rPr>
-                <w:rFonts w:ascii="Arial" w:hAnsi="Arial"/>
-                <w:color w:val="1E293B"/>
-                <w:sz w:val="19"/>
-              </w:rPr>
-              <w:t>Enviar un correo HTML institucional con un enlace tokenizado de un solo uso.</w:t>
-            </w:r>
-          </w:p>
-          <w:p>
-            <w:pPr>
-              <w:spacing w:before="40" w:after="60" w:line="276" w:lineRule="auto"/>
-            </w:pPr>
-            <w:r>
-              <w:rPr>
-                <w:rFonts w:ascii="Arial" w:hAnsi="Arial"/>
-                <w:b/>
-                <w:color w:val="0F172A"/>
-                <w:sz w:val="19"/>
-              </w:rPr>
-              <w:t xml:space="preserve">Para: </w:t>
-            </w:r>
-            <w:r>
-              <w:rPr>
-                <w:rFonts w:ascii="Arial" w:hAnsi="Arial"/>
-                <w:color w:val="1E293B"/>
-                <w:sz w:val="19"/>
-              </w:rPr>
-              <w:t>Que el estudiante acceda a rendir su Flash Test seguro sin iniciar sesión.</w:t>
-            </w:r>
-          </w:p>
-          <w:p>
-            <w:pPr>
-              <w:spacing w:before="40" w:after="60" w:line="276" w:lineRule="auto"/>
-            </w:pPr>
-            <w:r>
-              <w:rPr>
-                <w:rFonts w:ascii="Arial" w:hAnsi="Arial"/>
-                <w:color w:val="1E293B"/>
-                <w:sz w:val="19"/>
-              </w:rPr>
-              <w:t>Criterios de Aceptación (Gherkin):</w:t>
-            </w:r>
-          </w:p>
-          <w:p>
-            <w:pPr>
-              <w:spacing w:before="40" w:after="60" w:line="276" w:lineRule="auto"/>
-            </w:pPr>
-            <w:r>
-              <w:rPr>
-                <w:rFonts w:ascii="Arial" w:hAnsi="Arial"/>
-                <w:color w:val="1E293B"/>
-                <w:sz w:val="19"/>
-              </w:rPr>
-              <w:t>• Dado un set de 10 preguntas aprobado por el profesor.</w:t>
-              <w:br/>
-              <w:t>• Cuando se ejecuta send_flash_test().</w:t>
-              <w:br/>
-              <w:t>• Entonces se genera un token UUIDv4 con 48h de vigencia y se despacha el correo vía aiosmtplib.</w:t>
-            </w:r>
-          </w:p>
-        </w:tc>
-      </w:tr>
-    </w:tbl>
-    <w:p>
-      <w:pPr>
-        <w:spacing w:before="0" w:after="80"/>
-      </w:pPr>
-    </w:p>
-    <w:tbl>
-      <w:tblPr>
-        <w:tblW w:type="auto" w:w="0"/>
-        <w:jc w:val="center"/>
-        <w:tblLayout w:type="fixed"/>
-        <w:tblLook w:firstColumn="1" w:firstRow="1" w:lastColumn="0" w:lastRow="0" w:noHBand="0" w:noVBand="1" w:val="04A0"/>
-      </w:tblPr>
-      <w:tblGrid>
-        <w:gridCol w:w="9792"/>
-      </w:tblGrid>
-      <w:tr>
-        <w:tc>
-          <w:tcPr>
-            <w:tcW w:type="dxa" w:w="9792"/>
-            <w:shd w:fill="F8FAFC"/>
-            <w:tcMar>
-              <w:top w:w="140" w:type="dxa"/>
-              <w:bottom w:w="140" w:type="dxa"/>
-              <w:left w:w="180" w:type="dxa"/>
-              <w:right w:w="180" w:type="dxa"/>
-            </w:tcMar>
-            <w:tcBorders>
-              <w:top w:val="single" w:sz="4" w:space="0" w:color="6366F1"/>
-              <w:bottom w:val="single" w:sz="4" w:space="0" w:color="6366F1"/>
-              <w:left w:val="single" w:sz="24" w:space="0" w:color="6366F1"/>
-              <w:right w:val="single" w:sz="4" w:space="0" w:color="6366F1"/>
-            </w:tcBorders>
-          </w:tcPr>
-          <w:p>
-            <w:pPr>
-              <w:spacing w:before="0" w:after="80"/>
-            </w:pPr>
-            <w:r>
-              <w:rPr>
-                <w:rFonts w:ascii="Arial" w:hAnsi="Arial"/>
-                <w:b/>
-                <w:color w:val="4338CA"/>
-                <w:sz w:val="22"/>
-              </w:rPr>
-              <w:t>US-10: Ruteo Inteligente y Agendamiento Automático de Citas (Épica 6 — 5 SP | MUST HAVE)</w:t>
-            </w:r>
-          </w:p>
-          <w:p>
-            <w:pPr>
-              <w:spacing w:before="40" w:after="60" w:line="276" w:lineRule="auto"/>
-            </w:pPr>
-            <w:r>
-              <w:rPr>
-                <w:rFonts w:ascii="Arial" w:hAnsi="Arial"/>
-                <w:b/>
-                <w:color w:val="0F172A"/>
-                <w:sz w:val="19"/>
-              </w:rPr>
-              <w:t xml:space="preserve">Como: </w:t>
-            </w:r>
-            <w:r>
-              <w:rPr>
-                <w:rFonts w:ascii="Arial" w:hAnsi="Arial"/>
-                <w:color w:val="1E293B"/>
-                <w:sz w:val="19"/>
-              </w:rPr>
-              <w:t>Plataforma IntegriEval.</w:t>
-            </w:r>
-          </w:p>
-          <w:p>
-            <w:pPr>
-              <w:spacing w:before="40" w:after="60" w:line="276" w:lineRule="auto"/>
-            </w:pPr>
-            <w:r>
-              <w:rPr>
-                <w:rFonts w:ascii="Arial" w:hAnsi="Arial"/>
-                <w:b/>
-                <w:color w:val="0F172A"/>
-                <w:sz w:val="19"/>
-              </w:rPr>
-              <w:t xml:space="preserve">Quiero: </w:t>
-            </w:r>
-            <w:r>
-              <w:rPr>
-                <w:rFonts w:ascii="Arial" w:hAnsi="Arial"/>
-                <w:color w:val="1E293B"/>
-                <w:sz w:val="19"/>
-              </w:rPr>
-              <w:t>Clasificar el resultado del flash test y agendar una cita en el primer bloque libre del profesor.</w:t>
-            </w:r>
-          </w:p>
-          <w:p>
-            <w:pPr>
-              <w:spacing w:before="40" w:after="60" w:line="276" w:lineRule="auto"/>
-            </w:pPr>
-            <w:r>
-              <w:rPr>
-                <w:rFonts w:ascii="Arial" w:hAnsi="Arial"/>
-                <w:b/>
-                <w:color w:val="0F172A"/>
-                <w:sz w:val="19"/>
-              </w:rPr>
-              <w:t xml:space="preserve">Para: </w:t>
-            </w:r>
-            <w:r>
-              <w:rPr>
-                <w:rFonts w:ascii="Arial" w:hAnsi="Arial"/>
-                <w:color w:val="1E293B"/>
-                <w:sz w:val="19"/>
-              </w:rPr>
-              <w:t>Coordinar la defensa presencial automáticamente si el alumno obtuvo puntaje bajo, alto o aleatorio.</w:t>
-            </w:r>
-          </w:p>
-          <w:p>
-            <w:pPr>
-              <w:spacing w:before="40" w:after="60" w:line="276" w:lineRule="auto"/>
-            </w:pPr>
-            <w:r>
-              <w:rPr>
-                <w:rFonts w:ascii="Arial" w:hAnsi="Arial"/>
-                <w:color w:val="1E293B"/>
-                <w:sz w:val="19"/>
-              </w:rPr>
-              <w:t>Criterios de Aceptación (Gherkin):</w:t>
-            </w:r>
-          </w:p>
-          <w:p>
-            <w:pPr>
-              <w:spacing w:before="40" w:after="60" w:line="276" w:lineRule="auto"/>
-            </w:pPr>
-            <w:r>
-              <w:rPr>
-                <w:rFonts w:ascii="Arial" w:hAnsi="Arial"/>
-                <w:color w:val="1E293B"/>
-                <w:sz w:val="19"/>
-              </w:rPr>
-              <w:t>• Dado un estudiante con score flash del 40% (umbral bajo &lt; 50%).</w:t>
-              <w:br/>
-              <w:t>• Cuando finaliza la sesión del flash test.</w:t>
-              <w:br/>
-              <w:t>• Entonces se marca review_required = True, se asigna el primer bloque disponible del profesor y se envía la notificación de cita por correo.</w:t>
-            </w:r>
-          </w:p>
-        </w:tc>
-      </w:tr>
-    </w:tbl>
-    <w:p>
-      <w:pPr>
-        <w:spacing w:before="0" w:after="80"/>
-      </w:pPr>
-    </w:p>
-    <w:p>
-      <w:pPr>
-        <w:keepNext/>
-        <w:spacing w:before="320" w:after="120"/>
-      </w:pPr>
-      <w:r>
-        <w:rPr>
-          <w:rFonts w:ascii="Arial" w:hAnsi="Arial"/>
-          <w:b/>
-          <w:color w:val="2563EB"/>
-          <w:sz w:val="30"/>
-        </w:rPr>
-        <w:t>5. Conclusiones y Valor Estratégico</w:t>
-      </w:r>
-    </w:p>
-    <w:p>
-      <w:pPr>
-        <w:spacing w:before="0" w:after="100" w:line="276" w:lineRule="auto"/>
-      </w:pPr>
-      <w:r>
-        <w:rPr>
-          <w:rFonts w:ascii="Arial" w:hAnsi="Arial"/>
-          <w:color w:val="0F172A"/>
-          <w:sz w:val="20"/>
-        </w:rPr>
-        <w:t>IntegriEval resuelve la tensión contemporánea entre la adopción de herramientas de IA generativa y la exigencia de certificar competencias académicas fidedignas. Al reemplazar los detectores tradicionales de caja negra por un modelo híbrido de análisis contextualizado, evaluación flash reactiva y defensa oral focalizada, la plataforma optimiza el tiempo docente, garantiza transparencia ética y entrega una experiencia ágil y justa para toda la comunidad universitaria.</w:t>
-      </w:r>
-    </w:p>
     <w:sectPr>
       <w:headerReference w:type="default" r:id="rId9"/>
       <w:footerReference w:type="default" r:id="rId10"/>
       <w:pgSz w:w="12240" w:h="15840"/>
-      <w:pgMar w:top="1224" w:right="1224" w:bottom="1224" w:left="1224" w:header="720" w:footer="720" w:gutter="0"/>
+      <w:pgMar w:top="1152" w:right="1152" w:bottom="1152" w:left="1152" w:header="720" w:footer="720" w:gutter="0"/>
       <w:cols w:space="720"/>
       <w:docGrid w:linePitch="360"/>
     </w:sectPr>
@@ -5900,7 +3208,7 @@
         <w:color w:val="94A3B8"/>
         <w:sz w:val="17"/>
       </w:rPr>
-      <w:t>IntegriEval System — Confidencial / Uso Académico</w:t>
+      <w:t>IntegriEval System — Sebastian Cisternas, Benjamin Sobarzo | Septiembre 2026</w:t>
     </w:r>
   </w:p>
 </w:ftr>
@@ -5919,7 +3227,7 @@
         <w:color w:val="64748B"/>
         <w:sz w:val="17"/>
       </w:rPr>
-      <w:t>IntegriEval — Especificación Formal de Ingeniería de Software | Versión 2.1.0</w:t>
+      <w:t>IntegriEval — Blueprint Maestro de Construcción y Arquitectura (INFO1197)</w:t>
     </w:r>
   </w:p>
 </w:hdr>
